--- a/гм6.docx
+++ b/гм6.docx
@@ -147,7 +147,7 @@
           <w:rFonts w:ascii="Times New Roman" w:eastAsia="Times New Roman" w:hAnsi="Times New Roman" w:cs="Times New Roman"/>
           <w:sz w:val="28"/>
           <w:szCs w:val="28"/>
-          <w:lang w:eastAsia="ru-RU"/>
+          <w:lang w:val="en-US" w:eastAsia="ru-RU"/>
         </w:rPr>
       </w:pPr>
       <w:r>
@@ -162,18 +162,217 @@
     </w:p>
     <w:p>
       <w:pPr>
-        <w:spacing w:after="0" w:line="360" w:lineRule="auto"/>
-        <w:ind w:firstLine="709"/>
-        <w:jc w:val="both"/>
-        <w:rPr>
-          <w:rFonts w:ascii="Times New Roman" w:hAnsi="Times New Roman" w:cs="Times New Roman"/>
-          <w:sz w:val="28"/>
-          <w:szCs w:val="28"/>
-        </w:rPr>
-      </w:pPr>
-      <w:r>
-        <w:rPr>
-          <w:rFonts w:ascii="Times New Roman" w:hAnsi="Times New Roman" w:cs="Times New Roman"/>
+        <w:spacing w:before="100" w:beforeAutospacing="1" w:after="100" w:afterAutospacing="1" w:line="240" w:lineRule="auto"/>
+        <w:ind w:firstLine="705"/>
+        <w:jc w:val="both"/>
+        <w:rPr>
+          <w:rFonts w:ascii="Times New Roman" w:eastAsia="Times New Roman" w:hAnsi="Times New Roman" w:cs="Times New Roman"/>
+          <w:sz w:val="24"/>
+          <w:szCs w:val="24"/>
+          <w:lang w:eastAsia="ru-RU"/>
+        </w:rPr>
+      </w:pPr>
+      <w:r>
+        <w:rPr>
+          <w:rFonts w:ascii="Times New Roman" w:eastAsia="Times New Roman" w:hAnsi="Times New Roman" w:cs="Times New Roman"/>
+          <w:b/>
+          <w:bCs/>
+          <w:sz w:val="28"/>
+          <w:szCs w:val="28"/>
+          <w:lang w:eastAsia="ru-RU"/>
+        </w:rPr>
+        <w:t>Часть 2</w:t>
+      </w:r>
+    </w:p>
+    <w:p>
+      <w:pPr>
+        <w:spacing w:after="0" w:line="360" w:lineRule="auto"/>
+        <w:ind w:firstLine="709"/>
+        <w:contextualSpacing/>
+        <w:jc w:val="both"/>
+        <w:rPr>
+          <w:rFonts w:ascii="Times New Roman" w:eastAsia="Times New Roman" w:hAnsi="Times New Roman" w:cs="Times New Roman"/>
+          <w:sz w:val="28"/>
+          <w:szCs w:val="28"/>
+          <w:lang w:eastAsia="ru-RU"/>
+        </w:rPr>
+      </w:pPr>
+      <w:r>
+        <w:rPr>
+          <w:rFonts w:ascii="Times New Roman" w:eastAsia="Times New Roman" w:hAnsi="Times New Roman" w:cs="Times New Roman"/>
+          <w:sz w:val="28"/>
+          <w:szCs w:val="28"/>
+          <w:lang w:eastAsia="ru-RU"/>
+        </w:rPr>
+        <w:t>1.     Выберите другую игру, либо часть другой игры (уровень, мир, система).</w:t>
+      </w:r>
+    </w:p>
+    <w:p>
+      <w:pPr>
+        <w:spacing w:after="0" w:line="360" w:lineRule="auto"/>
+        <w:ind w:firstLine="709"/>
+        <w:contextualSpacing/>
+        <w:jc w:val="both"/>
+        <w:rPr>
+          <w:rFonts w:ascii="Times New Roman" w:eastAsia="Times New Roman" w:hAnsi="Times New Roman" w:cs="Times New Roman"/>
+          <w:sz w:val="28"/>
+          <w:szCs w:val="28"/>
+          <w:lang w:eastAsia="ru-RU"/>
+        </w:rPr>
+      </w:pPr>
+      <w:r>
+        <w:rPr>
+          <w:rFonts w:ascii="Times New Roman" w:eastAsia="Times New Roman" w:hAnsi="Times New Roman" w:cs="Times New Roman"/>
+          <w:sz w:val="28"/>
+          <w:szCs w:val="28"/>
+          <w:lang w:eastAsia="ru-RU"/>
+        </w:rPr>
+        <w:t>2.     Определите тему изучаемой вами части.</w:t>
+      </w:r>
+    </w:p>
+    <w:p>
+      <w:pPr>
+        <w:spacing w:after="0" w:line="360" w:lineRule="auto"/>
+        <w:ind w:firstLine="709"/>
+        <w:contextualSpacing/>
+        <w:jc w:val="both"/>
+        <w:rPr>
+          <w:rFonts w:ascii="Times New Roman" w:eastAsia="Times New Roman" w:hAnsi="Times New Roman" w:cs="Times New Roman"/>
+          <w:sz w:val="28"/>
+          <w:szCs w:val="28"/>
+          <w:lang w:eastAsia="ru-RU"/>
+        </w:rPr>
+      </w:pPr>
+      <w:r>
+        <w:rPr>
+          <w:rFonts w:ascii="Times New Roman" w:eastAsia="Times New Roman" w:hAnsi="Times New Roman" w:cs="Times New Roman"/>
+          <w:sz w:val="28"/>
+          <w:szCs w:val="28"/>
+          <w:lang w:eastAsia="ru-RU"/>
+        </w:rPr>
+        <w:t xml:space="preserve">3.     Определите элементы </w:t>
+      </w:r>
+      <w:proofErr w:type="spellStart"/>
+      <w:r>
+        <w:rPr>
+          <w:rFonts w:ascii="Times New Roman" w:eastAsia="Times New Roman" w:hAnsi="Times New Roman" w:cs="Times New Roman"/>
+          <w:sz w:val="28"/>
+          <w:szCs w:val="28"/>
+          <w:lang w:eastAsia="ru-RU"/>
+        </w:rPr>
+        <w:t>тетрады</w:t>
+      </w:r>
+      <w:proofErr w:type="spellEnd"/>
+      <w:r>
+        <w:rPr>
+          <w:rFonts w:ascii="Times New Roman" w:eastAsia="Times New Roman" w:hAnsi="Times New Roman" w:cs="Times New Roman"/>
+          <w:sz w:val="28"/>
+          <w:szCs w:val="28"/>
+          <w:lang w:eastAsia="ru-RU"/>
+        </w:rPr>
+        <w:t>, которые поддерживают тему. Укажите только основную информацию.</w:t>
+      </w:r>
+    </w:p>
+    <w:p>
+      <w:pPr>
+        <w:spacing w:after="0" w:line="360" w:lineRule="auto"/>
+        <w:ind w:firstLine="709"/>
+        <w:contextualSpacing/>
+        <w:jc w:val="both"/>
+        <w:rPr>
+          <w:rFonts w:ascii="Times New Roman" w:eastAsia="Times New Roman" w:hAnsi="Times New Roman" w:cs="Times New Roman"/>
+          <w:sz w:val="28"/>
+          <w:szCs w:val="28"/>
+          <w:lang w:eastAsia="ru-RU"/>
+        </w:rPr>
+      </w:pPr>
+      <w:r>
+        <w:rPr>
+          <w:rFonts w:ascii="Times New Roman" w:eastAsia="Times New Roman" w:hAnsi="Times New Roman" w:cs="Times New Roman"/>
+          <w:sz w:val="28"/>
+          <w:szCs w:val="28"/>
+          <w:lang w:eastAsia="ru-RU"/>
+        </w:rPr>
+        <w:t>4.     Приведите примеры связей элементов, которые подкрепляют тему. Старайтесь выделить сильные и значимые связи, а не базовые. Не менее 4 связей, не менее 3 видов.</w:t>
+      </w:r>
+    </w:p>
+    <w:p>
+      <w:pPr>
+        <w:spacing w:after="0" w:line="360" w:lineRule="auto"/>
+        <w:ind w:firstLine="709"/>
+        <w:contextualSpacing/>
+        <w:jc w:val="both"/>
+        <w:rPr>
+          <w:rFonts w:ascii="Times New Roman" w:eastAsia="Times New Roman" w:hAnsi="Times New Roman" w:cs="Times New Roman"/>
+          <w:sz w:val="28"/>
+          <w:szCs w:val="28"/>
+          <w:lang w:eastAsia="ru-RU"/>
+        </w:rPr>
+      </w:pPr>
+      <w:r>
+        <w:rPr>
+          <w:rFonts w:ascii="Times New Roman" w:eastAsia="Times New Roman" w:hAnsi="Times New Roman" w:cs="Times New Roman"/>
+          <w:sz w:val="28"/>
+          <w:szCs w:val="28"/>
+          <w:lang w:eastAsia="ru-RU"/>
+        </w:rPr>
+        <w:t>5.     Приведите примеры, когда элементы игры или их связей противоречат теме. Не менее 2.</w:t>
+      </w:r>
+    </w:p>
+    <w:p>
+      <w:pPr>
+        <w:spacing w:after="0" w:line="360" w:lineRule="auto"/>
+        <w:ind w:firstLine="709"/>
+        <w:contextualSpacing/>
+        <w:jc w:val="both"/>
+        <w:rPr>
+          <w:rFonts w:ascii="Times New Roman" w:eastAsia="Times New Roman" w:hAnsi="Times New Roman" w:cs="Times New Roman"/>
+          <w:sz w:val="28"/>
+          <w:szCs w:val="28"/>
+          <w:lang w:eastAsia="ru-RU"/>
+        </w:rPr>
+      </w:pPr>
+      <w:r>
+        <w:rPr>
+          <w:rFonts w:ascii="Times New Roman" w:eastAsia="Times New Roman" w:hAnsi="Times New Roman" w:cs="Times New Roman"/>
+          <w:sz w:val="28"/>
+          <w:szCs w:val="28"/>
+          <w:lang w:eastAsia="ru-RU"/>
+        </w:rPr>
+        <w:t>6.     Предложите изменения, которые бы могли усилить рассматриваемую вами тему. Не менее 3.</w:t>
+      </w:r>
+    </w:p>
+    <w:p>
+      <w:pPr>
+        <w:spacing w:after="0" w:line="240" w:lineRule="auto"/>
+        <w:ind w:firstLine="709"/>
+        <w:contextualSpacing/>
+        <w:jc w:val="both"/>
+        <w:rPr>
+          <w:rFonts w:ascii="Times New Roman" w:eastAsia="Times New Roman" w:hAnsi="Times New Roman" w:cs="Times New Roman"/>
+          <w:sz w:val="28"/>
+          <w:szCs w:val="28"/>
+          <w:lang w:val="en-US" w:eastAsia="ru-RU"/>
+        </w:rPr>
+      </w:pPr>
+    </w:p>
+    <w:p>
+      <w:pPr>
+        <w:spacing w:after="0" w:line="360" w:lineRule="auto"/>
+        <w:ind w:firstLine="709"/>
+        <w:jc w:val="both"/>
+        <w:rPr>
+          <w:rFonts w:ascii="Times New Roman" w:hAnsi="Times New Roman" w:cs="Times New Roman"/>
+          <w:b/>
+          <w:sz w:val="28"/>
+          <w:szCs w:val="28"/>
+          <w:lang w:val="en-US"/>
+        </w:rPr>
+      </w:pPr>
+      <w:r>
+        <w:rPr>
+          <w:rFonts w:ascii="Times New Roman" w:hAnsi="Times New Roman" w:cs="Times New Roman"/>
+          <w:b/>
           <w:sz w:val="28"/>
           <w:szCs w:val="28"/>
         </w:rPr>
@@ -190,31 +389,307 @@
           <w:b/>
           <w:sz w:val="28"/>
           <w:szCs w:val="28"/>
-        </w:rPr>
-      </w:pPr>
-      <w:r>
-        <w:rPr>
-          <w:rFonts w:ascii="Times New Roman" w:hAnsi="Times New Roman" w:cs="Times New Roman"/>
-          <w:sz w:val="28"/>
-          <w:szCs w:val="28"/>
-        </w:rPr>
-        <w:t xml:space="preserve">Выбранная игра: </w:t>
+          <w:lang w:val="en-US"/>
+        </w:rPr>
+      </w:pPr>
+    </w:p>
+    <w:p>
+      <w:pPr>
+        <w:spacing w:after="0" w:line="360" w:lineRule="auto"/>
+        <w:ind w:firstLine="709"/>
+        <w:jc w:val="both"/>
+        <w:rPr>
+          <w:rFonts w:ascii="Times New Roman" w:hAnsi="Times New Roman" w:cs="Times New Roman"/>
+          <w:b/>
+          <w:sz w:val="28"/>
+          <w:szCs w:val="28"/>
+        </w:rPr>
+      </w:pPr>
+      <w:r>
+        <w:rPr>
+          <w:rFonts w:ascii="Times New Roman" w:hAnsi="Times New Roman" w:cs="Times New Roman"/>
+          <w:b/>
+          <w:sz w:val="28"/>
+          <w:szCs w:val="28"/>
+        </w:rPr>
+        <w:t>Часть 2</w:t>
+      </w:r>
+    </w:p>
+    <w:p>
+      <w:pPr>
+        <w:spacing w:after="0" w:line="360" w:lineRule="auto"/>
+        <w:ind w:firstLine="709"/>
+        <w:jc w:val="both"/>
+        <w:rPr>
+          <w:rFonts w:ascii="Times New Roman" w:hAnsi="Times New Roman" w:cs="Times New Roman"/>
+          <w:b/>
+          <w:sz w:val="28"/>
+          <w:szCs w:val="28"/>
+        </w:rPr>
+      </w:pPr>
+      <w:r>
+        <w:rPr>
+          <w:rFonts w:ascii="Times New Roman" w:hAnsi="Times New Roman" w:cs="Times New Roman"/>
+          <w:sz w:val="28"/>
+          <w:szCs w:val="28"/>
+        </w:rPr>
+        <w:t>Выбранная</w:t>
+      </w:r>
+      <w:r>
+        <w:rPr>
+          <w:rFonts w:ascii="Times New Roman" w:hAnsi="Times New Roman" w:cs="Times New Roman"/>
+          <w:sz w:val="28"/>
+          <w:szCs w:val="28"/>
+          <w:lang w:val="en-US"/>
+        </w:rPr>
+        <w:t xml:space="preserve"> </w:t>
+      </w:r>
+      <w:r>
+        <w:rPr>
+          <w:rFonts w:ascii="Times New Roman" w:hAnsi="Times New Roman" w:cs="Times New Roman"/>
+          <w:sz w:val="28"/>
+          <w:szCs w:val="28"/>
+        </w:rPr>
+        <w:t>игра</w:t>
+      </w:r>
+      <w:r>
+        <w:rPr>
+          <w:rFonts w:ascii="Times New Roman" w:hAnsi="Times New Roman" w:cs="Times New Roman"/>
+          <w:sz w:val="28"/>
+          <w:szCs w:val="28"/>
+          <w:lang w:val="en-US"/>
+        </w:rPr>
+        <w:t xml:space="preserve">: </w:t>
+      </w:r>
+      <w:proofErr w:type="gramStart"/>
+      <w:r>
+        <w:rPr>
+          <w:rFonts w:ascii="Times New Roman" w:hAnsi="Times New Roman" w:cs="Times New Roman"/>
+          <w:b/>
+          <w:sz w:val="28"/>
+          <w:szCs w:val="28"/>
+          <w:lang w:val="en-US"/>
+        </w:rPr>
+        <w:t>Atomic Heart</w:t>
+      </w:r>
+      <w:r>
+        <w:rPr>
+          <w:rFonts w:ascii="Times New Roman" w:hAnsi="Times New Roman" w:cs="Times New Roman"/>
+          <w:b/>
+          <w:sz w:val="28"/>
+          <w:szCs w:val="28"/>
+          <w:lang w:val="en-US"/>
+        </w:rPr>
+        <w:t>.</w:t>
+      </w:r>
+      <w:proofErr w:type="gramEnd"/>
+      <w:r>
+        <w:rPr>
+          <w:rFonts w:ascii="Times New Roman" w:hAnsi="Times New Roman" w:cs="Times New Roman"/>
+          <w:b/>
+          <w:sz w:val="28"/>
+          <w:szCs w:val="28"/>
+          <w:lang w:val="en-US"/>
+        </w:rPr>
+        <w:t xml:space="preserve"> </w:t>
+      </w:r>
+      <w:r>
+        <w:rPr>
+          <w:rFonts w:ascii="Times New Roman" w:hAnsi="Times New Roman" w:cs="Times New Roman"/>
+          <w:b/>
+          <w:sz w:val="28"/>
+          <w:szCs w:val="28"/>
+          <w:lang w:val="en-US"/>
+        </w:rPr>
+        <w:t>Blood on Crystal</w:t>
+      </w:r>
+    </w:p>
+    <w:p>
+      <w:pPr>
+        <w:spacing w:after="0" w:line="360" w:lineRule="auto"/>
+        <w:ind w:firstLine="709"/>
+        <w:jc w:val="both"/>
+        <w:rPr>
+          <w:rFonts w:ascii="Times New Roman" w:hAnsi="Times New Roman" w:cs="Times New Roman"/>
+          <w:sz w:val="28"/>
+          <w:szCs w:val="28"/>
+        </w:rPr>
+      </w:pPr>
+      <w:r>
+        <w:rPr>
+          <w:rFonts w:ascii="Times New Roman" w:hAnsi="Times New Roman" w:cs="Times New Roman"/>
+          <w:sz w:val="28"/>
+          <w:szCs w:val="28"/>
+        </w:rPr>
+        <w:t>Тема: загробный мир</w:t>
+      </w:r>
+    </w:p>
+    <w:p>
+      <w:pPr>
+        <w:spacing w:after="0" w:line="360" w:lineRule="auto"/>
+        <w:ind w:firstLine="708"/>
+        <w:jc w:val="both"/>
+        <w:rPr>
+          <w:rFonts w:ascii="Times New Roman" w:hAnsi="Times New Roman" w:cs="Times New Roman"/>
+          <w:sz w:val="28"/>
+          <w:szCs w:val="28"/>
+        </w:rPr>
+      </w:pPr>
+      <w:r>
+        <w:rPr>
+          <w:rFonts w:ascii="Times New Roman" w:hAnsi="Times New Roman" w:cs="Times New Roman"/>
+          <w:sz w:val="28"/>
+          <w:szCs w:val="28"/>
+        </w:rPr>
+        <w:lastRenderedPageBreak/>
+        <w:t>Тема загробного мира показана через ассоциации с древнеегипетской мифологией: Стикс</w:t>
+      </w:r>
+      <w:r>
+        <w:rPr>
+          <w:rFonts w:ascii="Times New Roman" w:hAnsi="Times New Roman" w:cs="Times New Roman"/>
+          <w:sz w:val="28"/>
+          <w:szCs w:val="28"/>
+        </w:rPr>
+        <w:t xml:space="preserve"> для перевоза грузов, д</w:t>
+      </w:r>
+      <w:r>
+        <w:rPr>
+          <w:rFonts w:ascii="Times New Roman" w:hAnsi="Times New Roman" w:cs="Times New Roman"/>
+          <w:sz w:val="28"/>
+          <w:szCs w:val="28"/>
+        </w:rPr>
+        <w:t>ома в виде пирамид, большая часть интерьера выполн</w:t>
+      </w:r>
+      <w:r>
+        <w:rPr>
+          <w:rFonts w:ascii="Times New Roman" w:hAnsi="Times New Roman" w:cs="Times New Roman"/>
+          <w:sz w:val="28"/>
+          <w:szCs w:val="28"/>
+        </w:rPr>
+        <w:t>ена в древнеегипетской эстетике и т.д.</w:t>
+      </w:r>
+      <w:r>
+        <w:rPr>
+          <w:rFonts w:ascii="Times New Roman" w:hAnsi="Times New Roman" w:cs="Times New Roman"/>
+          <w:sz w:val="28"/>
+          <w:szCs w:val="28"/>
+        </w:rPr>
+        <w:t xml:space="preserve"> </w:t>
+      </w:r>
+      <w:r>
+        <w:rPr>
+          <w:rFonts w:ascii="Times New Roman" w:hAnsi="Times New Roman" w:cs="Times New Roman"/>
+          <w:sz w:val="28"/>
+          <w:szCs w:val="28"/>
+        </w:rPr>
+        <w:t>Даже в записях в груше мы можем заметить отсылки на египетских богов (</w:t>
       </w:r>
       <w:proofErr w:type="spellStart"/>
       <w:r>
         <w:rPr>
           <w:rFonts w:ascii="Times New Roman" w:hAnsi="Times New Roman" w:cs="Times New Roman"/>
-          <w:b/>
-          <w:sz w:val="28"/>
-          <w:szCs w:val="28"/>
-        </w:rPr>
-        <w:t>Atomic</w:t>
+          <w:sz w:val="28"/>
+          <w:szCs w:val="28"/>
+        </w:rPr>
+        <w:t>Тотенберг</w:t>
       </w:r>
       <w:proofErr w:type="spellEnd"/>
       <w:r>
         <w:rPr>
           <w:rFonts w:ascii="Times New Roman" w:hAnsi="Times New Roman" w:cs="Times New Roman"/>
-          <w:b/>
+          <w:sz w:val="28"/>
+          <w:szCs w:val="28"/>
+        </w:rPr>
+        <w:t>).</w:t>
+      </w:r>
+    </w:p>
+    <w:p>
+      <w:pPr>
+        <w:spacing w:after="0" w:line="360" w:lineRule="auto"/>
+        <w:ind w:firstLine="709"/>
+        <w:jc w:val="both"/>
+        <w:rPr>
+          <w:rFonts w:ascii="Times New Roman" w:hAnsi="Times New Roman" w:cs="Times New Roman"/>
+          <w:sz w:val="28"/>
+          <w:szCs w:val="28"/>
+        </w:rPr>
+      </w:pPr>
+      <w:r>
+        <w:rPr>
+          <w:rFonts w:ascii="Times New Roman" w:hAnsi="Times New Roman" w:cs="Times New Roman"/>
+          <w:sz w:val="28"/>
+          <w:szCs w:val="28"/>
+        </w:rPr>
+        <w:t>Герои попадают в комплекс проплыва в «саркофагах» по «Стиксу», как бы попав в загробный мир. А одной из главных целей персонажей является спасение академика Сеченова, как бы возвращая его душу в тело.</w:t>
+      </w:r>
+    </w:p>
+    <w:p>
+      <w:pPr>
+        <w:spacing w:after="0" w:line="360" w:lineRule="auto"/>
+        <w:ind w:firstLine="709"/>
+        <w:jc w:val="both"/>
+        <w:rPr>
+          <w:rFonts w:ascii="Times New Roman" w:hAnsi="Times New Roman" w:cs="Times New Roman"/>
+          <w:sz w:val="28"/>
+          <w:szCs w:val="28"/>
+        </w:rPr>
+      </w:pPr>
+      <w:proofErr w:type="gramStart"/>
+      <w:r>
+        <w:rPr>
+          <w:rFonts w:ascii="Times New Roman" w:hAnsi="Times New Roman" w:cs="Times New Roman"/>
+          <w:sz w:val="28"/>
+          <w:szCs w:val="28"/>
+        </w:rPr>
+        <w:t>Новый</w:t>
+      </w:r>
+      <w:proofErr w:type="gramEnd"/>
+      <w:r>
+        <w:rPr>
+          <w:rFonts w:ascii="Times New Roman" w:hAnsi="Times New Roman" w:cs="Times New Roman"/>
+          <w:sz w:val="28"/>
+          <w:szCs w:val="28"/>
+        </w:rPr>
+        <w:t xml:space="preserve"> враги и </w:t>
+      </w:r>
+      <w:r>
+        <w:rPr>
+          <w:rFonts w:ascii="Times New Roman" w:hAnsi="Times New Roman" w:cs="Times New Roman"/>
+          <w:sz w:val="28"/>
+          <w:szCs w:val="28"/>
+          <w:lang w:val="en-US"/>
+        </w:rPr>
+        <w:t>NPC</w:t>
+      </w:r>
+      <w:r>
+        <w:rPr>
+          <w:rFonts w:ascii="Times New Roman" w:hAnsi="Times New Roman" w:cs="Times New Roman"/>
+          <w:sz w:val="28"/>
+          <w:szCs w:val="28"/>
+        </w:rPr>
+        <w:t xml:space="preserve"> – </w:t>
+      </w:r>
+      <w:proofErr w:type="spellStart"/>
+      <w:r>
+        <w:rPr>
+          <w:rFonts w:ascii="Times New Roman" w:hAnsi="Times New Roman" w:cs="Times New Roman"/>
+          <w:sz w:val="28"/>
+          <w:szCs w:val="28"/>
+        </w:rPr>
+        <w:t>полиморфы</w:t>
+      </w:r>
+      <w:proofErr w:type="spellEnd"/>
+      <w:r>
+        <w:rPr>
+          <w:rFonts w:ascii="Times New Roman" w:hAnsi="Times New Roman" w:cs="Times New Roman"/>
+          <w:sz w:val="28"/>
+          <w:szCs w:val="28"/>
+        </w:rPr>
+        <w:t>.</w:t>
+      </w:r>
+      <w:r>
+        <w:rPr>
+          <w:rFonts w:ascii="Times New Roman" w:hAnsi="Times New Roman" w:cs="Times New Roman"/>
           <w:sz w:val="28"/>
           <w:szCs w:val="28"/>
         </w:rPr>
@@ -224,496 +699,97 @@
       <w:r>
         <w:rPr>
           <w:rFonts w:ascii="Times New Roman" w:hAnsi="Times New Roman" w:cs="Times New Roman"/>
-          <w:b/>
-          <w:sz w:val="28"/>
-          <w:szCs w:val="28"/>
-        </w:rPr>
-        <w:t>Heart</w:t>
+          <w:sz w:val="28"/>
+          <w:szCs w:val="28"/>
+        </w:rPr>
+        <w:t>Полиморфы</w:t>
       </w:r>
       <w:proofErr w:type="spellEnd"/>
-    </w:p>
-    <w:p>
-      <w:pPr>
-        <w:spacing w:after="0" w:line="360" w:lineRule="auto"/>
-        <w:ind w:firstLine="709"/>
-        <w:jc w:val="both"/>
-        <w:rPr>
-          <w:rFonts w:ascii="Times New Roman" w:hAnsi="Times New Roman" w:cs="Times New Roman"/>
-          <w:b/>
-          <w:sz w:val="28"/>
-          <w:szCs w:val="28"/>
-        </w:rPr>
-      </w:pPr>
-    </w:p>
-    <w:p>
-      <w:pPr>
-        <w:spacing w:after="0" w:line="360" w:lineRule="auto"/>
-        <w:jc w:val="center"/>
-        <w:rPr>
-          <w:rFonts w:ascii="Times New Roman" w:hAnsi="Times New Roman" w:cs="Times New Roman"/>
-          <w:b/>
-          <w:sz w:val="28"/>
-          <w:szCs w:val="28"/>
-        </w:rPr>
-      </w:pPr>
+      <w:r>
+        <w:rPr>
+          <w:rFonts w:ascii="Times New Roman" w:hAnsi="Times New Roman" w:cs="Times New Roman"/>
+          <w:sz w:val="28"/>
+          <w:szCs w:val="28"/>
+        </w:rPr>
+        <w:t xml:space="preserve"> являются </w:t>
+      </w:r>
+      <w:proofErr w:type="gramStart"/>
+      <w:r>
+        <w:rPr>
+          <w:rFonts w:ascii="Times New Roman" w:hAnsi="Times New Roman" w:cs="Times New Roman"/>
+          <w:sz w:val="28"/>
+          <w:szCs w:val="28"/>
+        </w:rPr>
+        <w:t>новым</w:t>
+      </w:r>
+      <w:proofErr w:type="gramEnd"/>
+      <w:r>
+        <w:rPr>
+          <w:rFonts w:ascii="Times New Roman" w:hAnsi="Times New Roman" w:cs="Times New Roman"/>
+          <w:sz w:val="28"/>
+          <w:szCs w:val="28"/>
+        </w:rPr>
+        <w:t xml:space="preserve"> искусственно созданным видом людей. </w:t>
+      </w:r>
+      <w:proofErr w:type="gramStart"/>
+      <w:r>
+        <w:rPr>
+          <w:rFonts w:ascii="Times New Roman" w:hAnsi="Times New Roman" w:cs="Times New Roman"/>
+          <w:sz w:val="28"/>
+          <w:szCs w:val="28"/>
+        </w:rPr>
+        <w:t>Фактически это сознания людей перенесенные из старых земных тел в новые полупрозрачные, не нуждающиеся ни в еде, ни в</w:t>
+      </w:r>
+      <w:r>
+        <w:rPr>
+          <w:rFonts w:ascii="Times New Roman" w:hAnsi="Times New Roman" w:cs="Times New Roman"/>
+          <w:sz w:val="28"/>
+          <w:szCs w:val="28"/>
+        </w:rPr>
+        <w:t>о</w:t>
+      </w:r>
+      <w:r>
+        <w:rPr>
+          <w:rFonts w:ascii="Times New Roman" w:hAnsi="Times New Roman" w:cs="Times New Roman"/>
+          <w:sz w:val="28"/>
+          <w:szCs w:val="28"/>
+        </w:rPr>
+        <w:t xml:space="preserve"> сне.</w:t>
+      </w:r>
+      <w:proofErr w:type="gramEnd"/>
+      <w:r>
+        <w:rPr>
+          <w:rFonts w:ascii="Times New Roman" w:hAnsi="Times New Roman" w:cs="Times New Roman"/>
+          <w:sz w:val="28"/>
+          <w:szCs w:val="28"/>
+        </w:rPr>
+        <w:t xml:space="preserve"> Они подобны призракам в своих прозрачных телах. </w:t>
+      </w:r>
+      <w:r>
+        <w:rPr>
+          <w:rFonts w:ascii="Times New Roman" w:hAnsi="Times New Roman" w:cs="Times New Roman"/>
+          <w:sz w:val="28"/>
+          <w:szCs w:val="28"/>
+        </w:rPr>
+        <w:t xml:space="preserve">Некоторые </w:t>
+      </w:r>
       <w:proofErr w:type="spellStart"/>
       <w:r>
         <w:rPr>
           <w:rFonts w:ascii="Times New Roman" w:hAnsi="Times New Roman" w:cs="Times New Roman"/>
-          <w:b/>
-          <w:sz w:val="28"/>
-          <w:szCs w:val="28"/>
-        </w:rPr>
-        <w:t>Тетрада</w:t>
+          <w:sz w:val="28"/>
+          <w:szCs w:val="28"/>
+        </w:rPr>
+        <w:t>полиморфы</w:t>
       </w:r>
       <w:proofErr w:type="spellEnd"/>
-    </w:p>
-    <w:p>
-      <w:pPr>
-        <w:spacing w:after="0" w:line="360" w:lineRule="auto"/>
-        <w:ind w:firstLine="709"/>
-        <w:jc w:val="both"/>
-        <w:rPr>
-          <w:rFonts w:ascii="Times New Roman" w:hAnsi="Times New Roman" w:cs="Times New Roman"/>
-          <w:sz w:val="28"/>
-          <w:szCs w:val="28"/>
-        </w:rPr>
-      </w:pPr>
-      <w:r>
-        <w:rPr>
-          <w:rFonts w:ascii="Times New Roman" w:hAnsi="Times New Roman" w:cs="Times New Roman"/>
-          <w:b/>
-          <w:sz w:val="28"/>
-          <w:szCs w:val="28"/>
-        </w:rPr>
-        <w:t>Эстетика</w:t>
-      </w:r>
-      <w:r>
-        <w:rPr>
-          <w:rFonts w:ascii="Times New Roman" w:hAnsi="Times New Roman" w:cs="Times New Roman"/>
-          <w:sz w:val="28"/>
-          <w:szCs w:val="28"/>
-        </w:rPr>
-        <w:t>:</w:t>
-      </w:r>
-    </w:p>
-    <w:p>
-      <w:pPr>
-        <w:spacing w:after="0" w:line="360" w:lineRule="auto"/>
-        <w:ind w:firstLine="709"/>
-        <w:jc w:val="both"/>
-        <w:rPr>
-          <w:rFonts w:ascii="Times New Roman" w:hAnsi="Times New Roman" w:cs="Times New Roman"/>
-          <w:sz w:val="28"/>
-          <w:szCs w:val="28"/>
-        </w:rPr>
-      </w:pPr>
-      <w:proofErr w:type="spellStart"/>
-      <w:r>
-        <w:rPr>
-          <w:rFonts w:ascii="Times New Roman" w:hAnsi="Times New Roman" w:cs="Times New Roman"/>
-          <w:sz w:val="28"/>
-          <w:szCs w:val="28"/>
-        </w:rPr>
-        <w:t>Визуал</w:t>
-      </w:r>
-      <w:proofErr w:type="spellEnd"/>
-      <w:r>
-        <w:rPr>
-          <w:rFonts w:ascii="Times New Roman" w:hAnsi="Times New Roman" w:cs="Times New Roman"/>
-          <w:sz w:val="28"/>
-          <w:szCs w:val="28"/>
-        </w:rPr>
-        <w:t xml:space="preserve">: </w:t>
-      </w:r>
-      <w:proofErr w:type="spellStart"/>
-      <w:r>
-        <w:rPr>
-          <w:rFonts w:ascii="Times New Roman" w:hAnsi="Times New Roman" w:cs="Times New Roman"/>
-          <w:sz w:val="28"/>
-          <w:szCs w:val="28"/>
-        </w:rPr>
-        <w:t>ретрофутуризм</w:t>
-      </w:r>
-      <w:proofErr w:type="spellEnd"/>
-      <w:r>
-        <w:rPr>
-          <w:rFonts w:ascii="Times New Roman" w:hAnsi="Times New Roman" w:cs="Times New Roman"/>
-          <w:sz w:val="28"/>
-          <w:szCs w:val="28"/>
-        </w:rPr>
-        <w:t xml:space="preserve">, </w:t>
-      </w:r>
-      <w:proofErr w:type="spellStart"/>
-      <w:r>
-        <w:rPr>
-          <w:rFonts w:ascii="Times New Roman" w:hAnsi="Times New Roman" w:cs="Times New Roman"/>
-          <w:sz w:val="28"/>
-          <w:szCs w:val="28"/>
-        </w:rPr>
-        <w:t>советпанк</w:t>
-      </w:r>
-      <w:proofErr w:type="spellEnd"/>
-      <w:r>
-        <w:rPr>
-          <w:rFonts w:ascii="Times New Roman" w:hAnsi="Times New Roman" w:cs="Times New Roman"/>
-          <w:sz w:val="28"/>
-          <w:szCs w:val="28"/>
-        </w:rPr>
-        <w:t xml:space="preserve">, </w:t>
-      </w:r>
-      <w:r>
-        <w:rPr>
-          <w:rFonts w:ascii="Times New Roman" w:hAnsi="Times New Roman" w:cs="Times New Roman"/>
-          <w:sz w:val="28"/>
-          <w:szCs w:val="28"/>
-        </w:rPr>
-        <w:t xml:space="preserve">СССР 50-х, </w:t>
-      </w:r>
-      <w:r>
-        <w:rPr>
-          <w:rFonts w:ascii="Times New Roman" w:hAnsi="Times New Roman" w:cs="Times New Roman"/>
-          <w:sz w:val="28"/>
-          <w:szCs w:val="28"/>
-        </w:rPr>
-        <w:t>сталинский ампир, роботы</w:t>
-      </w:r>
-      <w:r>
-        <w:rPr>
-          <w:rFonts w:ascii="Times New Roman" w:hAnsi="Times New Roman" w:cs="Times New Roman"/>
-          <w:sz w:val="28"/>
-          <w:szCs w:val="28"/>
-        </w:rPr>
-        <w:t>.</w:t>
-      </w:r>
-    </w:p>
-    <w:p>
-      <w:pPr>
-        <w:spacing w:after="0" w:line="360" w:lineRule="auto"/>
-        <w:ind w:firstLine="709"/>
-        <w:jc w:val="both"/>
-        <w:rPr>
-          <w:rFonts w:ascii="Times New Roman" w:hAnsi="Times New Roman" w:cs="Times New Roman"/>
-          <w:sz w:val="28"/>
-          <w:szCs w:val="28"/>
-        </w:rPr>
-      </w:pPr>
-      <w:r>
-        <w:rPr>
-          <w:rFonts w:ascii="Times New Roman" w:hAnsi="Times New Roman" w:cs="Times New Roman"/>
-          <w:sz w:val="28"/>
-          <w:szCs w:val="28"/>
-        </w:rPr>
-        <w:t xml:space="preserve">Звук/музыка: </w:t>
-      </w:r>
-      <w:r>
-        <w:rPr>
-          <w:rFonts w:ascii="Times New Roman" w:hAnsi="Times New Roman" w:cs="Times New Roman"/>
-          <w:sz w:val="28"/>
-          <w:szCs w:val="28"/>
-        </w:rPr>
-        <w:t xml:space="preserve">электронная музыка, ремиксы советских песен, </w:t>
-      </w:r>
-      <w:proofErr w:type="spellStart"/>
-      <w:r>
-        <w:rPr>
-          <w:rFonts w:ascii="Times New Roman" w:hAnsi="Times New Roman" w:cs="Times New Roman"/>
-          <w:sz w:val="28"/>
-          <w:szCs w:val="28"/>
-        </w:rPr>
-        <w:t>фонк</w:t>
-      </w:r>
-      <w:proofErr w:type="spellEnd"/>
-      <w:r>
-        <w:rPr>
-          <w:rFonts w:ascii="Times New Roman" w:hAnsi="Times New Roman" w:cs="Times New Roman"/>
-          <w:sz w:val="28"/>
-          <w:szCs w:val="28"/>
-        </w:rPr>
-        <w:t xml:space="preserve"> и метал.</w:t>
-      </w:r>
-    </w:p>
-    <w:p>
-      <w:pPr>
-        <w:spacing w:after="0" w:line="360" w:lineRule="auto"/>
-        <w:ind w:firstLine="709"/>
-        <w:jc w:val="both"/>
-        <w:rPr>
-          <w:rFonts w:ascii="Times New Roman" w:hAnsi="Times New Roman" w:cs="Times New Roman"/>
-          <w:sz w:val="28"/>
-          <w:szCs w:val="28"/>
-        </w:rPr>
-      </w:pPr>
-      <w:r>
-        <w:rPr>
-          <w:rFonts w:ascii="Times New Roman" w:hAnsi="Times New Roman" w:cs="Times New Roman"/>
-          <w:b/>
-          <w:sz w:val="28"/>
-          <w:szCs w:val="28"/>
-        </w:rPr>
-        <w:t>Механика</w:t>
-      </w:r>
-      <w:r>
-        <w:rPr>
-          <w:rFonts w:ascii="Times New Roman" w:hAnsi="Times New Roman" w:cs="Times New Roman"/>
-          <w:sz w:val="28"/>
-          <w:szCs w:val="28"/>
-        </w:rPr>
-        <w:t>:</w:t>
-      </w:r>
-    </w:p>
-    <w:p>
-      <w:pPr>
-        <w:spacing w:after="0" w:line="360" w:lineRule="auto"/>
-        <w:ind w:firstLine="709"/>
-        <w:jc w:val="both"/>
-        <w:rPr>
-          <w:rFonts w:ascii="Times New Roman" w:hAnsi="Times New Roman" w:cs="Times New Roman"/>
-          <w:sz w:val="28"/>
-          <w:szCs w:val="28"/>
-        </w:rPr>
-      </w:pPr>
-      <w:proofErr w:type="spellStart"/>
-      <w:r>
-        <w:rPr>
-          <w:rFonts w:ascii="Times New Roman" w:hAnsi="Times New Roman" w:cs="Times New Roman"/>
-          <w:sz w:val="28"/>
-          <w:szCs w:val="28"/>
-        </w:rPr>
-        <w:t>Шутер</w:t>
-      </w:r>
-      <w:proofErr w:type="spellEnd"/>
-      <w:r>
-        <w:rPr>
-          <w:rFonts w:ascii="Times New Roman" w:hAnsi="Times New Roman" w:cs="Times New Roman"/>
-          <w:sz w:val="28"/>
-          <w:szCs w:val="28"/>
-        </w:rPr>
-        <w:t xml:space="preserve"> от первого лица с элементами ролевой игры: б</w:t>
-      </w:r>
-      <w:r>
-        <w:rPr>
-          <w:rFonts w:ascii="Times New Roman" w:hAnsi="Times New Roman" w:cs="Times New Roman"/>
-          <w:sz w:val="28"/>
-          <w:szCs w:val="28"/>
-        </w:rPr>
-        <w:t xml:space="preserve">лижний и дальний бой, способности перчатки, </w:t>
-      </w:r>
-      <w:proofErr w:type="spellStart"/>
-      <w:r>
-        <w:rPr>
-          <w:rFonts w:ascii="Times New Roman" w:hAnsi="Times New Roman" w:cs="Times New Roman"/>
-          <w:sz w:val="28"/>
-          <w:szCs w:val="28"/>
-        </w:rPr>
-        <w:t>крафт</w:t>
-      </w:r>
-      <w:proofErr w:type="spellEnd"/>
-      <w:r>
-        <w:rPr>
-          <w:rFonts w:ascii="Times New Roman" w:hAnsi="Times New Roman" w:cs="Times New Roman"/>
-          <w:sz w:val="28"/>
-          <w:szCs w:val="28"/>
-        </w:rPr>
-        <w:t xml:space="preserve"> и прокачка</w:t>
-      </w:r>
-      <w:r>
-        <w:rPr>
-          <w:rFonts w:ascii="Times New Roman" w:hAnsi="Times New Roman" w:cs="Times New Roman"/>
-          <w:sz w:val="28"/>
-          <w:szCs w:val="28"/>
-        </w:rPr>
-        <w:t>.</w:t>
-      </w:r>
-    </w:p>
-    <w:p>
-      <w:pPr>
-        <w:spacing w:after="0" w:line="360" w:lineRule="auto"/>
-        <w:ind w:firstLine="709"/>
-        <w:jc w:val="both"/>
-        <w:rPr>
-          <w:rFonts w:ascii="Times New Roman" w:hAnsi="Times New Roman" w:cs="Times New Roman"/>
-          <w:sz w:val="28"/>
-          <w:szCs w:val="28"/>
-        </w:rPr>
-      </w:pPr>
-      <w:r>
-        <w:rPr>
-          <w:rFonts w:ascii="Times New Roman" w:hAnsi="Times New Roman" w:cs="Times New Roman"/>
-          <w:b/>
-          <w:sz w:val="28"/>
-          <w:szCs w:val="28"/>
-        </w:rPr>
-        <w:t>Контекст</w:t>
-      </w:r>
-      <w:r>
-        <w:rPr>
-          <w:rFonts w:ascii="Times New Roman" w:hAnsi="Times New Roman" w:cs="Times New Roman"/>
-          <w:sz w:val="28"/>
-          <w:szCs w:val="28"/>
-        </w:rPr>
-        <w:t>:</w:t>
-      </w:r>
-    </w:p>
-    <w:p>
-      <w:pPr>
-        <w:spacing w:after="0" w:line="360" w:lineRule="auto"/>
-        <w:ind w:firstLine="709"/>
-        <w:jc w:val="both"/>
-        <w:rPr>
-          <w:rFonts w:ascii="Times New Roman" w:hAnsi="Times New Roman" w:cs="Times New Roman"/>
-          <w:sz w:val="28"/>
-          <w:szCs w:val="28"/>
-        </w:rPr>
-      </w:pPr>
-      <w:r>
-        <w:rPr>
-          <w:rFonts w:ascii="Times New Roman" w:hAnsi="Times New Roman" w:cs="Times New Roman"/>
-          <w:sz w:val="28"/>
-          <w:szCs w:val="28"/>
-        </w:rPr>
-        <w:t xml:space="preserve">Действие </w:t>
-      </w:r>
-      <w:proofErr w:type="spellStart"/>
-      <w:r>
-        <w:rPr>
-          <w:rFonts w:ascii="Times New Roman" w:hAnsi="Times New Roman" w:cs="Times New Roman"/>
-          <w:iCs/>
-          <w:sz w:val="28"/>
-          <w:szCs w:val="28"/>
-        </w:rPr>
-        <w:t>Atomic</w:t>
-      </w:r>
-      <w:proofErr w:type="spellEnd"/>
-      <w:r>
-        <w:rPr>
-          <w:rFonts w:ascii="Times New Roman" w:hAnsi="Times New Roman" w:cs="Times New Roman"/>
-          <w:iCs/>
-          <w:sz w:val="28"/>
-          <w:szCs w:val="28"/>
-        </w:rPr>
-        <w:t xml:space="preserve"> </w:t>
-      </w:r>
-      <w:proofErr w:type="spellStart"/>
-      <w:r>
-        <w:rPr>
-          <w:rFonts w:ascii="Times New Roman" w:hAnsi="Times New Roman" w:cs="Times New Roman"/>
-          <w:iCs/>
-          <w:sz w:val="28"/>
-          <w:szCs w:val="28"/>
-        </w:rPr>
-        <w:t>Heart</w:t>
-      </w:r>
-      <w:proofErr w:type="spellEnd"/>
-      <w:r>
-        <w:rPr>
-          <w:rFonts w:ascii="Times New Roman" w:hAnsi="Times New Roman" w:cs="Times New Roman"/>
-          <w:sz w:val="28"/>
-          <w:szCs w:val="28"/>
-        </w:rPr>
-        <w:t xml:space="preserve"> происходит в </w:t>
-      </w:r>
-      <w:hyperlink r:id="rId6" w:tooltip="Альтернативная история" w:history="1">
-        <w:r>
-          <w:rPr>
-            <w:rFonts w:ascii="Times New Roman" w:hAnsi="Times New Roman" w:cs="Times New Roman"/>
-            <w:sz w:val="28"/>
-            <w:szCs w:val="28"/>
-          </w:rPr>
-          <w:t>альтернативном</w:t>
-        </w:r>
-      </w:hyperlink>
-      <w:r>
-        <w:rPr>
-          <w:rFonts w:ascii="Times New Roman" w:hAnsi="Times New Roman" w:cs="Times New Roman"/>
-          <w:sz w:val="28"/>
-          <w:szCs w:val="28"/>
-        </w:rPr>
-        <w:t xml:space="preserve"> </w:t>
-      </w:r>
-      <w:hyperlink r:id="rId7" w:tooltip="Союз Советских Социалистических Республик" w:history="1">
-        <w:r>
-          <w:rPr>
-            <w:rFonts w:ascii="Times New Roman" w:hAnsi="Times New Roman" w:cs="Times New Roman"/>
-            <w:sz w:val="28"/>
-            <w:szCs w:val="28"/>
-          </w:rPr>
-          <w:t>СССР</w:t>
-        </w:r>
-      </w:hyperlink>
-      <w:r>
-        <w:rPr>
-          <w:rFonts w:ascii="Times New Roman" w:hAnsi="Times New Roman" w:cs="Times New Roman"/>
-          <w:sz w:val="28"/>
-          <w:szCs w:val="28"/>
-        </w:rPr>
-        <w:t xml:space="preserve">, в котором страна вышла на массовое производство </w:t>
-      </w:r>
-      <w:hyperlink r:id="rId8" w:tooltip="Робот" w:history="1">
-        <w:r>
-          <w:rPr>
-            <w:rFonts w:ascii="Times New Roman" w:hAnsi="Times New Roman" w:cs="Times New Roman"/>
-            <w:sz w:val="28"/>
-            <w:szCs w:val="28"/>
-          </w:rPr>
-          <w:t>роботов</w:t>
-        </w:r>
-      </w:hyperlink>
-      <w:r>
-        <w:rPr>
-          <w:rFonts w:ascii="Times New Roman" w:hAnsi="Times New Roman" w:cs="Times New Roman"/>
-          <w:sz w:val="28"/>
-          <w:szCs w:val="28"/>
-        </w:rPr>
-        <w:t xml:space="preserve">, обслуживающих население страны. По неизвестной причине роботы на объекте вышли из строя и </w:t>
-      </w:r>
-      <w:r>
-        <w:rPr>
-          <w:rFonts w:ascii="Times New Roman" w:hAnsi="Times New Roman" w:cs="Times New Roman"/>
-          <w:sz w:val="28"/>
-          <w:szCs w:val="28"/>
-        </w:rPr>
-        <w:t>начали нападать на людей</w:t>
-      </w:r>
-      <w:r>
-        <w:rPr>
-          <w:rFonts w:ascii="Times New Roman" w:hAnsi="Times New Roman" w:cs="Times New Roman"/>
-          <w:sz w:val="28"/>
-          <w:szCs w:val="28"/>
-        </w:rPr>
-        <w:t xml:space="preserve">. </w:t>
-      </w:r>
-      <w:r>
-        <w:rPr>
-          <w:rFonts w:ascii="Times New Roman" w:hAnsi="Times New Roman" w:cs="Times New Roman"/>
-          <w:sz w:val="28"/>
-          <w:szCs w:val="28"/>
-        </w:rPr>
-        <w:t>М</w:t>
-      </w:r>
-      <w:r>
-        <w:rPr>
-          <w:rFonts w:ascii="Times New Roman" w:hAnsi="Times New Roman" w:cs="Times New Roman"/>
-          <w:sz w:val="28"/>
-          <w:szCs w:val="28"/>
-        </w:rPr>
-        <w:t xml:space="preserve">айору Нечаеву предстоит </w:t>
-      </w:r>
-      <w:r>
-        <w:rPr>
-          <w:rFonts w:ascii="Times New Roman" w:hAnsi="Times New Roman" w:cs="Times New Roman"/>
-          <w:sz w:val="28"/>
-          <w:szCs w:val="28"/>
-        </w:rPr>
-        <w:t>остановить роботов</w:t>
-      </w:r>
-      <w:r>
-        <w:rPr>
-          <w:rFonts w:ascii="Times New Roman" w:hAnsi="Times New Roman" w:cs="Times New Roman"/>
-          <w:sz w:val="28"/>
-          <w:szCs w:val="28"/>
-        </w:rPr>
-        <w:t xml:space="preserve"> и выяснить причину </w:t>
+      <w:r>
+        <w:rPr>
+          <w:rFonts w:ascii="Times New Roman" w:hAnsi="Times New Roman" w:cs="Times New Roman"/>
+          <w:sz w:val="28"/>
+          <w:szCs w:val="28"/>
+        </w:rPr>
+        <w:t xml:space="preserve"> неагрессивны и с ними можно </w:t>
       </w:r>
       <w:proofErr w:type="gramStart"/>
       <w:r>
@@ -722,7 +798,7 @@
           <w:sz w:val="28"/>
           <w:szCs w:val="28"/>
         </w:rPr>
-        <w:t>произошедшего</w:t>
+        <w:t>поговорить</w:t>
       </w:r>
       <w:proofErr w:type="gramEnd"/>
       <w:r>
@@ -731,382 +807,48 @@
           <w:sz w:val="28"/>
           <w:szCs w:val="28"/>
         </w:rPr>
-        <w:t>.</w:t>
-      </w:r>
-    </w:p>
-    <w:p>
-      <w:pPr>
-        <w:spacing w:after="0" w:line="360" w:lineRule="auto"/>
-        <w:ind w:firstLine="709"/>
-        <w:jc w:val="both"/>
-        <w:rPr>
-          <w:rFonts w:ascii="Times New Roman" w:hAnsi="Times New Roman" w:cs="Times New Roman"/>
-          <w:sz w:val="28"/>
-          <w:szCs w:val="28"/>
-          <w:lang w:val="en-US"/>
-        </w:rPr>
-      </w:pPr>
-      <w:r>
-        <w:rPr>
-          <w:rFonts w:ascii="Times New Roman" w:hAnsi="Times New Roman" w:cs="Times New Roman"/>
-          <w:b/>
-          <w:sz w:val="28"/>
-          <w:szCs w:val="28"/>
-        </w:rPr>
-        <w:t>Технология</w:t>
-      </w:r>
-      <w:r>
-        <w:rPr>
-          <w:rFonts w:ascii="Times New Roman" w:hAnsi="Times New Roman" w:cs="Times New Roman"/>
-          <w:sz w:val="28"/>
-          <w:szCs w:val="28"/>
-          <w:lang w:val="en-US"/>
-        </w:rPr>
-        <w:t>:</w:t>
-      </w:r>
-    </w:p>
-    <w:p>
-      <w:pPr>
-        <w:spacing w:after="0" w:line="240" w:lineRule="auto"/>
-        <w:jc w:val="both"/>
-        <w:rPr>
-          <w:rFonts w:ascii="Times New Roman" w:hAnsi="Times New Roman" w:cs="Times New Roman"/>
-          <w:sz w:val="28"/>
-          <w:szCs w:val="28"/>
-          <w:lang w:val="en-US"/>
-        </w:rPr>
-      </w:pPr>
-      <w:r>
-        <w:rPr>
-          <w:rFonts w:ascii="Times New Roman" w:hAnsi="Times New Roman" w:cs="Times New Roman"/>
-          <w:sz w:val="28"/>
-          <w:szCs w:val="28"/>
-        </w:rPr>
-        <w:t>Движок</w:t>
-      </w:r>
-      <w:r>
-        <w:rPr>
-          <w:rFonts w:ascii="Times New Roman" w:hAnsi="Times New Roman" w:cs="Times New Roman"/>
-          <w:sz w:val="28"/>
-          <w:szCs w:val="28"/>
-          <w:lang w:val="en-US"/>
-        </w:rPr>
-        <w:t>: Unreal Engine 4</w:t>
-      </w:r>
-    </w:p>
-    <w:p>
-      <w:pPr>
-        <w:spacing w:after="0" w:line="240" w:lineRule="auto"/>
-        <w:jc w:val="both"/>
-        <w:rPr>
-          <w:rFonts w:ascii="Times New Roman" w:hAnsi="Times New Roman" w:cs="Times New Roman"/>
-          <w:sz w:val="28"/>
-          <w:szCs w:val="28"/>
-          <w:lang w:val="en-US"/>
-        </w:rPr>
-      </w:pPr>
-      <w:r>
-        <w:rPr>
-          <w:rFonts w:ascii="Times New Roman" w:hAnsi="Times New Roman" w:cs="Times New Roman"/>
-          <w:sz w:val="28"/>
-          <w:szCs w:val="28"/>
-        </w:rPr>
-        <w:lastRenderedPageBreak/>
-        <w:t>Платформы</w:t>
-      </w:r>
-      <w:r>
-        <w:rPr>
-          <w:rFonts w:ascii="Times New Roman" w:hAnsi="Times New Roman" w:cs="Times New Roman"/>
-          <w:sz w:val="28"/>
-          <w:szCs w:val="28"/>
-          <w:lang w:val="en-US"/>
-        </w:rPr>
-        <w:t xml:space="preserve">: </w:t>
-      </w:r>
-      <w:hyperlink r:id="rId9" w:tooltip="Windows" w:history="1">
-        <w:r>
-          <w:rPr>
-            <w:rFonts w:ascii="Times New Roman" w:hAnsi="Times New Roman" w:cs="Times New Roman"/>
-            <w:sz w:val="28"/>
-            <w:szCs w:val="28"/>
-            <w:lang w:val="en-US"/>
-          </w:rPr>
-          <w:t>Windows</w:t>
-        </w:r>
-      </w:hyperlink>
-      <w:r>
-        <w:rPr>
-          <w:rFonts w:ascii="Times New Roman" w:hAnsi="Times New Roman" w:cs="Times New Roman"/>
-          <w:sz w:val="28"/>
-          <w:szCs w:val="28"/>
-          <w:lang w:val="en-US"/>
-        </w:rPr>
-        <w:t xml:space="preserve">, </w:t>
-      </w:r>
-      <w:hyperlink r:id="rId10" w:tooltip="PlayStation 4" w:history="1">
-        <w:r>
-          <w:rPr>
-            <w:rFonts w:ascii="Times New Roman" w:hAnsi="Times New Roman" w:cs="Times New Roman"/>
-            <w:sz w:val="28"/>
-            <w:szCs w:val="28"/>
-            <w:lang w:val="en-US"/>
-          </w:rPr>
-          <w:t>PlayStation 4</w:t>
-        </w:r>
-      </w:hyperlink>
-      <w:r>
-        <w:rPr>
-          <w:rFonts w:ascii="Times New Roman" w:hAnsi="Times New Roman" w:cs="Times New Roman"/>
-          <w:sz w:val="28"/>
-          <w:szCs w:val="28"/>
-          <w:lang w:val="en-US"/>
-        </w:rPr>
-        <w:t xml:space="preserve">, </w:t>
-      </w:r>
-      <w:hyperlink r:id="rId11" w:tooltip="PlayStation 5" w:history="1">
-        <w:r>
-          <w:rPr>
-            <w:rFonts w:ascii="Times New Roman" w:hAnsi="Times New Roman" w:cs="Times New Roman"/>
-            <w:sz w:val="28"/>
-            <w:szCs w:val="28"/>
-            <w:lang w:val="en-US"/>
-          </w:rPr>
-          <w:t>PlayStation 5</w:t>
-        </w:r>
-      </w:hyperlink>
-      <w:r>
-        <w:rPr>
-          <w:rFonts w:ascii="Times New Roman" w:hAnsi="Times New Roman" w:cs="Times New Roman"/>
-          <w:sz w:val="28"/>
-          <w:szCs w:val="28"/>
-          <w:lang w:val="en-US"/>
-        </w:rPr>
-        <w:t xml:space="preserve">, </w:t>
-      </w:r>
-      <w:hyperlink r:id="rId12" w:tooltip="Xbox One" w:history="1">
-        <w:r>
-          <w:rPr>
-            <w:rFonts w:ascii="Times New Roman" w:hAnsi="Times New Roman" w:cs="Times New Roman"/>
-            <w:sz w:val="28"/>
-            <w:szCs w:val="28"/>
-            <w:lang w:val="en-US"/>
-          </w:rPr>
-          <w:t>Xbox One</w:t>
-        </w:r>
-      </w:hyperlink>
-      <w:r>
-        <w:rPr>
-          <w:rFonts w:ascii="Times New Roman" w:hAnsi="Times New Roman" w:cs="Times New Roman"/>
-          <w:sz w:val="28"/>
-          <w:szCs w:val="28"/>
-          <w:lang w:val="en-US"/>
-        </w:rPr>
-        <w:t xml:space="preserve">, </w:t>
-      </w:r>
-      <w:hyperlink r:id="rId13" w:tooltip="Xbox Series X/S" w:history="1">
-        <w:r>
-          <w:rPr>
-            <w:rFonts w:ascii="Times New Roman" w:hAnsi="Times New Roman" w:cs="Times New Roman"/>
-            <w:sz w:val="28"/>
-            <w:szCs w:val="28"/>
-            <w:lang w:val="en-US"/>
-          </w:rPr>
-          <w:t>Xbox Series X/S</w:t>
-        </w:r>
-      </w:hyperlink>
-    </w:p>
-    <w:p>
-      <w:pPr>
-        <w:spacing w:after="0" w:line="240" w:lineRule="auto"/>
-        <w:jc w:val="both"/>
-        <w:rPr>
-          <w:rFonts w:ascii="Times New Roman" w:hAnsi="Times New Roman" w:cs="Times New Roman"/>
-          <w:sz w:val="28"/>
-          <w:szCs w:val="28"/>
-        </w:rPr>
-      </w:pPr>
-      <w:r>
-        <w:rPr>
-          <w:rFonts w:ascii="Times New Roman" w:hAnsi="Times New Roman" w:cs="Times New Roman"/>
-          <w:sz w:val="28"/>
-          <w:szCs w:val="28"/>
-        </w:rPr>
-        <w:t xml:space="preserve">Управление: клавиатура и мышь, </w:t>
-      </w:r>
-      <w:proofErr w:type="spellStart"/>
-      <w:r>
-        <w:rPr>
-          <w:rFonts w:ascii="Times New Roman" w:hAnsi="Times New Roman" w:cs="Times New Roman"/>
-          <w:sz w:val="28"/>
-          <w:szCs w:val="28"/>
-        </w:rPr>
-        <w:t>геймпад</w:t>
-      </w:r>
-      <w:proofErr w:type="spellEnd"/>
-    </w:p>
-    <w:p>
-      <w:pPr>
-        <w:spacing w:after="0" w:line="360" w:lineRule="auto"/>
-        <w:ind w:firstLine="709"/>
-        <w:jc w:val="both"/>
-        <w:rPr>
-          <w:rFonts w:ascii="Times New Roman" w:hAnsi="Times New Roman" w:cs="Times New Roman"/>
-          <w:sz w:val="28"/>
-          <w:szCs w:val="28"/>
-        </w:rPr>
-      </w:pPr>
-    </w:p>
-    <w:p>
-      <w:pPr>
-        <w:spacing w:after="0" w:line="360" w:lineRule="auto"/>
-        <w:jc w:val="center"/>
-        <w:rPr>
-          <w:rFonts w:ascii="Times New Roman" w:hAnsi="Times New Roman" w:cs="Times New Roman"/>
-          <w:b/>
-          <w:sz w:val="28"/>
-          <w:szCs w:val="28"/>
-        </w:rPr>
-      </w:pPr>
-      <w:r>
-        <w:rPr>
-          <w:rFonts w:ascii="Times New Roman" w:hAnsi="Times New Roman" w:cs="Times New Roman"/>
-          <w:b/>
-          <w:sz w:val="28"/>
-          <w:szCs w:val="28"/>
-        </w:rPr>
-        <w:t>Связи элементов в игре</w:t>
-      </w:r>
-    </w:p>
-    <w:p>
-      <w:pPr>
-        <w:spacing w:after="0" w:line="360" w:lineRule="auto"/>
-        <w:ind w:firstLine="709"/>
-        <w:jc w:val="both"/>
-        <w:rPr>
-          <w:rFonts w:ascii="Times New Roman" w:hAnsi="Times New Roman" w:cs="Times New Roman"/>
-          <w:b/>
-          <w:sz w:val="28"/>
-          <w:szCs w:val="28"/>
-        </w:rPr>
-      </w:pPr>
-      <w:r>
-        <w:rPr>
-          <w:rFonts w:ascii="Times New Roman" w:hAnsi="Times New Roman" w:cs="Times New Roman"/>
-          <w:b/>
-          <w:sz w:val="28"/>
-          <w:szCs w:val="28"/>
-        </w:rPr>
-        <w:t>Механика-Эстетика</w:t>
-      </w:r>
-    </w:p>
-    <w:p>
-      <w:pPr>
-        <w:pStyle w:val="a4"/>
-        <w:numPr>
-          <w:ilvl w:val="0"/>
-          <w:numId w:val="1"/>
-        </w:numPr>
-        <w:spacing w:after="0" w:line="360" w:lineRule="auto"/>
-        <w:jc w:val="both"/>
-        <w:rPr>
-          <w:sz w:val="28"/>
-          <w:szCs w:val="28"/>
-        </w:rPr>
-      </w:pPr>
-      <w:r>
-        <w:rPr>
-          <w:sz w:val="28"/>
-          <w:szCs w:val="28"/>
-        </w:rPr>
-        <w:t>Не смерти игрок видит</w:t>
-      </w:r>
-      <w:r>
-        <w:rPr>
-          <w:sz w:val="28"/>
-          <w:szCs w:val="28"/>
-        </w:rPr>
-        <w:t xml:space="preserve"> анимацию, которая иллюстрирует, как именно он погиб.</w:t>
-      </w:r>
-    </w:p>
-    <w:p>
-      <w:pPr>
-        <w:pStyle w:val="a4"/>
-        <w:numPr>
-          <w:ilvl w:val="0"/>
-          <w:numId w:val="1"/>
-        </w:numPr>
-        <w:spacing w:after="0" w:line="360" w:lineRule="auto"/>
-        <w:jc w:val="both"/>
-        <w:rPr>
-          <w:sz w:val="28"/>
-          <w:szCs w:val="28"/>
-        </w:rPr>
-      </w:pPr>
-      <w:r>
-        <w:rPr>
-          <w:sz w:val="28"/>
-          <w:szCs w:val="28"/>
-        </w:rPr>
-        <w:t>Желтый цвет труб и балок обозначает, что эти объекты доступны для карабканья.</w:t>
-      </w:r>
-    </w:p>
-    <w:p>
-      <w:pPr>
-        <w:spacing w:after="0" w:line="360" w:lineRule="auto"/>
-        <w:ind w:firstLine="709"/>
-        <w:jc w:val="both"/>
-        <w:rPr>
-          <w:rFonts w:ascii="Times New Roman" w:hAnsi="Times New Roman" w:cs="Times New Roman"/>
-          <w:b/>
-          <w:sz w:val="28"/>
-          <w:szCs w:val="28"/>
-        </w:rPr>
-      </w:pPr>
-      <w:r>
-        <w:rPr>
-          <w:rFonts w:ascii="Times New Roman" w:hAnsi="Times New Roman" w:cs="Times New Roman"/>
-          <w:b/>
-          <w:sz w:val="28"/>
-          <w:szCs w:val="28"/>
-        </w:rPr>
-        <w:t>Эстетика &lt;-&gt; История</w:t>
-      </w:r>
-    </w:p>
-    <w:p>
-      <w:pPr>
-        <w:spacing w:after="0" w:line="360" w:lineRule="auto"/>
-        <w:ind w:firstLine="709"/>
-        <w:jc w:val="both"/>
-        <w:rPr>
-          <w:rFonts w:ascii="Times New Roman" w:hAnsi="Times New Roman" w:cs="Times New Roman"/>
-          <w:sz w:val="28"/>
-          <w:szCs w:val="28"/>
-        </w:rPr>
-      </w:pPr>
+        <w:t>. Другие же агрессивны, так ка</w:t>
+      </w:r>
       <w:bookmarkStart w:id="0" w:name="_GoBack"/>
       <w:bookmarkEnd w:id="0"/>
-    </w:p>
-    <w:p>
-      <w:pPr>
-        <w:spacing w:after="0" w:line="360" w:lineRule="auto"/>
-        <w:ind w:firstLine="709"/>
-        <w:jc w:val="both"/>
-        <w:rPr>
-          <w:rFonts w:ascii="Times New Roman" w:hAnsi="Times New Roman" w:cs="Times New Roman"/>
-          <w:b/>
-          <w:sz w:val="28"/>
-          <w:szCs w:val="28"/>
-        </w:rPr>
-      </w:pPr>
-      <w:r>
-        <w:rPr>
-          <w:rFonts w:ascii="Times New Roman" w:hAnsi="Times New Roman" w:cs="Times New Roman"/>
-          <w:b/>
-          <w:sz w:val="28"/>
-          <w:szCs w:val="28"/>
-        </w:rPr>
-        <w:t>Эстетика &lt;-&gt; История</w:t>
-      </w:r>
+      <w:r>
+        <w:rPr>
+          <w:rFonts w:ascii="Times New Roman" w:hAnsi="Times New Roman" w:cs="Times New Roman"/>
+          <w:sz w:val="28"/>
+          <w:szCs w:val="28"/>
+        </w:rPr>
+        <w:t xml:space="preserve">к слеплены наспех </w:t>
+      </w:r>
+      <w:proofErr w:type="spellStart"/>
+      <w:r>
+        <w:rPr>
+          <w:rFonts w:ascii="Times New Roman" w:hAnsi="Times New Roman" w:cs="Times New Roman"/>
+          <w:sz w:val="28"/>
+          <w:szCs w:val="28"/>
+        </w:rPr>
+        <w:t>ХРАЗом</w:t>
+      </w:r>
+      <w:proofErr w:type="spellEnd"/>
+      <w:r>
+        <w:rPr>
+          <w:rFonts w:ascii="Times New Roman" w:hAnsi="Times New Roman" w:cs="Times New Roman"/>
+          <w:sz w:val="28"/>
+          <w:szCs w:val="28"/>
+        </w:rPr>
+        <w:t xml:space="preserve"> из умерших работников комплекса – ходячие мертвецы. А мы большую часть игры проходим через их место обитания.</w:t>
+      </w:r>
+    </w:p>
+    <w:p>
+      <w:pPr>
+        <w:spacing w:after="0" w:line="360" w:lineRule="auto"/>
+        <w:ind w:firstLine="709"/>
+        <w:jc w:val="both"/>
+        <w:rPr>
+          <w:rFonts w:ascii="Times New Roman" w:hAnsi="Times New Roman" w:cs="Times New Roman"/>
+          <w:sz w:val="28"/>
+          <w:szCs w:val="28"/>
+        </w:rPr>
+      </w:pPr>
     </w:p>
     <w:p>
       <w:pPr>
@@ -1248,7 +990,120 @@
   <w:abstractNum w:abstractNumId="1">
     <w:nsid w:val="4EEE47E2"/>
     <w:multiLevelType w:val="hybridMultilevel"/>
-    <w:tmpl w:val="EFAC2C28"/>
+    <w:tmpl w:val="7D5A8612"/>
+    <w:lvl w:ilvl="0" w:tplc="04190001">
+      <w:start w:val="1"/>
+      <w:numFmt w:val="bullet"/>
+      <w:lvlText w:val=""/>
+      <w:lvlJc w:val="left"/>
+      <w:pPr>
+        <w:ind w:left="1429" w:hanging="360"/>
+      </w:pPr>
+      <w:rPr>
+        <w:rFonts w:ascii="Symbol" w:hAnsi="Symbol" w:hint="default"/>
+      </w:rPr>
+    </w:lvl>
+    <w:lvl w:ilvl="1" w:tplc="04190003" w:tentative="1">
+      <w:start w:val="1"/>
+      <w:numFmt w:val="bullet"/>
+      <w:lvlText w:val="o"/>
+      <w:lvlJc w:val="left"/>
+      <w:pPr>
+        <w:ind w:left="2149" w:hanging="360"/>
+      </w:pPr>
+      <w:rPr>
+        <w:rFonts w:ascii="Courier New" w:hAnsi="Courier New" w:cs="Courier New" w:hint="default"/>
+      </w:rPr>
+    </w:lvl>
+    <w:lvl w:ilvl="2" w:tplc="04190005" w:tentative="1">
+      <w:start w:val="1"/>
+      <w:numFmt w:val="bullet"/>
+      <w:lvlText w:val=""/>
+      <w:lvlJc w:val="left"/>
+      <w:pPr>
+        <w:ind w:left="2869" w:hanging="360"/>
+      </w:pPr>
+      <w:rPr>
+        <w:rFonts w:ascii="Wingdings" w:hAnsi="Wingdings" w:hint="default"/>
+      </w:rPr>
+    </w:lvl>
+    <w:lvl w:ilvl="3" w:tplc="04190001" w:tentative="1">
+      <w:start w:val="1"/>
+      <w:numFmt w:val="bullet"/>
+      <w:lvlText w:val=""/>
+      <w:lvlJc w:val="left"/>
+      <w:pPr>
+        <w:ind w:left="3589" w:hanging="360"/>
+      </w:pPr>
+      <w:rPr>
+        <w:rFonts w:ascii="Symbol" w:hAnsi="Symbol" w:hint="default"/>
+      </w:rPr>
+    </w:lvl>
+    <w:lvl w:ilvl="4" w:tplc="04190003" w:tentative="1">
+      <w:start w:val="1"/>
+      <w:numFmt w:val="bullet"/>
+      <w:lvlText w:val="o"/>
+      <w:lvlJc w:val="left"/>
+      <w:pPr>
+        <w:ind w:left="4309" w:hanging="360"/>
+      </w:pPr>
+      <w:rPr>
+        <w:rFonts w:ascii="Courier New" w:hAnsi="Courier New" w:cs="Courier New" w:hint="default"/>
+      </w:rPr>
+    </w:lvl>
+    <w:lvl w:ilvl="5" w:tplc="04190005" w:tentative="1">
+      <w:start w:val="1"/>
+      <w:numFmt w:val="bullet"/>
+      <w:lvlText w:val=""/>
+      <w:lvlJc w:val="left"/>
+      <w:pPr>
+        <w:ind w:left="5029" w:hanging="360"/>
+      </w:pPr>
+      <w:rPr>
+        <w:rFonts w:ascii="Wingdings" w:hAnsi="Wingdings" w:hint="default"/>
+      </w:rPr>
+    </w:lvl>
+    <w:lvl w:ilvl="6" w:tplc="04190001" w:tentative="1">
+      <w:start w:val="1"/>
+      <w:numFmt w:val="bullet"/>
+      <w:lvlText w:val=""/>
+      <w:lvlJc w:val="left"/>
+      <w:pPr>
+        <w:ind w:left="5749" w:hanging="360"/>
+      </w:pPr>
+      <w:rPr>
+        <w:rFonts w:ascii="Symbol" w:hAnsi="Symbol" w:hint="default"/>
+      </w:rPr>
+    </w:lvl>
+    <w:lvl w:ilvl="7" w:tplc="04190003" w:tentative="1">
+      <w:start w:val="1"/>
+      <w:numFmt w:val="bullet"/>
+      <w:lvlText w:val="o"/>
+      <w:lvlJc w:val="left"/>
+      <w:pPr>
+        <w:ind w:left="6469" w:hanging="360"/>
+      </w:pPr>
+      <w:rPr>
+        <w:rFonts w:ascii="Courier New" w:hAnsi="Courier New" w:cs="Courier New" w:hint="default"/>
+      </w:rPr>
+    </w:lvl>
+    <w:lvl w:ilvl="8" w:tplc="04190005" w:tentative="1">
+      <w:start w:val="1"/>
+      <w:numFmt w:val="bullet"/>
+      <w:lvlText w:val=""/>
+      <w:lvlJc w:val="left"/>
+      <w:pPr>
+        <w:ind w:left="7189" w:hanging="360"/>
+      </w:pPr>
+      <w:rPr>
+        <w:rFonts w:ascii="Wingdings" w:hAnsi="Wingdings" w:hint="default"/>
+      </w:rPr>
+    </w:lvl>
+  </w:abstractNum>
+  <w:abstractNum w:abstractNumId="2">
+    <w:nsid w:val="65A36AFC"/>
+    <w:multiLevelType w:val="hybridMultilevel"/>
+    <w:tmpl w:val="027CA5CE"/>
     <w:lvl w:ilvl="0" w:tplc="04190001">
       <w:start w:val="1"/>
       <w:numFmt w:val="bullet"/>
@@ -1363,6 +1218,9 @@
   </w:num>
   <w:num w:numId="2">
     <w:abstractNumId w:val="0"/>
+  </w:num>
+  <w:num w:numId="3">
+    <w:abstractNumId w:val="2"/>
   </w:num>
 </w:numbering>
 </file>

--- a/гм6.docx
+++ b/гм6.docx
@@ -5,7 +5,6 @@
     <w:p>
       <w:pPr>
         <w:spacing w:after="0" w:line="360" w:lineRule="auto"/>
-        <w:ind w:firstLine="709"/>
         <w:jc w:val="both"/>
         <w:rPr>
           <w:rFonts w:ascii="Times New Roman" w:eastAsia="Times New Roman" w:hAnsi="Times New Roman" w:cs="Times New Roman"/>
@@ -28,7 +27,6 @@
     <w:p>
       <w:pPr>
         <w:spacing w:after="0" w:line="360" w:lineRule="auto"/>
-        <w:ind w:firstLine="709"/>
         <w:contextualSpacing/>
         <w:jc w:val="both"/>
         <w:rPr>
@@ -51,7 +49,6 @@
     <w:p>
       <w:pPr>
         <w:spacing w:after="0" w:line="360" w:lineRule="auto"/>
-        <w:ind w:firstLine="709"/>
         <w:contextualSpacing/>
         <w:jc w:val="both"/>
         <w:rPr>
@@ -94,7 +91,6 @@
     <w:p>
       <w:pPr>
         <w:spacing w:after="0" w:line="360" w:lineRule="auto"/>
-        <w:ind w:firstLine="709"/>
         <w:contextualSpacing/>
         <w:jc w:val="both"/>
         <w:rPr>
@@ -117,7 +113,6 @@
     <w:p>
       <w:pPr>
         <w:spacing w:after="0" w:line="360" w:lineRule="auto"/>
-        <w:ind w:firstLine="709"/>
         <w:contextualSpacing/>
         <w:jc w:val="both"/>
         <w:rPr>
@@ -140,14 +135,13 @@
     <w:p>
       <w:pPr>
         <w:spacing w:after="0" w:line="360" w:lineRule="auto"/>
-        <w:ind w:firstLine="709"/>
         <w:contextualSpacing/>
         <w:jc w:val="both"/>
         <w:rPr>
           <w:rFonts w:ascii="Times New Roman" w:eastAsia="Times New Roman" w:hAnsi="Times New Roman" w:cs="Times New Roman"/>
           <w:sz w:val="28"/>
           <w:szCs w:val="28"/>
-          <w:lang w:val="en-US" w:eastAsia="ru-RU"/>
+          <w:lang w:eastAsia="ru-RU"/>
         </w:rPr>
       </w:pPr>
       <w:r>
@@ -162,13 +156,12 @@
     </w:p>
     <w:p>
       <w:pPr>
-        <w:spacing w:before="100" w:beforeAutospacing="1" w:after="100" w:afterAutospacing="1" w:line="240" w:lineRule="auto"/>
-        <w:ind w:firstLine="705"/>
-        <w:jc w:val="both"/>
-        <w:rPr>
-          <w:rFonts w:ascii="Times New Roman" w:eastAsia="Times New Roman" w:hAnsi="Times New Roman" w:cs="Times New Roman"/>
-          <w:sz w:val="24"/>
-          <w:szCs w:val="24"/>
+        <w:spacing w:after="0" w:line="360" w:lineRule="auto"/>
+        <w:jc w:val="both"/>
+        <w:rPr>
+          <w:rFonts w:ascii="Times New Roman" w:eastAsia="Times New Roman" w:hAnsi="Times New Roman" w:cs="Times New Roman"/>
+          <w:sz w:val="28"/>
+          <w:szCs w:val="28"/>
           <w:lang w:eastAsia="ru-RU"/>
         </w:rPr>
       </w:pPr>
@@ -187,7 +180,6 @@
     <w:p>
       <w:pPr>
         <w:spacing w:after="0" w:line="360" w:lineRule="auto"/>
-        <w:ind w:firstLine="709"/>
         <w:contextualSpacing/>
         <w:jc w:val="both"/>
         <w:rPr>
@@ -210,7 +202,6 @@
     <w:p>
       <w:pPr>
         <w:spacing w:after="0" w:line="360" w:lineRule="auto"/>
-        <w:ind w:firstLine="709"/>
         <w:contextualSpacing/>
         <w:jc w:val="both"/>
         <w:rPr>
@@ -233,7 +224,6 @@
     <w:p>
       <w:pPr>
         <w:spacing w:after="0" w:line="360" w:lineRule="auto"/>
-        <w:ind w:firstLine="709"/>
         <w:contextualSpacing/>
         <w:jc w:val="both"/>
         <w:rPr>
@@ -276,7 +266,6 @@
     <w:p>
       <w:pPr>
         <w:spacing w:after="0" w:line="360" w:lineRule="auto"/>
-        <w:ind w:firstLine="709"/>
         <w:contextualSpacing/>
         <w:jc w:val="both"/>
         <w:rPr>
@@ -299,7 +288,6 @@
     <w:p>
       <w:pPr>
         <w:spacing w:after="0" w:line="360" w:lineRule="auto"/>
-        <w:ind w:firstLine="709"/>
         <w:contextualSpacing/>
         <w:jc w:val="both"/>
         <w:rPr>
@@ -322,7 +310,6 @@
     <w:p>
       <w:pPr>
         <w:spacing w:after="0" w:line="360" w:lineRule="auto"/>
-        <w:ind w:firstLine="709"/>
         <w:contextualSpacing/>
         <w:jc w:val="both"/>
         <w:rPr>
@@ -344,23 +331,92 @@
     </w:p>
     <w:p>
       <w:pPr>
-        <w:spacing w:after="0" w:line="240" w:lineRule="auto"/>
-        <w:ind w:firstLine="709"/>
+        <w:spacing w:after="0" w:line="360" w:lineRule="auto"/>
         <w:contextualSpacing/>
         <w:jc w:val="both"/>
         <w:rPr>
           <w:rFonts w:ascii="Times New Roman" w:eastAsia="Times New Roman" w:hAnsi="Times New Roman" w:cs="Times New Roman"/>
           <w:sz w:val="28"/>
           <w:szCs w:val="28"/>
-          <w:lang w:val="en-US" w:eastAsia="ru-RU"/>
-        </w:rPr>
-      </w:pPr>
-    </w:p>
-    <w:p>
-      <w:pPr>
-        <w:spacing w:after="0" w:line="360" w:lineRule="auto"/>
-        <w:ind w:firstLine="709"/>
-        <w:jc w:val="both"/>
+          <w:lang w:eastAsia="ru-RU"/>
+        </w:rPr>
+      </w:pPr>
+    </w:p>
+    <w:p>
+      <w:pPr>
+        <w:spacing w:after="0" w:line="360" w:lineRule="auto"/>
+        <w:jc w:val="both"/>
+        <w:rPr>
+          <w:rFonts w:ascii="Times New Roman" w:hAnsi="Times New Roman" w:cs="Times New Roman"/>
+          <w:b/>
+          <w:sz w:val="28"/>
+          <w:szCs w:val="28"/>
+        </w:rPr>
+      </w:pPr>
+      <w:r>
+        <w:rPr>
+          <w:rFonts w:ascii="Times New Roman" w:hAnsi="Times New Roman" w:cs="Times New Roman"/>
+          <w:b/>
+          <w:sz w:val="28"/>
+          <w:szCs w:val="28"/>
+        </w:rPr>
+        <w:t>Ход работы:</w:t>
+      </w:r>
+    </w:p>
+    <w:p>
+      <w:pPr>
+        <w:spacing w:after="0" w:line="360" w:lineRule="auto"/>
+        <w:jc w:val="both"/>
+        <w:rPr>
+          <w:rFonts w:ascii="Times New Roman" w:hAnsi="Times New Roman" w:cs="Times New Roman"/>
+          <w:b/>
+          <w:sz w:val="28"/>
+          <w:szCs w:val="28"/>
+        </w:rPr>
+      </w:pPr>
+    </w:p>
+    <w:p>
+      <w:pPr>
+        <w:spacing w:after="0" w:line="360" w:lineRule="auto"/>
+        <w:jc w:val="both"/>
+        <w:rPr>
+          <w:rFonts w:ascii="Times New Roman" w:hAnsi="Times New Roman" w:cs="Times New Roman"/>
+          <w:b/>
+          <w:sz w:val="28"/>
+          <w:szCs w:val="28"/>
+        </w:rPr>
+      </w:pPr>
+      <w:r>
+        <w:rPr>
+          <w:rFonts w:ascii="Times New Roman" w:hAnsi="Times New Roman" w:cs="Times New Roman"/>
+          <w:b/>
+          <w:sz w:val="28"/>
+          <w:szCs w:val="28"/>
+        </w:rPr>
+        <w:t>Часть 2</w:t>
+      </w:r>
+    </w:p>
+    <w:p>
+      <w:pPr>
+        <w:spacing w:after="0" w:line="360" w:lineRule="auto"/>
+        <w:jc w:val="both"/>
+        <w:rPr>
+          <w:rFonts w:ascii="Times New Roman" w:hAnsi="Times New Roman" w:cs="Times New Roman"/>
+          <w:b/>
+          <w:sz w:val="28"/>
+          <w:szCs w:val="28"/>
+        </w:rPr>
+      </w:pPr>
+      <w:r>
+        <w:rPr>
+          <w:rFonts w:ascii="Times New Roman" w:hAnsi="Times New Roman" w:cs="Times New Roman"/>
+          <w:sz w:val="28"/>
+          <w:szCs w:val="28"/>
+        </w:rPr>
+        <w:t xml:space="preserve">Выбранная игра: </w:t>
+      </w:r>
+      <w:proofErr w:type="gramStart"/>
+      <w:r>
         <w:rPr>
           <w:rFonts w:ascii="Times New Roman" w:hAnsi="Times New Roman" w:cs="Times New Roman"/>
           <w:b/>
@@ -368,22 +424,18 @@
           <w:szCs w:val="28"/>
           <w:lang w:val="en-US"/>
         </w:rPr>
-      </w:pPr>
-      <w:r>
-        <w:rPr>
-          <w:rFonts w:ascii="Times New Roman" w:hAnsi="Times New Roman" w:cs="Times New Roman"/>
-          <w:b/>
-          <w:sz w:val="28"/>
-          <w:szCs w:val="28"/>
-        </w:rPr>
-        <w:t>Ход работы:</w:t>
-      </w:r>
-    </w:p>
-    <w:p>
-      <w:pPr>
-        <w:spacing w:after="0" w:line="360" w:lineRule="auto"/>
-        <w:ind w:firstLine="709"/>
-        <w:jc w:val="both"/>
+        <w:t>Atomic</w:t>
+      </w:r>
+      <w:r>
+        <w:rPr>
+          <w:rFonts w:ascii="Times New Roman" w:hAnsi="Times New Roman" w:cs="Times New Roman"/>
+          <w:b/>
+          <w:sz w:val="28"/>
+          <w:szCs w:val="28"/>
+        </w:rPr>
+        <w:t xml:space="preserve"> </w:t>
+      </w:r>
+      <w:r>
         <w:rPr>
           <w:rFonts w:ascii="Times New Roman" w:hAnsi="Times New Roman" w:cs="Times New Roman"/>
           <w:b/>
@@ -391,150 +443,635 @@
           <w:szCs w:val="28"/>
           <w:lang w:val="en-US"/>
         </w:rPr>
-      </w:pPr>
-    </w:p>
-    <w:p>
-      <w:pPr>
-        <w:spacing w:after="0" w:line="360" w:lineRule="auto"/>
-        <w:ind w:firstLine="709"/>
-        <w:jc w:val="both"/>
-        <w:rPr>
-          <w:rFonts w:ascii="Times New Roman" w:hAnsi="Times New Roman" w:cs="Times New Roman"/>
-          <w:b/>
-          <w:sz w:val="28"/>
-          <w:szCs w:val="28"/>
-        </w:rPr>
-      </w:pPr>
-      <w:r>
-        <w:rPr>
-          <w:rFonts w:ascii="Times New Roman" w:hAnsi="Times New Roman" w:cs="Times New Roman"/>
-          <w:b/>
-          <w:sz w:val="28"/>
-          <w:szCs w:val="28"/>
-        </w:rPr>
-        <w:t>Часть 2</w:t>
-      </w:r>
-    </w:p>
-    <w:p>
-      <w:pPr>
-        <w:spacing w:after="0" w:line="360" w:lineRule="auto"/>
-        <w:ind w:firstLine="709"/>
-        <w:jc w:val="both"/>
-        <w:rPr>
-          <w:rFonts w:ascii="Times New Roman" w:hAnsi="Times New Roman" w:cs="Times New Roman"/>
-          <w:b/>
-          <w:sz w:val="28"/>
-          <w:szCs w:val="28"/>
-        </w:rPr>
-      </w:pPr>
-      <w:r>
-        <w:rPr>
-          <w:rFonts w:ascii="Times New Roman" w:hAnsi="Times New Roman" w:cs="Times New Roman"/>
-          <w:sz w:val="28"/>
-          <w:szCs w:val="28"/>
-        </w:rPr>
-        <w:t>Выбранная</w:t>
-      </w:r>
-      <w:r>
-        <w:rPr>
-          <w:rFonts w:ascii="Times New Roman" w:hAnsi="Times New Roman" w:cs="Times New Roman"/>
+        <w:t>Heart</w:t>
+      </w:r>
+      <w:r>
+        <w:rPr>
+          <w:rFonts w:ascii="Times New Roman" w:hAnsi="Times New Roman" w:cs="Times New Roman"/>
+          <w:b/>
+          <w:sz w:val="28"/>
+          <w:szCs w:val="28"/>
+        </w:rPr>
+        <w:t>.</w:t>
+      </w:r>
+      <w:proofErr w:type="gramEnd"/>
+      <w:r>
+        <w:rPr>
+          <w:rFonts w:ascii="Times New Roman" w:hAnsi="Times New Roman" w:cs="Times New Roman"/>
+          <w:b/>
+          <w:sz w:val="28"/>
+          <w:szCs w:val="28"/>
+        </w:rPr>
+        <w:t xml:space="preserve"> </w:t>
+      </w:r>
+      <w:r>
+        <w:rPr>
+          <w:rFonts w:ascii="Times New Roman" w:hAnsi="Times New Roman" w:cs="Times New Roman"/>
+          <w:b/>
           <w:sz w:val="28"/>
           <w:szCs w:val="28"/>
           <w:lang w:val="en-US"/>
         </w:rPr>
+        <w:t>Blood</w:t>
+      </w:r>
+      <w:r>
+        <w:rPr>
+          <w:rFonts w:ascii="Times New Roman" w:hAnsi="Times New Roman" w:cs="Times New Roman"/>
+          <w:b/>
+          <w:sz w:val="28"/>
+          <w:szCs w:val="28"/>
+        </w:rPr>
         <w:t xml:space="preserve"> </w:t>
       </w:r>
       <w:r>
         <w:rPr>
           <w:rFonts w:ascii="Times New Roman" w:hAnsi="Times New Roman" w:cs="Times New Roman"/>
-          <w:sz w:val="28"/>
-          <w:szCs w:val="28"/>
-        </w:rPr>
-        <w:t>игра</w:t>
-      </w:r>
-      <w:r>
-        <w:rPr>
-          <w:rFonts w:ascii="Times New Roman" w:hAnsi="Times New Roman" w:cs="Times New Roman"/>
+          <w:b/>
           <w:sz w:val="28"/>
           <w:szCs w:val="28"/>
           <w:lang w:val="en-US"/>
         </w:rPr>
+        <w:t>on</w:t>
+      </w:r>
+      <w:r>
+        <w:rPr>
+          <w:rFonts w:ascii="Times New Roman" w:hAnsi="Times New Roman" w:cs="Times New Roman"/>
+          <w:b/>
+          <w:sz w:val="28"/>
+          <w:szCs w:val="28"/>
+        </w:rPr>
+        <w:t xml:space="preserve"> </w:t>
+      </w:r>
+      <w:r>
+        <w:rPr>
+          <w:rFonts w:ascii="Times New Roman" w:hAnsi="Times New Roman" w:cs="Times New Roman"/>
+          <w:b/>
+          <w:sz w:val="28"/>
+          <w:szCs w:val="28"/>
+          <w:lang w:val="en-US"/>
+        </w:rPr>
+        <w:t>Crystal</w:t>
+      </w:r>
+    </w:p>
+    <w:p>
+      <w:pPr>
+        <w:spacing w:after="0" w:line="360" w:lineRule="auto"/>
+        <w:jc w:val="both"/>
+        <w:rPr>
+          <w:rFonts w:ascii="Times New Roman" w:hAnsi="Times New Roman" w:cs="Times New Roman"/>
+          <w:sz w:val="28"/>
+          <w:szCs w:val="28"/>
+        </w:rPr>
+      </w:pPr>
+      <w:r>
+        <w:rPr>
+          <w:rFonts w:ascii="Times New Roman" w:hAnsi="Times New Roman" w:cs="Times New Roman"/>
+          <w:sz w:val="28"/>
+          <w:szCs w:val="28"/>
+        </w:rPr>
+        <w:t>Тема: загробный мир</w:t>
+      </w:r>
+    </w:p>
+    <w:p>
+      <w:pPr>
+        <w:spacing w:after="0" w:line="360" w:lineRule="auto"/>
+        <w:jc w:val="both"/>
+        <w:rPr>
+          <w:rFonts w:ascii="Times New Roman" w:hAnsi="Times New Roman" w:cs="Times New Roman"/>
+          <w:sz w:val="28"/>
+          <w:szCs w:val="28"/>
+        </w:rPr>
+      </w:pPr>
+    </w:p>
+    <w:p>
+      <w:pPr>
+        <w:spacing w:after="0" w:line="360" w:lineRule="auto"/>
+        <w:jc w:val="both"/>
+        <w:rPr>
+          <w:rFonts w:ascii="Times New Roman" w:hAnsi="Times New Roman" w:cs="Times New Roman"/>
+          <w:sz w:val="28"/>
+          <w:szCs w:val="28"/>
+        </w:rPr>
+      </w:pPr>
+      <w:r>
+        <w:rPr>
+          <w:rFonts w:ascii="Times New Roman" w:hAnsi="Times New Roman" w:cs="Times New Roman"/>
+          <w:b/>
+          <w:sz w:val="28"/>
+          <w:szCs w:val="28"/>
+        </w:rPr>
+        <w:lastRenderedPageBreak/>
+        <w:t>Эстетика</w:t>
+      </w:r>
+      <w:r>
+        <w:rPr>
+          <w:rFonts w:ascii="Times New Roman" w:hAnsi="Times New Roman" w:cs="Times New Roman"/>
+          <w:sz w:val="28"/>
+          <w:szCs w:val="28"/>
+        </w:rPr>
         <w:t xml:space="preserve">: </w:t>
       </w:r>
+      <w:r>
+        <w:rPr>
+          <w:rFonts w:ascii="Times New Roman" w:hAnsi="Times New Roman" w:cs="Times New Roman"/>
+          <w:sz w:val="28"/>
+          <w:szCs w:val="28"/>
+        </w:rPr>
+        <w:t>т</w:t>
+      </w:r>
+      <w:r>
+        <w:rPr>
+          <w:rFonts w:ascii="Times New Roman" w:hAnsi="Times New Roman" w:cs="Times New Roman"/>
+          <w:sz w:val="28"/>
+          <w:szCs w:val="28"/>
+        </w:rPr>
+        <w:t>ема загробного мира показана через ассоциации с древнеегипетской мифологией: Стикс для перевоза грузов, дома в виде пирамид, большая часть интерьера выполнена в древнеегипетской эстетике и т.д. Даже в записях в груше мы можем заметить отсылки на египетских богов</w:t>
+      </w:r>
+    </w:p>
+    <w:p>
+      <w:pPr>
+        <w:spacing w:after="0" w:line="360" w:lineRule="auto"/>
+        <w:jc w:val="both"/>
+        <w:rPr>
+          <w:rFonts w:ascii="Times New Roman" w:hAnsi="Times New Roman" w:cs="Times New Roman"/>
+          <w:sz w:val="28"/>
+          <w:szCs w:val="28"/>
+        </w:rPr>
+      </w:pPr>
+      <w:r>
+        <w:rPr>
+          <w:rFonts w:ascii="Times New Roman" w:hAnsi="Times New Roman" w:cs="Times New Roman"/>
+          <w:b/>
+          <w:sz w:val="28"/>
+          <w:szCs w:val="28"/>
+        </w:rPr>
+        <w:t>Механика</w:t>
+      </w:r>
+      <w:r>
+        <w:rPr>
+          <w:rFonts w:ascii="Times New Roman" w:hAnsi="Times New Roman" w:cs="Times New Roman"/>
+          <w:sz w:val="28"/>
+          <w:szCs w:val="28"/>
+        </w:rPr>
+        <w:t xml:space="preserve">: новые враги – </w:t>
+      </w:r>
+      <w:proofErr w:type="spellStart"/>
+      <w:r>
+        <w:rPr>
+          <w:rFonts w:ascii="Times New Roman" w:hAnsi="Times New Roman" w:cs="Times New Roman"/>
+          <w:sz w:val="28"/>
+          <w:szCs w:val="28"/>
+        </w:rPr>
+        <w:t>полиморфы</w:t>
+      </w:r>
+      <w:proofErr w:type="spellEnd"/>
+      <w:r>
+        <w:rPr>
+          <w:rFonts w:ascii="Times New Roman" w:hAnsi="Times New Roman" w:cs="Times New Roman"/>
+          <w:sz w:val="28"/>
+          <w:szCs w:val="28"/>
+        </w:rPr>
+        <w:t xml:space="preserve">, </w:t>
+      </w:r>
+      <w:proofErr w:type="spellStart"/>
+      <w:r>
+        <w:rPr>
+          <w:rFonts w:ascii="Times New Roman" w:hAnsi="Times New Roman" w:cs="Times New Roman"/>
+          <w:sz w:val="28"/>
+          <w:szCs w:val="28"/>
+        </w:rPr>
+        <w:t>ситема</w:t>
+      </w:r>
+      <w:proofErr w:type="spellEnd"/>
+      <w:r>
+        <w:rPr>
+          <w:rFonts w:ascii="Times New Roman" w:hAnsi="Times New Roman" w:cs="Times New Roman"/>
+          <w:sz w:val="28"/>
+          <w:szCs w:val="28"/>
+        </w:rPr>
+        <w:t xml:space="preserve"> ШАНС для смены способностей</w:t>
+      </w:r>
+    </w:p>
+    <w:p>
+      <w:pPr>
+        <w:spacing w:after="0" w:line="360" w:lineRule="auto"/>
+        <w:jc w:val="both"/>
+        <w:rPr>
+          <w:rFonts w:ascii="Times New Roman" w:hAnsi="Times New Roman" w:cs="Times New Roman"/>
+          <w:sz w:val="28"/>
+          <w:szCs w:val="28"/>
+        </w:rPr>
+      </w:pPr>
+      <w:r>
+        <w:rPr>
+          <w:rFonts w:ascii="Times New Roman" w:hAnsi="Times New Roman" w:cs="Times New Roman"/>
+          <w:b/>
+          <w:sz w:val="28"/>
+          <w:szCs w:val="28"/>
+        </w:rPr>
+        <w:t>Контекст</w:t>
+      </w:r>
+      <w:r>
+        <w:rPr>
+          <w:rFonts w:ascii="Times New Roman" w:hAnsi="Times New Roman" w:cs="Times New Roman"/>
+          <w:sz w:val="28"/>
+          <w:szCs w:val="28"/>
+        </w:rPr>
+        <w:t xml:space="preserve">: </w:t>
+      </w:r>
+      <w:r>
+        <w:rPr>
+          <w:rFonts w:ascii="Times New Roman" w:hAnsi="Times New Roman" w:cs="Times New Roman"/>
+          <w:sz w:val="28"/>
+          <w:szCs w:val="28"/>
+        </w:rPr>
+        <w:t>герои попадают в новый комплекс, как</w:t>
+      </w:r>
+      <w:r>
+        <w:rPr>
+          <w:rFonts w:ascii="Times New Roman" w:hAnsi="Times New Roman" w:cs="Times New Roman"/>
+          <w:sz w:val="28"/>
+          <w:szCs w:val="28"/>
+        </w:rPr>
+        <w:t xml:space="preserve"> </w:t>
+      </w:r>
+      <w:r>
+        <w:rPr>
+          <w:rFonts w:ascii="Times New Roman" w:hAnsi="Times New Roman" w:cs="Times New Roman"/>
+          <w:sz w:val="28"/>
+          <w:szCs w:val="28"/>
+        </w:rPr>
+        <w:t xml:space="preserve">бы в загробный мир, чтобы спасти академика Сеченова и победить </w:t>
+      </w:r>
+      <w:proofErr w:type="spellStart"/>
+      <w:r>
+        <w:rPr>
+          <w:rFonts w:ascii="Times New Roman" w:hAnsi="Times New Roman" w:cs="Times New Roman"/>
+          <w:sz w:val="28"/>
+          <w:szCs w:val="28"/>
+        </w:rPr>
+        <w:t>ХРАЗа</w:t>
+      </w:r>
+      <w:proofErr w:type="spellEnd"/>
+      <w:r>
+        <w:rPr>
+          <w:rFonts w:ascii="Times New Roman" w:hAnsi="Times New Roman" w:cs="Times New Roman"/>
+          <w:sz w:val="28"/>
+          <w:szCs w:val="28"/>
+        </w:rPr>
+        <w:t>.</w:t>
+      </w:r>
+    </w:p>
+    <w:p>
+      <w:pPr>
+        <w:spacing w:after="0" w:line="360" w:lineRule="auto"/>
+        <w:jc w:val="both"/>
+        <w:rPr>
+          <w:rFonts w:ascii="Times New Roman" w:hAnsi="Times New Roman" w:cs="Times New Roman"/>
+          <w:sz w:val="28"/>
+          <w:szCs w:val="28"/>
+        </w:rPr>
+      </w:pPr>
+      <w:r>
+        <w:rPr>
+          <w:rFonts w:ascii="Times New Roman" w:hAnsi="Times New Roman" w:cs="Times New Roman"/>
+          <w:b/>
+          <w:sz w:val="28"/>
+          <w:szCs w:val="28"/>
+        </w:rPr>
+        <w:t>Технология</w:t>
+      </w:r>
+      <w:r>
+        <w:rPr>
+          <w:rFonts w:ascii="Times New Roman" w:hAnsi="Times New Roman" w:cs="Times New Roman"/>
+          <w:sz w:val="28"/>
+          <w:szCs w:val="28"/>
+        </w:rPr>
+        <w:t>: -</w:t>
+      </w:r>
+    </w:p>
+    <w:p>
+      <w:pPr>
+        <w:spacing w:after="0" w:line="360" w:lineRule="auto"/>
+        <w:jc w:val="both"/>
+        <w:rPr>
+          <w:rFonts w:ascii="Times New Roman" w:hAnsi="Times New Roman" w:cs="Times New Roman"/>
+          <w:sz w:val="28"/>
+          <w:szCs w:val="28"/>
+        </w:rPr>
+      </w:pPr>
+    </w:p>
+    <w:p>
+      <w:pPr>
+        <w:spacing w:after="0" w:line="360" w:lineRule="auto"/>
+        <w:jc w:val="both"/>
+        <w:rPr>
+          <w:rFonts w:ascii="Times New Roman" w:hAnsi="Times New Roman" w:cs="Times New Roman"/>
+          <w:b/>
+          <w:sz w:val="28"/>
+          <w:szCs w:val="28"/>
+        </w:rPr>
+      </w:pPr>
+      <w:r>
+        <w:rPr>
+          <w:rFonts w:ascii="Times New Roman" w:hAnsi="Times New Roman" w:cs="Times New Roman"/>
+          <w:b/>
+          <w:sz w:val="28"/>
+          <w:szCs w:val="28"/>
+        </w:rPr>
+        <w:t>Эстетика – Контекст</w:t>
+      </w:r>
+    </w:p>
+    <w:p>
+      <w:pPr>
+        <w:spacing w:after="0" w:line="360" w:lineRule="auto"/>
+        <w:jc w:val="both"/>
+        <w:rPr>
+          <w:rFonts w:ascii="Times New Roman" w:hAnsi="Times New Roman" w:cs="Times New Roman"/>
+          <w:sz w:val="28"/>
+          <w:szCs w:val="28"/>
+        </w:rPr>
+      </w:pPr>
+      <w:r>
+        <w:rPr>
+          <w:rFonts w:ascii="Times New Roman" w:hAnsi="Times New Roman" w:cs="Times New Roman"/>
+          <w:sz w:val="28"/>
+          <w:szCs w:val="28"/>
+        </w:rPr>
+        <w:t>Интерьеры комплекса выполнены в египетском стиле, что визуально отделяет его от всех остальных и отсылает к египетской мифолог</w:t>
+      </w:r>
       <w:proofErr w:type="gramStart"/>
       <w:r>
         <w:rPr>
           <w:rFonts w:ascii="Times New Roman" w:hAnsi="Times New Roman" w:cs="Times New Roman"/>
-          <w:b/>
-          <w:sz w:val="28"/>
-          <w:szCs w:val="28"/>
-          <w:lang w:val="en-US"/>
-        </w:rPr>
-        <w:t>Atomic Heart</w:t>
-      </w:r>
-      <w:r>
-        <w:rPr>
-          <w:rFonts w:ascii="Times New Roman" w:hAnsi="Times New Roman" w:cs="Times New Roman"/>
-          <w:b/>
-          <w:sz w:val="28"/>
-          <w:szCs w:val="28"/>
-          <w:lang w:val="en-US"/>
+          <w:sz w:val="28"/>
+          <w:szCs w:val="28"/>
+        </w:rPr>
+        <w:t>ии и её</w:t>
+      </w:r>
+      <w:proofErr w:type="gramEnd"/>
+      <w:r>
+        <w:rPr>
+          <w:rFonts w:ascii="Times New Roman" w:hAnsi="Times New Roman" w:cs="Times New Roman"/>
+          <w:sz w:val="28"/>
+          <w:szCs w:val="28"/>
+        </w:rPr>
+        <w:t xml:space="preserve"> загробному миру. Это объяснено тем, что он предназначен специально для </w:t>
+      </w:r>
+      <w:proofErr w:type="spellStart"/>
+      <w:r>
+        <w:rPr>
+          <w:rFonts w:ascii="Times New Roman" w:hAnsi="Times New Roman" w:cs="Times New Roman"/>
+          <w:sz w:val="28"/>
+          <w:szCs w:val="28"/>
+        </w:rPr>
+        <w:t>полиморфов</w:t>
+      </w:r>
+      <w:proofErr w:type="spellEnd"/>
+      <w:r>
+        <w:rPr>
+          <w:rFonts w:ascii="Times New Roman" w:hAnsi="Times New Roman" w:cs="Times New Roman"/>
+          <w:sz w:val="28"/>
+          <w:szCs w:val="28"/>
+        </w:rPr>
+        <w:t xml:space="preserve"> и так им будет проще привыкнуть к новой жизни.</w:t>
+      </w:r>
+    </w:p>
+    <w:p>
+      <w:pPr>
+        <w:spacing w:after="0" w:line="360" w:lineRule="auto"/>
+        <w:jc w:val="both"/>
+        <w:rPr>
+          <w:rFonts w:ascii="Times New Roman" w:hAnsi="Times New Roman" w:cs="Times New Roman"/>
+          <w:sz w:val="28"/>
+          <w:szCs w:val="28"/>
+        </w:rPr>
+      </w:pPr>
+    </w:p>
+    <w:p>
+      <w:pPr>
+        <w:spacing w:after="0" w:line="360" w:lineRule="auto"/>
+        <w:jc w:val="both"/>
+        <w:rPr>
+          <w:rFonts w:ascii="Times New Roman" w:hAnsi="Times New Roman" w:cs="Times New Roman"/>
+          <w:b/>
+          <w:sz w:val="28"/>
+          <w:szCs w:val="28"/>
+        </w:rPr>
+      </w:pPr>
+      <w:r>
+        <w:rPr>
+          <w:rFonts w:ascii="Times New Roman" w:hAnsi="Times New Roman" w:cs="Times New Roman"/>
+          <w:b/>
+          <w:sz w:val="28"/>
+          <w:szCs w:val="28"/>
+        </w:rPr>
+        <w:t>Эстетика – Контекст</w:t>
+      </w:r>
+    </w:p>
+    <w:p>
+      <w:pPr>
+        <w:spacing w:after="0" w:line="360" w:lineRule="auto"/>
+        <w:jc w:val="both"/>
+        <w:rPr>
+          <w:rFonts w:ascii="Times New Roman" w:hAnsi="Times New Roman" w:cs="Times New Roman"/>
+          <w:sz w:val="28"/>
+          <w:szCs w:val="28"/>
+        </w:rPr>
+      </w:pPr>
+      <w:r>
+        <w:rPr>
+          <w:rFonts w:ascii="Times New Roman" w:hAnsi="Times New Roman" w:cs="Times New Roman"/>
+          <w:sz w:val="28"/>
+          <w:szCs w:val="28"/>
+        </w:rPr>
+        <w:t xml:space="preserve">Попадание в комплекс происходит путем перемещения по «Стиксу» - каналу для перевозки грузов в саркофагах. Процесс переплавы </w:t>
+      </w:r>
+      <w:proofErr w:type="gramStart"/>
+      <w:r>
+        <w:rPr>
+          <w:rFonts w:ascii="Times New Roman" w:hAnsi="Times New Roman" w:cs="Times New Roman"/>
+          <w:sz w:val="28"/>
+          <w:szCs w:val="28"/>
+        </w:rPr>
+        <w:t>по этому</w:t>
+      </w:r>
+      <w:proofErr w:type="gramEnd"/>
+      <w:r>
+        <w:rPr>
+          <w:rFonts w:ascii="Times New Roman" w:hAnsi="Times New Roman" w:cs="Times New Roman"/>
+          <w:sz w:val="28"/>
+          <w:szCs w:val="28"/>
+        </w:rPr>
+        <w:t xml:space="preserve"> темному туннелю, подчеркивает переход из привычного мира в мир мертвых </w:t>
+      </w:r>
+      <w:proofErr w:type="spellStart"/>
+      <w:r>
+        <w:rPr>
+          <w:rFonts w:ascii="Times New Roman" w:hAnsi="Times New Roman" w:cs="Times New Roman"/>
+          <w:sz w:val="28"/>
+          <w:szCs w:val="28"/>
+        </w:rPr>
+        <w:t>полиморфов</w:t>
+      </w:r>
+      <w:proofErr w:type="spellEnd"/>
+      <w:r>
+        <w:rPr>
+          <w:rFonts w:ascii="Times New Roman" w:hAnsi="Times New Roman" w:cs="Times New Roman"/>
+          <w:sz w:val="28"/>
+          <w:szCs w:val="28"/>
         </w:rPr>
         <w:t>.</w:t>
       </w:r>
+    </w:p>
+    <w:p>
+      <w:pPr>
+        <w:spacing w:after="0" w:line="360" w:lineRule="auto"/>
+        <w:jc w:val="both"/>
+        <w:rPr>
+          <w:rFonts w:ascii="Times New Roman" w:hAnsi="Times New Roman" w:cs="Times New Roman"/>
+          <w:sz w:val="28"/>
+          <w:szCs w:val="28"/>
+        </w:rPr>
+      </w:pPr>
+    </w:p>
+    <w:p>
+      <w:pPr>
+        <w:spacing w:after="0" w:line="360" w:lineRule="auto"/>
+        <w:jc w:val="both"/>
+        <w:rPr>
+          <w:rFonts w:ascii="Times New Roman" w:hAnsi="Times New Roman" w:cs="Times New Roman"/>
+          <w:b/>
+          <w:sz w:val="28"/>
+          <w:szCs w:val="28"/>
+        </w:rPr>
+      </w:pPr>
+      <w:r>
+        <w:rPr>
+          <w:rFonts w:ascii="Times New Roman" w:hAnsi="Times New Roman" w:cs="Times New Roman"/>
+          <w:b/>
+          <w:sz w:val="28"/>
+          <w:szCs w:val="28"/>
+        </w:rPr>
+        <w:t>Механика – Контекст</w:t>
+      </w:r>
+    </w:p>
+    <w:p>
+      <w:pPr>
+        <w:spacing w:after="0" w:line="360" w:lineRule="auto"/>
+        <w:jc w:val="both"/>
+        <w:rPr>
+          <w:rFonts w:ascii="Times New Roman" w:hAnsi="Times New Roman" w:cs="Times New Roman"/>
+          <w:sz w:val="28"/>
+          <w:szCs w:val="28"/>
+        </w:rPr>
+      </w:pPr>
+      <w:r>
+        <w:rPr>
+          <w:rFonts w:ascii="Times New Roman" w:hAnsi="Times New Roman" w:cs="Times New Roman"/>
+          <w:sz w:val="28"/>
+          <w:szCs w:val="28"/>
+        </w:rPr>
+        <w:t xml:space="preserve">Появление новых врагов – </w:t>
+      </w:r>
+      <w:proofErr w:type="spellStart"/>
+      <w:r>
+        <w:rPr>
+          <w:rFonts w:ascii="Times New Roman" w:hAnsi="Times New Roman" w:cs="Times New Roman"/>
+          <w:sz w:val="28"/>
+          <w:szCs w:val="28"/>
+        </w:rPr>
+        <w:t>полиморфов</w:t>
+      </w:r>
+      <w:proofErr w:type="spellEnd"/>
+      <w:r>
+        <w:rPr>
+          <w:rFonts w:ascii="Times New Roman" w:hAnsi="Times New Roman" w:cs="Times New Roman"/>
+          <w:sz w:val="28"/>
+          <w:szCs w:val="28"/>
+        </w:rPr>
+        <w:t xml:space="preserve">, обусловлено тем, что ХРАЗ наспех делает себе </w:t>
+      </w:r>
+      <w:proofErr w:type="gramStart"/>
+      <w:r>
+        <w:rPr>
+          <w:rFonts w:ascii="Times New Roman" w:hAnsi="Times New Roman" w:cs="Times New Roman"/>
+          <w:sz w:val="28"/>
+          <w:szCs w:val="28"/>
+        </w:rPr>
+        <w:t>приспешников</w:t>
+      </w:r>
       <w:proofErr w:type="gramEnd"/>
       <w:r>
         <w:rPr>
           <w:rFonts w:ascii="Times New Roman" w:hAnsi="Times New Roman" w:cs="Times New Roman"/>
-          <w:b/>
-          <w:sz w:val="28"/>
-          <w:szCs w:val="28"/>
-          <w:lang w:val="en-US"/>
-        </w:rPr>
-        <w:t xml:space="preserve"> </w:t>
-      </w:r>
-      <w:r>
-        <w:rPr>
-          <w:rFonts w:ascii="Times New Roman" w:hAnsi="Times New Roman" w:cs="Times New Roman"/>
-          <w:b/>
-          <w:sz w:val="28"/>
-          <w:szCs w:val="28"/>
-          <w:lang w:val="en-US"/>
-        </w:rPr>
-        <w:t>Blood on Crystal</w:t>
-      </w:r>
-    </w:p>
-    <w:p>
-      <w:pPr>
-        <w:spacing w:after="0" w:line="360" w:lineRule="auto"/>
-        <w:ind w:firstLine="709"/>
-        <w:jc w:val="both"/>
-        <w:rPr>
-          <w:rFonts w:ascii="Times New Roman" w:hAnsi="Times New Roman" w:cs="Times New Roman"/>
-          <w:sz w:val="28"/>
-          <w:szCs w:val="28"/>
-        </w:rPr>
-      </w:pPr>
-      <w:r>
-        <w:rPr>
-          <w:rFonts w:ascii="Times New Roman" w:hAnsi="Times New Roman" w:cs="Times New Roman"/>
-          <w:sz w:val="28"/>
-          <w:szCs w:val="28"/>
-        </w:rPr>
-        <w:t>Тема: загробный мир</w:t>
-      </w:r>
-    </w:p>
-    <w:p>
-      <w:pPr>
-        <w:spacing w:after="0" w:line="360" w:lineRule="auto"/>
-        <w:ind w:firstLine="708"/>
-        <w:jc w:val="both"/>
-        <w:rPr>
-          <w:rFonts w:ascii="Times New Roman" w:hAnsi="Times New Roman" w:cs="Times New Roman"/>
-          <w:sz w:val="28"/>
-          <w:szCs w:val="28"/>
-        </w:rPr>
-      </w:pPr>
+          <w:sz w:val="28"/>
+          <w:szCs w:val="28"/>
+        </w:rPr>
+        <w:t xml:space="preserve">, аналогичных обычным </w:t>
+      </w:r>
+      <w:proofErr w:type="spellStart"/>
+      <w:r>
+        <w:rPr>
+          <w:rFonts w:ascii="Times New Roman" w:hAnsi="Times New Roman" w:cs="Times New Roman"/>
+          <w:sz w:val="28"/>
+          <w:szCs w:val="28"/>
+        </w:rPr>
+        <w:t>полиморфам</w:t>
+      </w:r>
+      <w:proofErr w:type="spellEnd"/>
+      <w:r>
+        <w:rPr>
+          <w:rFonts w:ascii="Times New Roman" w:hAnsi="Times New Roman" w:cs="Times New Roman"/>
+          <w:sz w:val="28"/>
+          <w:szCs w:val="28"/>
+        </w:rPr>
+        <w:t>, которые живут в комплексе. Но так как они были сделаны из уже умерших людей, то они не обладают разумом, а похожи на оживших мертвецов.</w:t>
+      </w:r>
+    </w:p>
+    <w:p>
+      <w:pPr>
+        <w:spacing w:after="0" w:line="360" w:lineRule="auto"/>
+        <w:jc w:val="both"/>
+        <w:rPr>
+          <w:rFonts w:ascii="Times New Roman" w:hAnsi="Times New Roman" w:cs="Times New Roman"/>
+          <w:sz w:val="28"/>
+          <w:szCs w:val="28"/>
+        </w:rPr>
+      </w:pPr>
+    </w:p>
+    <w:p>
+      <w:pPr>
+        <w:spacing w:after="0" w:line="360" w:lineRule="auto"/>
+        <w:jc w:val="both"/>
+        <w:rPr>
+          <w:rFonts w:ascii="Times New Roman" w:hAnsi="Times New Roman" w:cs="Times New Roman"/>
+          <w:b/>
+          <w:sz w:val="28"/>
+          <w:szCs w:val="28"/>
+        </w:rPr>
+      </w:pPr>
+      <w:r>
+        <w:rPr>
+          <w:rFonts w:ascii="Times New Roman" w:hAnsi="Times New Roman" w:cs="Times New Roman"/>
+          <w:b/>
+          <w:sz w:val="28"/>
+          <w:szCs w:val="28"/>
+        </w:rPr>
+        <w:t>Механика – Эстетика</w:t>
+      </w:r>
+    </w:p>
+    <w:p>
+      <w:pPr>
+        <w:spacing w:after="0" w:line="360" w:lineRule="auto"/>
+        <w:jc w:val="both"/>
+        <w:rPr>
+          <w:rFonts w:ascii="Times New Roman" w:hAnsi="Times New Roman" w:cs="Times New Roman"/>
+          <w:sz w:val="28"/>
+          <w:szCs w:val="28"/>
+        </w:rPr>
+      </w:pPr>
+      <w:proofErr w:type="spellStart"/>
       <w:r>
         <w:rPr>
           <w:rFonts w:ascii="Times New Roman" w:hAnsi="Times New Roman" w:cs="Times New Roman"/>
@@ -542,325 +1079,240 @@
           <w:szCs w:val="28"/>
         </w:rPr>
         <w:lastRenderedPageBreak/>
-        <w:t>Тема загробного мира показана через ассоциации с древнеегипетской мифологией: Стикс</w:t>
-      </w:r>
-      <w:r>
-        <w:rPr>
-          <w:rFonts w:ascii="Times New Roman" w:hAnsi="Times New Roman" w:cs="Times New Roman"/>
-          <w:sz w:val="28"/>
-          <w:szCs w:val="28"/>
-        </w:rPr>
-        <w:t xml:space="preserve"> для перевоза грузов, д</w:t>
-      </w:r>
-      <w:r>
-        <w:rPr>
-          <w:rFonts w:ascii="Times New Roman" w:hAnsi="Times New Roman" w:cs="Times New Roman"/>
-          <w:sz w:val="28"/>
-          <w:szCs w:val="28"/>
-        </w:rPr>
-        <w:t>ома в виде пирамид, большая часть интерьера выполн</w:t>
-      </w:r>
-      <w:r>
-        <w:rPr>
-          <w:rFonts w:ascii="Times New Roman" w:hAnsi="Times New Roman" w:cs="Times New Roman"/>
-          <w:sz w:val="28"/>
-          <w:szCs w:val="28"/>
-        </w:rPr>
-        <w:t>ена в древнеегипетской эстетике и т.д.</w:t>
-      </w:r>
-      <w:r>
-        <w:rPr>
-          <w:rFonts w:ascii="Times New Roman" w:hAnsi="Times New Roman" w:cs="Times New Roman"/>
-          <w:sz w:val="28"/>
-          <w:szCs w:val="28"/>
-        </w:rPr>
-        <w:t xml:space="preserve"> </w:t>
-      </w:r>
-      <w:r>
-        <w:rPr>
-          <w:rFonts w:ascii="Times New Roman" w:hAnsi="Times New Roman" w:cs="Times New Roman"/>
-          <w:sz w:val="28"/>
-          <w:szCs w:val="28"/>
-        </w:rPr>
-        <w:t>Даже в записях в груше мы можем заметить отсылки на египетских богов (</w:t>
+        <w:t>Полиморфы</w:t>
+      </w:r>
+      <w:proofErr w:type="spellEnd"/>
+      <w:r>
+        <w:rPr>
+          <w:rFonts w:ascii="Times New Roman" w:hAnsi="Times New Roman" w:cs="Times New Roman"/>
+          <w:sz w:val="28"/>
+          <w:szCs w:val="28"/>
+        </w:rPr>
+        <w:t xml:space="preserve"> полупрозрачны</w:t>
+      </w:r>
+      <w:r>
+        <w:rPr>
+          <w:rFonts w:ascii="Times New Roman" w:hAnsi="Times New Roman" w:cs="Times New Roman"/>
+          <w:sz w:val="28"/>
+          <w:szCs w:val="28"/>
+        </w:rPr>
+        <w:t xml:space="preserve">. </w:t>
+      </w:r>
+      <w:proofErr w:type="gramStart"/>
+      <w:r>
+        <w:rPr>
+          <w:rFonts w:ascii="Times New Roman" w:hAnsi="Times New Roman" w:cs="Times New Roman"/>
+          <w:sz w:val="28"/>
+          <w:szCs w:val="28"/>
+        </w:rPr>
+        <w:t>Фактически это сознания людей перенесенные из старых земных тел в новые полупрозрачные, не нуждающиеся ни в еде, ни во сне.</w:t>
+      </w:r>
+      <w:proofErr w:type="gramEnd"/>
+      <w:r>
+        <w:rPr>
+          <w:rFonts w:ascii="Times New Roman" w:hAnsi="Times New Roman" w:cs="Times New Roman"/>
+          <w:sz w:val="28"/>
+          <w:szCs w:val="28"/>
+        </w:rPr>
+        <w:t xml:space="preserve"> Они подобны призракам в своих прозрачных телах.</w:t>
+      </w:r>
+    </w:p>
+    <w:p>
+      <w:pPr>
+        <w:spacing w:after="0" w:line="360" w:lineRule="auto"/>
+        <w:jc w:val="both"/>
+        <w:rPr>
+          <w:rFonts w:ascii="Times New Roman" w:hAnsi="Times New Roman" w:cs="Times New Roman"/>
+          <w:sz w:val="28"/>
+          <w:szCs w:val="28"/>
+        </w:rPr>
+      </w:pPr>
+    </w:p>
+    <w:p>
+      <w:pPr>
+        <w:spacing w:after="0" w:line="360" w:lineRule="auto"/>
+        <w:jc w:val="both"/>
+        <w:rPr>
+          <w:rFonts w:ascii="Times New Roman" w:hAnsi="Times New Roman" w:cs="Times New Roman"/>
+          <w:b/>
+          <w:sz w:val="28"/>
+          <w:szCs w:val="28"/>
+        </w:rPr>
+      </w:pPr>
+      <w:r>
+        <w:rPr>
+          <w:rFonts w:ascii="Times New Roman" w:hAnsi="Times New Roman" w:cs="Times New Roman"/>
+          <w:b/>
+          <w:sz w:val="28"/>
+          <w:szCs w:val="28"/>
+        </w:rPr>
+        <w:t>Противоречия</w:t>
+      </w:r>
+    </w:p>
+    <w:p>
+      <w:pPr>
+        <w:pStyle w:val="a4"/>
+        <w:numPr>
+          <w:ilvl w:val="0"/>
+          <w:numId w:val="4"/>
+        </w:numPr>
+        <w:spacing w:after="0" w:line="360" w:lineRule="auto"/>
+        <w:jc w:val="both"/>
+        <w:rPr>
+          <w:sz w:val="28"/>
+          <w:szCs w:val="28"/>
+        </w:rPr>
+      </w:pPr>
+      <w:r>
+        <w:rPr>
+          <w:sz w:val="28"/>
+          <w:szCs w:val="28"/>
+        </w:rPr>
+        <w:t>Система ШАНС</w:t>
+      </w:r>
+      <w:r>
+        <w:rPr>
+          <w:sz w:val="28"/>
+          <w:szCs w:val="28"/>
+        </w:rPr>
+        <w:t xml:space="preserve"> для смены способностей перчатки при взаимодействии со стойкой никак не связана с темой.</w:t>
+      </w:r>
+    </w:p>
+    <w:p>
+      <w:pPr>
+        <w:pStyle w:val="a4"/>
+        <w:numPr>
+          <w:ilvl w:val="0"/>
+          <w:numId w:val="4"/>
+        </w:numPr>
+        <w:spacing w:after="0" w:line="360" w:lineRule="auto"/>
+        <w:jc w:val="both"/>
+        <w:rPr>
+          <w:sz w:val="28"/>
+          <w:szCs w:val="28"/>
+        </w:rPr>
+      </w:pPr>
+      <w:r>
+        <w:rPr>
+          <w:sz w:val="28"/>
+          <w:szCs w:val="28"/>
+        </w:rPr>
+        <w:t>Первая часть игры происходит вне комплекса и ощущается затянутой из-за повторяющихся действий и полного несоответствия теме.</w:t>
+      </w:r>
+    </w:p>
+    <w:p>
+      <w:pPr>
+        <w:spacing w:after="0" w:line="360" w:lineRule="auto"/>
+        <w:jc w:val="both"/>
+        <w:rPr>
+          <w:rFonts w:ascii="Times New Roman" w:hAnsi="Times New Roman" w:cs="Times New Roman"/>
+          <w:b/>
+          <w:sz w:val="28"/>
+          <w:szCs w:val="28"/>
+        </w:rPr>
+      </w:pPr>
+      <w:r>
+        <w:rPr>
+          <w:rFonts w:ascii="Times New Roman" w:hAnsi="Times New Roman" w:cs="Times New Roman"/>
+          <w:b/>
+          <w:sz w:val="28"/>
+          <w:szCs w:val="28"/>
+        </w:rPr>
+        <w:t>Изменения</w:t>
+      </w:r>
+    </w:p>
+    <w:p>
+      <w:pPr>
+        <w:pStyle w:val="a4"/>
+        <w:numPr>
+          <w:ilvl w:val="0"/>
+          <w:numId w:val="5"/>
+        </w:numPr>
+        <w:spacing w:after="0" w:line="360" w:lineRule="auto"/>
+        <w:jc w:val="both"/>
+        <w:rPr>
+          <w:sz w:val="28"/>
+          <w:szCs w:val="28"/>
+        </w:rPr>
+      </w:pPr>
+      <w:r>
+        <w:rPr>
+          <w:sz w:val="28"/>
+          <w:szCs w:val="28"/>
+        </w:rPr>
+        <w:t xml:space="preserve">Добавить в качестве саундтреков мелодии, которые будут </w:t>
+      </w:r>
+      <w:proofErr w:type="gramStart"/>
+      <w:r>
+        <w:rPr>
+          <w:sz w:val="28"/>
+          <w:szCs w:val="28"/>
+        </w:rPr>
+        <w:t>также</w:t>
+      </w:r>
+      <w:proofErr w:type="gramEnd"/>
+      <w:r>
+        <w:rPr>
+          <w:sz w:val="28"/>
+          <w:szCs w:val="28"/>
+        </w:rPr>
+        <w:t xml:space="preserve"> как и </w:t>
       </w:r>
       <w:proofErr w:type="spellStart"/>
       <w:r>
         <w:rPr>
-          <w:rFonts w:ascii="Times New Roman" w:hAnsi="Times New Roman" w:cs="Times New Roman"/>
-          <w:sz w:val="28"/>
-          <w:szCs w:val="28"/>
-        </w:rPr>
-        <w:t>Тотенберг</w:t>
+          <w:sz w:val="28"/>
+          <w:szCs w:val="28"/>
+        </w:rPr>
+        <w:t>визуал</w:t>
       </w:r>
       <w:proofErr w:type="spellEnd"/>
       <w:r>
         <w:rPr>
-          <w:rFonts w:ascii="Times New Roman" w:hAnsi="Times New Roman" w:cs="Times New Roman"/>
-          <w:sz w:val="28"/>
-          <w:szCs w:val="28"/>
-        </w:rPr>
-        <w:t>).</w:t>
-      </w:r>
-    </w:p>
-    <w:p>
-      <w:pPr>
-        <w:spacing w:after="0" w:line="360" w:lineRule="auto"/>
-        <w:ind w:firstLine="709"/>
-        <w:jc w:val="both"/>
-        <w:rPr>
-          <w:rFonts w:ascii="Times New Roman" w:hAnsi="Times New Roman" w:cs="Times New Roman"/>
-          <w:sz w:val="28"/>
-          <w:szCs w:val="28"/>
-        </w:rPr>
-      </w:pPr>
-      <w:r>
-        <w:rPr>
-          <w:rFonts w:ascii="Times New Roman" w:hAnsi="Times New Roman" w:cs="Times New Roman"/>
-          <w:sz w:val="28"/>
-          <w:szCs w:val="28"/>
-        </w:rPr>
-        <w:t>Герои попадают в комплекс проплыва в «саркофагах» по «Стиксу», как бы попав в загробный мир. А одной из главных целей персонажей является спасение академика Сеченова, как бы возвращая его душу в тело.</w:t>
-      </w:r>
-    </w:p>
-    <w:p>
-      <w:pPr>
-        <w:spacing w:after="0" w:line="360" w:lineRule="auto"/>
-        <w:ind w:firstLine="709"/>
-        <w:jc w:val="both"/>
-        <w:rPr>
-          <w:rFonts w:ascii="Times New Roman" w:hAnsi="Times New Roman" w:cs="Times New Roman"/>
-          <w:sz w:val="28"/>
-          <w:szCs w:val="28"/>
-        </w:rPr>
-      </w:pPr>
-      <w:proofErr w:type="gramStart"/>
-      <w:r>
-        <w:rPr>
-          <w:rFonts w:ascii="Times New Roman" w:hAnsi="Times New Roman" w:cs="Times New Roman"/>
-          <w:sz w:val="28"/>
-          <w:szCs w:val="28"/>
-        </w:rPr>
-        <w:t>Новый</w:t>
-      </w:r>
-      <w:proofErr w:type="gramEnd"/>
-      <w:r>
-        <w:rPr>
-          <w:rFonts w:ascii="Times New Roman" w:hAnsi="Times New Roman" w:cs="Times New Roman"/>
-          <w:sz w:val="28"/>
-          <w:szCs w:val="28"/>
-        </w:rPr>
-        <w:t xml:space="preserve"> враги и </w:t>
-      </w:r>
-      <w:r>
-        <w:rPr>
-          <w:rFonts w:ascii="Times New Roman" w:hAnsi="Times New Roman" w:cs="Times New Roman"/>
-          <w:sz w:val="28"/>
-          <w:szCs w:val="28"/>
-          <w:lang w:val="en-US"/>
-        </w:rPr>
-        <w:t>NPC</w:t>
-      </w:r>
-      <w:r>
-        <w:rPr>
-          <w:rFonts w:ascii="Times New Roman" w:hAnsi="Times New Roman" w:cs="Times New Roman"/>
-          <w:sz w:val="28"/>
-          <w:szCs w:val="28"/>
-        </w:rPr>
-        <w:t xml:space="preserve"> – </w:t>
-      </w:r>
-      <w:proofErr w:type="spellStart"/>
-      <w:r>
-        <w:rPr>
-          <w:rFonts w:ascii="Times New Roman" w:hAnsi="Times New Roman" w:cs="Times New Roman"/>
-          <w:sz w:val="28"/>
-          <w:szCs w:val="28"/>
-        </w:rPr>
-        <w:t>полиморфы</w:t>
-      </w:r>
-      <w:proofErr w:type="spellEnd"/>
-      <w:r>
-        <w:rPr>
-          <w:rFonts w:ascii="Times New Roman" w:hAnsi="Times New Roman" w:cs="Times New Roman"/>
-          <w:sz w:val="28"/>
-          <w:szCs w:val="28"/>
-        </w:rPr>
-        <w:t>.</w:t>
-      </w:r>
-      <w:r>
-        <w:rPr>
-          <w:rFonts w:ascii="Times New Roman" w:hAnsi="Times New Roman" w:cs="Times New Roman"/>
-          <w:sz w:val="28"/>
-          <w:szCs w:val="28"/>
-        </w:rPr>
-        <w:t xml:space="preserve"> </w:t>
-      </w:r>
-      <w:proofErr w:type="spellStart"/>
-      <w:r>
-        <w:rPr>
-          <w:rFonts w:ascii="Times New Roman" w:hAnsi="Times New Roman" w:cs="Times New Roman"/>
-          <w:sz w:val="28"/>
-          <w:szCs w:val="28"/>
-        </w:rPr>
-        <w:t>Полиморфы</w:t>
-      </w:r>
-      <w:proofErr w:type="spellEnd"/>
-      <w:r>
-        <w:rPr>
-          <w:rFonts w:ascii="Times New Roman" w:hAnsi="Times New Roman" w:cs="Times New Roman"/>
-          <w:sz w:val="28"/>
-          <w:szCs w:val="28"/>
-        </w:rPr>
-        <w:t xml:space="preserve"> являются </w:t>
-      </w:r>
-      <w:proofErr w:type="gramStart"/>
-      <w:r>
-        <w:rPr>
-          <w:rFonts w:ascii="Times New Roman" w:hAnsi="Times New Roman" w:cs="Times New Roman"/>
-          <w:sz w:val="28"/>
-          <w:szCs w:val="28"/>
-        </w:rPr>
-        <w:t>новым</w:t>
-      </w:r>
-      <w:proofErr w:type="gramEnd"/>
-      <w:r>
-        <w:rPr>
-          <w:rFonts w:ascii="Times New Roman" w:hAnsi="Times New Roman" w:cs="Times New Roman"/>
-          <w:sz w:val="28"/>
-          <w:szCs w:val="28"/>
-        </w:rPr>
-        <w:t xml:space="preserve"> искусственно созданным видом людей. </w:t>
-      </w:r>
-      <w:proofErr w:type="gramStart"/>
-      <w:r>
-        <w:rPr>
-          <w:rFonts w:ascii="Times New Roman" w:hAnsi="Times New Roman" w:cs="Times New Roman"/>
-          <w:sz w:val="28"/>
-          <w:szCs w:val="28"/>
-        </w:rPr>
-        <w:t>Фактически это сознания людей перенесенные из старых земных тел в новые полупрозрачные, не нуждающиеся ни в еде, ни в</w:t>
-      </w:r>
-      <w:r>
-        <w:rPr>
-          <w:rFonts w:ascii="Times New Roman" w:hAnsi="Times New Roman" w:cs="Times New Roman"/>
-          <w:sz w:val="28"/>
-          <w:szCs w:val="28"/>
-        </w:rPr>
-        <w:t>о</w:t>
-      </w:r>
-      <w:r>
-        <w:rPr>
-          <w:rFonts w:ascii="Times New Roman" w:hAnsi="Times New Roman" w:cs="Times New Roman"/>
-          <w:sz w:val="28"/>
-          <w:szCs w:val="28"/>
-        </w:rPr>
-        <w:t xml:space="preserve"> сне.</w:t>
-      </w:r>
-      <w:proofErr w:type="gramEnd"/>
-      <w:r>
-        <w:rPr>
-          <w:rFonts w:ascii="Times New Roman" w:hAnsi="Times New Roman" w:cs="Times New Roman"/>
-          <w:sz w:val="28"/>
-          <w:szCs w:val="28"/>
-        </w:rPr>
-        <w:t xml:space="preserve"> Они подобны призракам в своих прозрачных телах. </w:t>
-      </w:r>
-      <w:r>
-        <w:rPr>
-          <w:rFonts w:ascii="Times New Roman" w:hAnsi="Times New Roman" w:cs="Times New Roman"/>
-          <w:sz w:val="28"/>
-          <w:szCs w:val="28"/>
-        </w:rPr>
-        <w:t xml:space="preserve">Некоторые </w:t>
-      </w:r>
-      <w:proofErr w:type="spellStart"/>
-      <w:r>
-        <w:rPr>
-          <w:rFonts w:ascii="Times New Roman" w:hAnsi="Times New Roman" w:cs="Times New Roman"/>
-          <w:sz w:val="28"/>
-          <w:szCs w:val="28"/>
-        </w:rPr>
-        <w:t>полиморфы</w:t>
-      </w:r>
-      <w:proofErr w:type="spellEnd"/>
-      <w:r>
-        <w:rPr>
-          <w:rFonts w:ascii="Times New Roman" w:hAnsi="Times New Roman" w:cs="Times New Roman"/>
-          <w:sz w:val="28"/>
-          <w:szCs w:val="28"/>
-        </w:rPr>
-        <w:t xml:space="preserve"> неагрессивны и с ними можно </w:t>
-      </w:r>
-      <w:proofErr w:type="gramStart"/>
-      <w:r>
-        <w:rPr>
-          <w:rFonts w:ascii="Times New Roman" w:hAnsi="Times New Roman" w:cs="Times New Roman"/>
-          <w:sz w:val="28"/>
-          <w:szCs w:val="28"/>
-        </w:rPr>
-        <w:t>поговорить</w:t>
-      </w:r>
-      <w:proofErr w:type="gramEnd"/>
-      <w:r>
-        <w:rPr>
-          <w:rFonts w:ascii="Times New Roman" w:hAnsi="Times New Roman" w:cs="Times New Roman"/>
-          <w:sz w:val="28"/>
-          <w:szCs w:val="28"/>
-        </w:rPr>
-        <w:t>. Другие же агрессивны, так ка</w:t>
-      </w:r>
+          <w:sz w:val="28"/>
+          <w:szCs w:val="28"/>
+        </w:rPr>
+        <w:t xml:space="preserve"> соответствовать египетской теме.</w:t>
+      </w:r>
+    </w:p>
+    <w:p>
+      <w:pPr>
+        <w:pStyle w:val="a4"/>
+        <w:numPr>
+          <w:ilvl w:val="0"/>
+          <w:numId w:val="5"/>
+        </w:numPr>
+        <w:spacing w:after="0" w:line="360" w:lineRule="auto"/>
+        <w:jc w:val="both"/>
+        <w:rPr>
+          <w:sz w:val="28"/>
+          <w:szCs w:val="28"/>
+        </w:rPr>
+      </w:pPr>
+      <w:r>
+        <w:rPr>
+          <w:sz w:val="28"/>
+          <w:szCs w:val="28"/>
+        </w:rPr>
+        <w:t>Добавить уникальное оружие, название и внешний вид которого будут отсылать на выбранную тему.</w:t>
+      </w:r>
+    </w:p>
+    <w:p>
+      <w:pPr>
+        <w:pStyle w:val="a4"/>
+        <w:numPr>
+          <w:ilvl w:val="0"/>
+          <w:numId w:val="5"/>
+        </w:numPr>
+        <w:spacing w:after="0" w:line="360" w:lineRule="auto"/>
+        <w:jc w:val="both"/>
+        <w:rPr>
+          <w:sz w:val="28"/>
+          <w:szCs w:val="28"/>
+        </w:rPr>
+      </w:pPr>
       <w:bookmarkStart w:id="0" w:name="_GoBack"/>
       <w:bookmarkEnd w:id="0"/>
-      <w:r>
-        <w:rPr>
-          <w:rFonts w:ascii="Times New Roman" w:hAnsi="Times New Roman" w:cs="Times New Roman"/>
-          <w:sz w:val="28"/>
-          <w:szCs w:val="28"/>
-        </w:rPr>
-        <w:t xml:space="preserve">к слеплены наспех </w:t>
-      </w:r>
-      <w:proofErr w:type="spellStart"/>
-      <w:r>
-        <w:rPr>
-          <w:rFonts w:ascii="Times New Roman" w:hAnsi="Times New Roman" w:cs="Times New Roman"/>
-          <w:sz w:val="28"/>
-          <w:szCs w:val="28"/>
-        </w:rPr>
-        <w:t>ХРАЗом</w:t>
-      </w:r>
-      <w:proofErr w:type="spellEnd"/>
-      <w:r>
-        <w:rPr>
-          <w:rFonts w:ascii="Times New Roman" w:hAnsi="Times New Roman" w:cs="Times New Roman"/>
-          <w:sz w:val="28"/>
-          <w:szCs w:val="28"/>
-        </w:rPr>
-        <w:t xml:space="preserve"> из умерших работников комплекса – ходячие мертвецы. А мы большую часть игры проходим через их место обитания.</w:t>
-      </w:r>
-    </w:p>
-    <w:p>
-      <w:pPr>
-        <w:spacing w:after="0" w:line="360" w:lineRule="auto"/>
-        <w:ind w:firstLine="709"/>
-        <w:jc w:val="both"/>
-        <w:rPr>
-          <w:rFonts w:ascii="Times New Roman" w:hAnsi="Times New Roman" w:cs="Times New Roman"/>
-          <w:sz w:val="28"/>
-          <w:szCs w:val="28"/>
-        </w:rPr>
-      </w:pPr>
-    </w:p>
-    <w:p>
-      <w:pPr>
-        <w:spacing w:after="0" w:line="360" w:lineRule="auto"/>
-        <w:ind w:firstLine="709"/>
-        <w:jc w:val="both"/>
-        <w:rPr>
-          <w:rFonts w:ascii="Times New Roman" w:hAnsi="Times New Roman" w:cs="Times New Roman"/>
-          <w:sz w:val="28"/>
-          <w:szCs w:val="28"/>
-        </w:rPr>
-      </w:pPr>
     </w:p>
     <w:sectPr>
       <w:pgSz w:w="11906" w:h="16838"/>
@@ -988,6 +1440,119 @@
     </w:lvl>
   </w:abstractNum>
   <w:abstractNum w:abstractNumId="1">
+    <w:nsid w:val="376A2C10"/>
+    <w:multiLevelType w:val="hybridMultilevel"/>
+    <w:tmpl w:val="5148B1EA"/>
+    <w:lvl w:ilvl="0" w:tplc="04190001">
+      <w:start w:val="1"/>
+      <w:numFmt w:val="bullet"/>
+      <w:lvlText w:val=""/>
+      <w:lvlJc w:val="left"/>
+      <w:pPr>
+        <w:ind w:left="720" w:hanging="360"/>
+      </w:pPr>
+      <w:rPr>
+        <w:rFonts w:ascii="Symbol" w:hAnsi="Symbol" w:hint="default"/>
+      </w:rPr>
+    </w:lvl>
+    <w:lvl w:ilvl="1" w:tplc="04190003" w:tentative="1">
+      <w:start w:val="1"/>
+      <w:numFmt w:val="bullet"/>
+      <w:lvlText w:val="o"/>
+      <w:lvlJc w:val="left"/>
+      <w:pPr>
+        <w:ind w:left="1440" w:hanging="360"/>
+      </w:pPr>
+      <w:rPr>
+        <w:rFonts w:ascii="Courier New" w:hAnsi="Courier New" w:cs="Courier New" w:hint="default"/>
+      </w:rPr>
+    </w:lvl>
+    <w:lvl w:ilvl="2" w:tplc="04190005" w:tentative="1">
+      <w:start w:val="1"/>
+      <w:numFmt w:val="bullet"/>
+      <w:lvlText w:val=""/>
+      <w:lvlJc w:val="left"/>
+      <w:pPr>
+        <w:ind w:left="2160" w:hanging="360"/>
+      </w:pPr>
+      <w:rPr>
+        <w:rFonts w:ascii="Wingdings" w:hAnsi="Wingdings" w:hint="default"/>
+      </w:rPr>
+    </w:lvl>
+    <w:lvl w:ilvl="3" w:tplc="04190001" w:tentative="1">
+      <w:start w:val="1"/>
+      <w:numFmt w:val="bullet"/>
+      <w:lvlText w:val=""/>
+      <w:lvlJc w:val="left"/>
+      <w:pPr>
+        <w:ind w:left="2880" w:hanging="360"/>
+      </w:pPr>
+      <w:rPr>
+        <w:rFonts w:ascii="Symbol" w:hAnsi="Symbol" w:hint="default"/>
+      </w:rPr>
+    </w:lvl>
+    <w:lvl w:ilvl="4" w:tplc="04190003" w:tentative="1">
+      <w:start w:val="1"/>
+      <w:numFmt w:val="bullet"/>
+      <w:lvlText w:val="o"/>
+      <w:lvlJc w:val="left"/>
+      <w:pPr>
+        <w:ind w:left="3600" w:hanging="360"/>
+      </w:pPr>
+      <w:rPr>
+        <w:rFonts w:ascii="Courier New" w:hAnsi="Courier New" w:cs="Courier New" w:hint="default"/>
+      </w:rPr>
+    </w:lvl>
+    <w:lvl w:ilvl="5" w:tplc="04190005" w:tentative="1">
+      <w:start w:val="1"/>
+      <w:numFmt w:val="bullet"/>
+      <w:lvlText w:val=""/>
+      <w:lvlJc w:val="left"/>
+      <w:pPr>
+        <w:ind w:left="4320" w:hanging="360"/>
+      </w:pPr>
+      <w:rPr>
+        <w:rFonts w:ascii="Wingdings" w:hAnsi="Wingdings" w:hint="default"/>
+      </w:rPr>
+    </w:lvl>
+    <w:lvl w:ilvl="6" w:tplc="04190001" w:tentative="1">
+      <w:start w:val="1"/>
+      <w:numFmt w:val="bullet"/>
+      <w:lvlText w:val=""/>
+      <w:lvlJc w:val="left"/>
+      <w:pPr>
+        <w:ind w:left="5040" w:hanging="360"/>
+      </w:pPr>
+      <w:rPr>
+        <w:rFonts w:ascii="Symbol" w:hAnsi="Symbol" w:hint="default"/>
+      </w:rPr>
+    </w:lvl>
+    <w:lvl w:ilvl="7" w:tplc="04190003" w:tentative="1">
+      <w:start w:val="1"/>
+      <w:numFmt w:val="bullet"/>
+      <w:lvlText w:val="o"/>
+      <w:lvlJc w:val="left"/>
+      <w:pPr>
+        <w:ind w:left="5760" w:hanging="360"/>
+      </w:pPr>
+      <w:rPr>
+        <w:rFonts w:ascii="Courier New" w:hAnsi="Courier New" w:cs="Courier New" w:hint="default"/>
+      </w:rPr>
+    </w:lvl>
+    <w:lvl w:ilvl="8" w:tplc="04190005" w:tentative="1">
+      <w:start w:val="1"/>
+      <w:numFmt w:val="bullet"/>
+      <w:lvlText w:val=""/>
+      <w:lvlJc w:val="left"/>
+      <w:pPr>
+        <w:ind w:left="6480" w:hanging="360"/>
+      </w:pPr>
+      <w:rPr>
+        <w:rFonts w:ascii="Wingdings" w:hAnsi="Wingdings" w:hint="default"/>
+      </w:rPr>
+    </w:lvl>
+  </w:abstractNum>
+  <w:abstractNum w:abstractNumId="2">
     <w:nsid w:val="4EEE47E2"/>
     <w:multiLevelType w:val="hybridMultilevel"/>
     <w:tmpl w:val="7D5A8612"/>
@@ -1100,7 +1665,120 @@
       </w:rPr>
     </w:lvl>
   </w:abstractNum>
-  <w:abstractNum w:abstractNumId="2">
+  <w:abstractNum w:abstractNumId="3">
+    <w:nsid w:val="632E3322"/>
+    <w:multiLevelType w:val="hybridMultilevel"/>
+    <w:tmpl w:val="A014A298"/>
+    <w:lvl w:ilvl="0" w:tplc="04190001">
+      <w:start w:val="1"/>
+      <w:numFmt w:val="bullet"/>
+      <w:lvlText w:val=""/>
+      <w:lvlJc w:val="left"/>
+      <w:pPr>
+        <w:ind w:left="720" w:hanging="360"/>
+      </w:pPr>
+      <w:rPr>
+        <w:rFonts w:ascii="Symbol" w:hAnsi="Symbol" w:hint="default"/>
+      </w:rPr>
+    </w:lvl>
+    <w:lvl w:ilvl="1" w:tplc="04190003" w:tentative="1">
+      <w:start w:val="1"/>
+      <w:numFmt w:val="bullet"/>
+      <w:lvlText w:val="o"/>
+      <w:lvlJc w:val="left"/>
+      <w:pPr>
+        <w:ind w:left="1440" w:hanging="360"/>
+      </w:pPr>
+      <w:rPr>
+        <w:rFonts w:ascii="Courier New" w:hAnsi="Courier New" w:cs="Courier New" w:hint="default"/>
+      </w:rPr>
+    </w:lvl>
+    <w:lvl w:ilvl="2" w:tplc="04190005" w:tentative="1">
+      <w:start w:val="1"/>
+      <w:numFmt w:val="bullet"/>
+      <w:lvlText w:val=""/>
+      <w:lvlJc w:val="left"/>
+      <w:pPr>
+        <w:ind w:left="2160" w:hanging="360"/>
+      </w:pPr>
+      <w:rPr>
+        <w:rFonts w:ascii="Wingdings" w:hAnsi="Wingdings" w:hint="default"/>
+      </w:rPr>
+    </w:lvl>
+    <w:lvl w:ilvl="3" w:tplc="04190001" w:tentative="1">
+      <w:start w:val="1"/>
+      <w:numFmt w:val="bullet"/>
+      <w:lvlText w:val=""/>
+      <w:lvlJc w:val="left"/>
+      <w:pPr>
+        <w:ind w:left="2880" w:hanging="360"/>
+      </w:pPr>
+      <w:rPr>
+        <w:rFonts w:ascii="Symbol" w:hAnsi="Symbol" w:hint="default"/>
+      </w:rPr>
+    </w:lvl>
+    <w:lvl w:ilvl="4" w:tplc="04190003" w:tentative="1">
+      <w:start w:val="1"/>
+      <w:numFmt w:val="bullet"/>
+      <w:lvlText w:val="o"/>
+      <w:lvlJc w:val="left"/>
+      <w:pPr>
+        <w:ind w:left="3600" w:hanging="360"/>
+      </w:pPr>
+      <w:rPr>
+        <w:rFonts w:ascii="Courier New" w:hAnsi="Courier New" w:cs="Courier New" w:hint="default"/>
+      </w:rPr>
+    </w:lvl>
+    <w:lvl w:ilvl="5" w:tplc="04190005" w:tentative="1">
+      <w:start w:val="1"/>
+      <w:numFmt w:val="bullet"/>
+      <w:lvlText w:val=""/>
+      <w:lvlJc w:val="left"/>
+      <w:pPr>
+        <w:ind w:left="4320" w:hanging="360"/>
+      </w:pPr>
+      <w:rPr>
+        <w:rFonts w:ascii="Wingdings" w:hAnsi="Wingdings" w:hint="default"/>
+      </w:rPr>
+    </w:lvl>
+    <w:lvl w:ilvl="6" w:tplc="04190001" w:tentative="1">
+      <w:start w:val="1"/>
+      <w:numFmt w:val="bullet"/>
+      <w:lvlText w:val=""/>
+      <w:lvlJc w:val="left"/>
+      <w:pPr>
+        <w:ind w:left="5040" w:hanging="360"/>
+      </w:pPr>
+      <w:rPr>
+        <w:rFonts w:ascii="Symbol" w:hAnsi="Symbol" w:hint="default"/>
+      </w:rPr>
+    </w:lvl>
+    <w:lvl w:ilvl="7" w:tplc="04190003" w:tentative="1">
+      <w:start w:val="1"/>
+      <w:numFmt w:val="bullet"/>
+      <w:lvlText w:val="o"/>
+      <w:lvlJc w:val="left"/>
+      <w:pPr>
+        <w:ind w:left="5760" w:hanging="360"/>
+      </w:pPr>
+      <w:rPr>
+        <w:rFonts w:ascii="Courier New" w:hAnsi="Courier New" w:cs="Courier New" w:hint="default"/>
+      </w:rPr>
+    </w:lvl>
+    <w:lvl w:ilvl="8" w:tplc="04190005" w:tentative="1">
+      <w:start w:val="1"/>
+      <w:numFmt w:val="bullet"/>
+      <w:lvlText w:val=""/>
+      <w:lvlJc w:val="left"/>
+      <w:pPr>
+        <w:ind w:left="6480" w:hanging="360"/>
+      </w:pPr>
+      <w:rPr>
+        <w:rFonts w:ascii="Wingdings" w:hAnsi="Wingdings" w:hint="default"/>
+      </w:rPr>
+    </w:lvl>
+  </w:abstractNum>
+  <w:abstractNum w:abstractNumId="4">
     <w:nsid w:val="65A36AFC"/>
     <w:multiLevelType w:val="hybridMultilevel"/>
     <w:tmpl w:val="027CA5CE"/>
@@ -1214,13 +1892,19 @@
     </w:lvl>
   </w:abstractNum>
   <w:num w:numId="1">
-    <w:abstractNumId w:val="1"/>
+    <w:abstractNumId w:val="2"/>
   </w:num>
   <w:num w:numId="2">
     <w:abstractNumId w:val="0"/>
   </w:num>
   <w:num w:numId="3">
-    <w:abstractNumId w:val="2"/>
+    <w:abstractNumId w:val="4"/>
+  </w:num>
+  <w:num w:numId="4">
+    <w:abstractNumId w:val="1"/>
+  </w:num>
+  <w:num w:numId="5">
+    <w:abstractNumId w:val="3"/>
   </w:num>
 </w:numbering>
 </file>

--- a/гм6.docx
+++ b/гм6.docx
@@ -374,25 +374,1130 @@
           <w:szCs w:val="28"/>
         </w:rPr>
       </w:pPr>
-    </w:p>
-    <w:p>
-      <w:pPr>
-        <w:spacing w:after="0" w:line="360" w:lineRule="auto"/>
-        <w:jc w:val="both"/>
-        <w:rPr>
-          <w:rFonts w:ascii="Times New Roman" w:hAnsi="Times New Roman" w:cs="Times New Roman"/>
-          <w:b/>
-          <w:sz w:val="28"/>
-          <w:szCs w:val="28"/>
-        </w:rPr>
-      </w:pPr>
-      <w:r>
-        <w:rPr>
-          <w:rFonts w:ascii="Times New Roman" w:hAnsi="Times New Roman" w:cs="Times New Roman"/>
-          <w:b/>
-          <w:sz w:val="28"/>
-          <w:szCs w:val="28"/>
-        </w:rPr>
+      <w:r>
+        <w:rPr>
+          <w:rFonts w:ascii="Times New Roman" w:hAnsi="Times New Roman" w:cs="Times New Roman"/>
+          <w:b/>
+          <w:sz w:val="28"/>
+          <w:szCs w:val="28"/>
+        </w:rPr>
+        <w:t>Часть 1</w:t>
+      </w:r>
+    </w:p>
+    <w:p>
+      <w:pPr>
+        <w:spacing w:after="0" w:line="360" w:lineRule="auto"/>
+        <w:jc w:val="both"/>
+        <w:rPr>
+          <w:rFonts w:ascii="Times New Roman" w:hAnsi="Times New Roman" w:cs="Times New Roman"/>
+          <w:sz w:val="28"/>
+          <w:szCs w:val="28"/>
+        </w:rPr>
+      </w:pPr>
+      <w:r>
+        <w:rPr>
+          <w:rFonts w:ascii="Times New Roman" w:hAnsi="Times New Roman" w:cs="Times New Roman"/>
+          <w:sz w:val="28"/>
+          <w:szCs w:val="28"/>
+        </w:rPr>
+        <w:t xml:space="preserve">Выбранная игра: </w:t>
+      </w:r>
+      <w:proofErr w:type="spellStart"/>
+      <w:r>
+        <w:rPr>
+          <w:rFonts w:ascii="Times New Roman" w:hAnsi="Times New Roman" w:cs="Times New Roman"/>
+          <w:b/>
+          <w:bCs/>
+          <w:sz w:val="28"/>
+          <w:szCs w:val="28"/>
+        </w:rPr>
+        <w:t>Hogwarts</w:t>
+      </w:r>
+      <w:proofErr w:type="spellEnd"/>
+      <w:r>
+        <w:rPr>
+          <w:rFonts w:ascii="Times New Roman" w:hAnsi="Times New Roman" w:cs="Times New Roman"/>
+          <w:b/>
+          <w:bCs/>
+          <w:sz w:val="28"/>
+          <w:szCs w:val="28"/>
+        </w:rPr>
+        <w:t xml:space="preserve"> </w:t>
+      </w:r>
+      <w:proofErr w:type="spellStart"/>
+      <w:r>
+        <w:rPr>
+          <w:rFonts w:ascii="Times New Roman" w:hAnsi="Times New Roman" w:cs="Times New Roman"/>
+          <w:b/>
+          <w:bCs/>
+          <w:sz w:val="28"/>
+          <w:szCs w:val="28"/>
+        </w:rPr>
+        <w:t>Legacy</w:t>
+      </w:r>
+      <w:proofErr w:type="spellEnd"/>
+    </w:p>
+    <w:p>
+      <w:pPr>
+        <w:spacing w:after="0" w:line="360" w:lineRule="auto"/>
+        <w:jc w:val="both"/>
+        <w:rPr>
+          <w:rFonts w:ascii="Times New Roman" w:hAnsi="Times New Roman" w:cs="Times New Roman"/>
+          <w:sz w:val="28"/>
+          <w:szCs w:val="28"/>
+        </w:rPr>
+      </w:pPr>
+      <w:proofErr w:type="spellStart"/>
+      <w:r>
+        <w:rPr>
+          <w:rFonts w:ascii="Times New Roman" w:hAnsi="Times New Roman" w:cs="Times New Roman"/>
+          <w:sz w:val="28"/>
+          <w:szCs w:val="28"/>
+        </w:rPr>
+        <w:t>Тетрада</w:t>
+      </w:r>
+      <w:proofErr w:type="spellEnd"/>
+      <w:r>
+        <w:rPr>
+          <w:rFonts w:ascii="Times New Roman" w:hAnsi="Times New Roman" w:cs="Times New Roman"/>
+          <w:sz w:val="28"/>
+          <w:szCs w:val="28"/>
+        </w:rPr>
+        <w:t>:</w:t>
+      </w:r>
+    </w:p>
+    <w:p>
+      <w:pPr>
+        <w:spacing w:after="0" w:line="360" w:lineRule="auto"/>
+        <w:jc w:val="both"/>
+        <w:rPr>
+          <w:rFonts w:ascii="Times New Roman" w:hAnsi="Times New Roman" w:cs="Times New Roman"/>
+          <w:sz w:val="28"/>
+          <w:szCs w:val="28"/>
+        </w:rPr>
+      </w:pPr>
+      <w:r>
+        <w:rPr>
+          <w:rFonts w:ascii="Times New Roman" w:hAnsi="Times New Roman" w:cs="Times New Roman"/>
+          <w:b/>
+          <w:sz w:val="28"/>
+          <w:szCs w:val="28"/>
+        </w:rPr>
+        <w:t xml:space="preserve">Эстетика: </w:t>
+      </w:r>
+      <w:r>
+        <w:rPr>
+          <w:rFonts w:ascii="Times New Roman" w:hAnsi="Times New Roman" w:cs="Times New Roman"/>
+          <w:sz w:val="28"/>
+          <w:szCs w:val="28"/>
+        </w:rPr>
+        <w:t>сказочная</w:t>
+      </w:r>
+      <w:r>
+        <w:rPr>
+          <w:rFonts w:ascii="Times New Roman" w:hAnsi="Times New Roman" w:cs="Times New Roman"/>
+          <w:b/>
+          <w:sz w:val="28"/>
+          <w:szCs w:val="28"/>
+        </w:rPr>
+        <w:t xml:space="preserve"> </w:t>
+      </w:r>
+      <w:r>
+        <w:rPr>
+          <w:rFonts w:ascii="Times New Roman" w:hAnsi="Times New Roman" w:cs="Times New Roman"/>
+          <w:sz w:val="28"/>
+          <w:szCs w:val="28"/>
+        </w:rPr>
+        <w:t xml:space="preserve">Англия XIX века, </w:t>
+      </w:r>
+      <w:proofErr w:type="spellStart"/>
+      <w:r>
+        <w:rPr>
+          <w:rFonts w:ascii="Times New Roman" w:hAnsi="Times New Roman" w:cs="Times New Roman"/>
+          <w:sz w:val="28"/>
+          <w:szCs w:val="28"/>
+        </w:rPr>
+        <w:t>Хогвартс</w:t>
+      </w:r>
+      <w:proofErr w:type="spellEnd"/>
+      <w:r>
+        <w:rPr>
+          <w:rFonts w:ascii="Times New Roman" w:hAnsi="Times New Roman" w:cs="Times New Roman"/>
+          <w:sz w:val="28"/>
+          <w:szCs w:val="28"/>
+        </w:rPr>
+        <w:t xml:space="preserve"> и его окрестности. </w:t>
+      </w:r>
+      <w:proofErr w:type="gramStart"/>
+      <w:r>
+        <w:rPr>
+          <w:rFonts w:ascii="Times New Roman" w:hAnsi="Times New Roman" w:cs="Times New Roman"/>
+          <w:sz w:val="28"/>
+          <w:szCs w:val="28"/>
+        </w:rPr>
+        <w:t>Волшебная</w:t>
+      </w:r>
+      <w:proofErr w:type="gramEnd"/>
+      <w:r>
+        <w:rPr>
+          <w:rFonts w:ascii="Times New Roman" w:hAnsi="Times New Roman" w:cs="Times New Roman"/>
+          <w:sz w:val="28"/>
+          <w:szCs w:val="28"/>
+        </w:rPr>
+        <w:t xml:space="preserve"> и </w:t>
+      </w:r>
+      <w:proofErr w:type="spellStart"/>
+      <w:r>
+        <w:rPr>
+          <w:rFonts w:ascii="Times New Roman" w:hAnsi="Times New Roman" w:cs="Times New Roman"/>
+          <w:sz w:val="28"/>
+          <w:szCs w:val="28"/>
+        </w:rPr>
+        <w:t>таинсвенная</w:t>
+      </w:r>
+      <w:proofErr w:type="spellEnd"/>
+      <w:r>
+        <w:rPr>
+          <w:rFonts w:ascii="Times New Roman" w:hAnsi="Times New Roman" w:cs="Times New Roman"/>
+          <w:sz w:val="28"/>
+          <w:szCs w:val="28"/>
+        </w:rPr>
+        <w:t xml:space="preserve"> </w:t>
+      </w:r>
+      <w:proofErr w:type="spellStart"/>
+      <w:r>
+        <w:rPr>
+          <w:rFonts w:ascii="Times New Roman" w:hAnsi="Times New Roman" w:cs="Times New Roman"/>
+          <w:sz w:val="28"/>
+          <w:szCs w:val="28"/>
+        </w:rPr>
+        <w:t>музузыка</w:t>
+      </w:r>
+      <w:proofErr w:type="spellEnd"/>
+      <w:r>
+        <w:rPr>
+          <w:rFonts w:ascii="Times New Roman" w:hAnsi="Times New Roman" w:cs="Times New Roman"/>
+          <w:sz w:val="28"/>
+          <w:szCs w:val="28"/>
+        </w:rPr>
+        <w:t>, звуки заклинаний, атмосферные шумы замка.</w:t>
+      </w:r>
+    </w:p>
+    <w:p>
+      <w:pPr>
+        <w:spacing w:after="0" w:line="360" w:lineRule="auto"/>
+        <w:jc w:val="both"/>
+        <w:rPr>
+          <w:rFonts w:ascii="Times New Roman" w:hAnsi="Times New Roman" w:cs="Times New Roman"/>
+          <w:sz w:val="28"/>
+          <w:szCs w:val="28"/>
+        </w:rPr>
+      </w:pPr>
+      <w:r>
+        <w:rPr>
+          <w:rFonts w:ascii="Times New Roman" w:hAnsi="Times New Roman" w:cs="Times New Roman"/>
+          <w:b/>
+          <w:sz w:val="28"/>
+          <w:szCs w:val="28"/>
+        </w:rPr>
+        <w:lastRenderedPageBreak/>
+        <w:t>Механика</w:t>
+      </w:r>
+      <w:r>
+        <w:rPr>
+          <w:rFonts w:ascii="Times New Roman" w:hAnsi="Times New Roman" w:cs="Times New Roman"/>
+          <w:sz w:val="28"/>
+          <w:szCs w:val="28"/>
+        </w:rPr>
+        <w:t xml:space="preserve">: использование заклинаний, боевая система, полеты на метле, решение головоломок, </w:t>
+      </w:r>
+      <w:proofErr w:type="spellStart"/>
+      <w:r>
+        <w:rPr>
+          <w:rFonts w:ascii="Times New Roman" w:hAnsi="Times New Roman" w:cs="Times New Roman"/>
+          <w:sz w:val="28"/>
+          <w:szCs w:val="28"/>
+        </w:rPr>
+        <w:t>стелс</w:t>
+      </w:r>
+      <w:proofErr w:type="spellEnd"/>
+      <w:r>
+        <w:rPr>
+          <w:rFonts w:ascii="Times New Roman" w:hAnsi="Times New Roman" w:cs="Times New Roman"/>
+          <w:sz w:val="28"/>
+          <w:szCs w:val="28"/>
+        </w:rPr>
+        <w:t>.</w:t>
+      </w:r>
+    </w:p>
+    <w:p>
+      <w:pPr>
+        <w:spacing w:after="0" w:line="360" w:lineRule="auto"/>
+        <w:jc w:val="both"/>
+        <w:rPr>
+          <w:rFonts w:ascii="Times New Roman" w:hAnsi="Times New Roman" w:cs="Times New Roman"/>
+          <w:sz w:val="28"/>
+          <w:szCs w:val="28"/>
+        </w:rPr>
+      </w:pPr>
+      <w:r>
+        <w:rPr>
+          <w:rFonts w:ascii="Times New Roman" w:hAnsi="Times New Roman" w:cs="Times New Roman"/>
+          <w:b/>
+          <w:sz w:val="28"/>
+          <w:szCs w:val="28"/>
+        </w:rPr>
+        <w:t>Контекст</w:t>
+      </w:r>
+      <w:r>
+        <w:rPr>
+          <w:rFonts w:ascii="Times New Roman" w:hAnsi="Times New Roman" w:cs="Times New Roman"/>
+          <w:sz w:val="28"/>
+          <w:szCs w:val="28"/>
+        </w:rPr>
+        <w:t xml:space="preserve">: главный герой - одаренный подросток, который поступает в </w:t>
+      </w:r>
+      <w:proofErr w:type="spellStart"/>
+      <w:r>
+        <w:rPr>
+          <w:rFonts w:ascii="Times New Roman" w:hAnsi="Times New Roman" w:cs="Times New Roman"/>
+          <w:sz w:val="28"/>
+          <w:szCs w:val="28"/>
+        </w:rPr>
+        <w:t>Хогвартс</w:t>
+      </w:r>
+      <w:proofErr w:type="spellEnd"/>
+      <w:r>
+        <w:rPr>
+          <w:rFonts w:ascii="Times New Roman" w:hAnsi="Times New Roman" w:cs="Times New Roman"/>
+          <w:sz w:val="28"/>
+          <w:szCs w:val="28"/>
+        </w:rPr>
+        <w:t xml:space="preserve"> сразу на пятый курс. Вскоре герой обнаруживает, что владеет редчайшим даром — видеть и направлять </w:t>
+      </w:r>
+      <w:r>
+        <w:rPr>
+          <w:rStyle w:val="a3"/>
+          <w:rFonts w:ascii="Times New Roman" w:hAnsi="Times New Roman" w:cs="Times New Roman"/>
+          <w:b w:val="0"/>
+          <w:sz w:val="28"/>
+          <w:szCs w:val="28"/>
+        </w:rPr>
+        <w:t>древнюю магию</w:t>
+      </w:r>
+      <w:r>
+        <w:rPr>
+          <w:rFonts w:ascii="Times New Roman" w:hAnsi="Times New Roman" w:cs="Times New Roman"/>
+          <w:sz w:val="28"/>
+          <w:szCs w:val="28"/>
+        </w:rPr>
+        <w:t>. Ему предстоит спасти волшебный мир от восстания гоблинов и темных магов.</w:t>
+      </w:r>
+    </w:p>
+    <w:p>
+      <w:pPr>
+        <w:spacing w:after="0" w:line="360" w:lineRule="auto"/>
+        <w:jc w:val="both"/>
+        <w:rPr>
+          <w:rFonts w:ascii="Times New Roman" w:hAnsi="Times New Roman" w:cs="Times New Roman"/>
+          <w:sz w:val="28"/>
+          <w:szCs w:val="28"/>
+          <w:lang w:val="en-US"/>
+        </w:rPr>
+      </w:pPr>
+      <w:r>
+        <w:rPr>
+          <w:rFonts w:ascii="Times New Roman" w:hAnsi="Times New Roman" w:cs="Times New Roman"/>
+          <w:b/>
+          <w:sz w:val="28"/>
+          <w:szCs w:val="28"/>
+        </w:rPr>
+        <w:t>Технология</w:t>
+      </w:r>
+      <w:r>
+        <w:rPr>
+          <w:rFonts w:ascii="Times New Roman" w:hAnsi="Times New Roman" w:cs="Times New Roman"/>
+          <w:sz w:val="28"/>
+          <w:szCs w:val="28"/>
+          <w:lang w:val="en-US"/>
+        </w:rPr>
+        <w:t xml:space="preserve">: </w:t>
+      </w:r>
+      <w:r>
+        <w:rPr>
+          <w:rFonts w:ascii="Times New Roman" w:hAnsi="Times New Roman" w:cs="Times New Roman"/>
+          <w:sz w:val="28"/>
+          <w:szCs w:val="28"/>
+        </w:rPr>
+        <w:t>движок</w:t>
+      </w:r>
+      <w:r>
+        <w:rPr>
+          <w:rFonts w:ascii="Times New Roman" w:hAnsi="Times New Roman" w:cs="Times New Roman"/>
+          <w:sz w:val="28"/>
+          <w:szCs w:val="28"/>
+          <w:lang w:val="en-US"/>
+        </w:rPr>
+        <w:t xml:space="preserve"> - </w:t>
+      </w:r>
+      <w:proofErr w:type="spellStart"/>
+      <w:r>
+        <w:rPr>
+          <w:rFonts w:ascii="Times New Roman" w:hAnsi="Times New Roman" w:cs="Times New Roman"/>
+          <w:sz w:val="28"/>
+          <w:szCs w:val="28"/>
+          <w:lang w:val="en-US"/>
+        </w:rPr>
+        <w:t>Unreak</w:t>
+      </w:r>
+      <w:proofErr w:type="spellEnd"/>
+      <w:r>
+        <w:rPr>
+          <w:rFonts w:ascii="Times New Roman" w:hAnsi="Times New Roman" w:cs="Times New Roman"/>
+          <w:sz w:val="28"/>
+          <w:szCs w:val="28"/>
+          <w:lang w:val="en-US"/>
+        </w:rPr>
+        <w:t xml:space="preserve"> Engine 4; </w:t>
+      </w:r>
+      <w:r>
+        <w:rPr>
+          <w:rFonts w:ascii="Times New Roman" w:hAnsi="Times New Roman" w:cs="Times New Roman"/>
+          <w:sz w:val="28"/>
+          <w:szCs w:val="28"/>
+        </w:rPr>
+        <w:t xml:space="preserve">платформы –Windows, PlayStation 4, PlayStation 5, </w:t>
+      </w:r>
+      <w:hyperlink r:id="rId7" w:tooltip="" w:history="1">
+        <w:r>
+          <w:rPr>
+            <w:rFonts w:ascii="Times New Roman" w:hAnsi="Times New Roman" w:cs="Times New Roman"/>
+            <w:sz w:val="28"/>
+            <w:szCs w:val="28"/>
+          </w:rPr>
+          <w:t>Xbox One</w:t>
+        </w:r>
+      </w:hyperlink>
+      <w:r>
+        <w:rPr>
+          <w:rFonts w:ascii="Times New Roman" w:hAnsi="Times New Roman" w:cs="Times New Roman"/>
+          <w:sz w:val="28"/>
+          <w:szCs w:val="28"/>
+        </w:rPr>
+        <w:t xml:space="preserve">, </w:t>
+      </w:r>
+      <w:hyperlink r:id="rId8" w:tooltip="Xbox Series X/S" w:history="1">
+        <w:r>
+          <w:rPr>
+            <w:rFonts w:ascii="Times New Roman" w:hAnsi="Times New Roman" w:cs="Times New Roman"/>
+            <w:sz w:val="28"/>
+            <w:szCs w:val="28"/>
+          </w:rPr>
+          <w:t>Xbox Series X/S</w:t>
+        </w:r>
+      </w:hyperlink>
+      <w:r>
+        <w:rPr>
+          <w:rFonts w:ascii="Times New Roman" w:hAnsi="Times New Roman" w:cs="Times New Roman"/>
+          <w:sz w:val="28"/>
+          <w:szCs w:val="28"/>
+        </w:rPr>
+        <w:t xml:space="preserve">, </w:t>
+      </w:r>
+      <w:hyperlink r:id="rId9" w:tooltip="Nintendo Switch" w:history="1">
+        <w:r>
+          <w:rPr>
+            <w:rFonts w:ascii="Times New Roman" w:hAnsi="Times New Roman" w:cs="Times New Roman"/>
+            <w:sz w:val="28"/>
+            <w:szCs w:val="28"/>
+          </w:rPr>
+          <w:t>Nintendo Switch</w:t>
+        </w:r>
+      </w:hyperlink>
+      <w:r>
+        <w:rPr>
+          <w:rFonts w:ascii="Times New Roman" w:hAnsi="Times New Roman" w:cs="Times New Roman"/>
+          <w:sz w:val="28"/>
+          <w:szCs w:val="28"/>
+        </w:rPr>
+        <w:t xml:space="preserve">, </w:t>
+      </w:r>
+      <w:hyperlink r:id="rId10" w:tooltip="Nintendo Switch 2" w:history="1">
+        <w:r>
+          <w:rPr>
+            <w:rFonts w:ascii="Times New Roman" w:hAnsi="Times New Roman" w:cs="Times New Roman"/>
+            <w:sz w:val="28"/>
+            <w:szCs w:val="28"/>
+          </w:rPr>
+          <w:t>Nintendo Switch 2</w:t>
+        </w:r>
+      </w:hyperlink>
+    </w:p>
+    <w:p>
+      <w:pPr>
+        <w:spacing w:after="0" w:line="360" w:lineRule="auto"/>
+        <w:jc w:val="both"/>
+        <w:rPr>
+          <w:rFonts w:ascii="Times New Roman" w:hAnsi="Times New Roman" w:cs="Times New Roman"/>
+          <w:sz w:val="28"/>
+          <w:szCs w:val="28"/>
+          <w:lang w:val="en-US"/>
+        </w:rPr>
+      </w:pPr>
+    </w:p>
+    <w:p>
+      <w:pPr>
+        <w:spacing w:after="0" w:line="360" w:lineRule="auto"/>
+        <w:jc w:val="both"/>
+        <w:rPr>
+          <w:rFonts w:ascii="Times New Roman" w:hAnsi="Times New Roman" w:cs="Times New Roman"/>
+          <w:b/>
+          <w:sz w:val="28"/>
+          <w:szCs w:val="28"/>
+        </w:rPr>
+      </w:pPr>
+      <w:r>
+        <w:rPr>
+          <w:rFonts w:ascii="Times New Roman" w:hAnsi="Times New Roman" w:cs="Times New Roman"/>
+          <w:b/>
+          <w:sz w:val="28"/>
+          <w:szCs w:val="28"/>
+        </w:rPr>
+        <w:t>Эстетика - Контекст</w:t>
+      </w:r>
+    </w:p>
+    <w:p>
+      <w:pPr>
+        <w:pStyle w:val="a4"/>
+        <w:numPr>
+          <w:ilvl w:val="0"/>
+          <w:numId w:val="6"/>
+        </w:numPr>
+        <w:spacing w:after="0" w:line="360" w:lineRule="auto"/>
+        <w:jc w:val="both"/>
+        <w:rPr>
+          <w:sz w:val="28"/>
+          <w:szCs w:val="28"/>
+        </w:rPr>
+      </w:pPr>
+      <w:r>
+        <w:rPr>
+          <w:sz w:val="28"/>
+          <w:szCs w:val="28"/>
+        </w:rPr>
+        <w:t xml:space="preserve">Локации замка напрямую отсылают к фильмам и книгам, что улучшает погружение и </w:t>
+      </w:r>
+      <w:r>
+        <w:rPr>
+          <w:sz w:val="28"/>
+          <w:szCs w:val="28"/>
+        </w:rPr>
+        <w:t>отвечает ожиданиям фанатов.</w:t>
+      </w:r>
+    </w:p>
+    <w:p>
+      <w:pPr>
+        <w:pStyle w:val="a4"/>
+        <w:numPr>
+          <w:ilvl w:val="0"/>
+          <w:numId w:val="6"/>
+        </w:numPr>
+        <w:spacing w:after="0" w:line="360" w:lineRule="auto"/>
+        <w:jc w:val="both"/>
+        <w:rPr>
+          <w:sz w:val="28"/>
+          <w:szCs w:val="28"/>
+        </w:rPr>
+      </w:pPr>
+      <w:r>
+        <w:rPr>
+          <w:sz w:val="28"/>
+          <w:szCs w:val="28"/>
+        </w:rPr>
+        <w:t>В игровом мире множество объектов, которые двигаются сами по себе. Это подчеркивает то, что этот мир волшебный.</w:t>
+      </w:r>
+    </w:p>
+    <w:p>
+      <w:pPr>
+        <w:pStyle w:val="a4"/>
+        <w:numPr>
+          <w:ilvl w:val="0"/>
+          <w:numId w:val="6"/>
+        </w:numPr>
+        <w:spacing w:after="0" w:line="360" w:lineRule="auto"/>
+        <w:jc w:val="both"/>
+        <w:rPr>
+          <w:sz w:val="28"/>
+          <w:szCs w:val="28"/>
+        </w:rPr>
+      </w:pPr>
+      <w:r>
+        <w:rPr>
+          <w:sz w:val="28"/>
+          <w:szCs w:val="28"/>
+        </w:rPr>
+        <w:t>По мере прохождения основного сюжета время года изменяется, что визуально показывает течение времени в игре. Так мир выглядит более живым.</w:t>
+      </w:r>
+    </w:p>
+    <w:p>
+      <w:pPr>
+        <w:spacing w:after="0" w:line="360" w:lineRule="auto"/>
+        <w:jc w:val="both"/>
+        <w:rPr>
+          <w:b/>
+          <w:sz w:val="28"/>
+          <w:szCs w:val="28"/>
+        </w:rPr>
+      </w:pPr>
+      <w:r>
+        <w:rPr>
+          <w:b/>
+          <w:sz w:val="28"/>
+          <w:szCs w:val="28"/>
+        </w:rPr>
+        <w:t>Механика – Контекст</w:t>
+      </w:r>
+    </w:p>
+    <w:p>
+      <w:pPr>
+        <w:pStyle w:val="a4"/>
+        <w:numPr>
+          <w:ilvl w:val="0"/>
+          <w:numId w:val="6"/>
+        </w:numPr>
+        <w:spacing w:after="0" w:line="360" w:lineRule="auto"/>
+        <w:jc w:val="both"/>
+        <w:rPr>
+          <w:sz w:val="28"/>
+          <w:szCs w:val="28"/>
+        </w:rPr>
+      </w:pPr>
+      <w:r>
+        <w:rPr>
+          <w:sz w:val="28"/>
+          <w:szCs w:val="28"/>
+        </w:rPr>
+        <w:t>Механика древней магии объясняется редким даром у главного героя, что добавляет дополнительные способности в бою и взаимодействия с предметами</w:t>
+      </w:r>
+      <w:r>
+        <w:rPr>
+          <w:sz w:val="28"/>
+          <w:szCs w:val="28"/>
+        </w:rPr>
+        <w:t>.</w:t>
+      </w:r>
+    </w:p>
+    <w:p>
+      <w:pPr>
+        <w:pStyle w:val="a4"/>
+        <w:numPr>
+          <w:ilvl w:val="0"/>
+          <w:numId w:val="6"/>
+        </w:numPr>
+        <w:spacing w:after="0" w:line="360" w:lineRule="auto"/>
+        <w:jc w:val="both"/>
+        <w:rPr>
+          <w:sz w:val="28"/>
+          <w:szCs w:val="28"/>
+        </w:rPr>
+      </w:pPr>
+      <w:r>
+        <w:rPr>
+          <w:sz w:val="28"/>
+          <w:szCs w:val="28"/>
+        </w:rPr>
+        <w:t>Некоторые диалоги могут отличаться в зависимости от факультета, к которому относится игрок. Это подчеркивает важность факультетов в этом мире и улучшает погружение.</w:t>
+      </w:r>
+    </w:p>
+    <w:p>
+      <w:pPr>
+        <w:spacing w:after="0" w:line="360" w:lineRule="auto"/>
+        <w:jc w:val="both"/>
+        <w:rPr>
+          <w:b/>
+          <w:sz w:val="28"/>
+          <w:szCs w:val="28"/>
+        </w:rPr>
+      </w:pPr>
+      <w:r>
+        <w:rPr>
+          <w:b/>
+          <w:sz w:val="28"/>
+          <w:szCs w:val="28"/>
+        </w:rPr>
+        <w:t>Механика – Эстетика</w:t>
+      </w:r>
+    </w:p>
+    <w:p>
+      <w:pPr>
+        <w:pStyle w:val="a4"/>
+        <w:numPr>
+          <w:ilvl w:val="0"/>
+          <w:numId w:val="6"/>
+        </w:numPr>
+        <w:spacing w:after="0" w:line="360" w:lineRule="auto"/>
+        <w:jc w:val="both"/>
+        <w:rPr>
+          <w:sz w:val="28"/>
+          <w:szCs w:val="28"/>
+        </w:rPr>
+      </w:pPr>
+      <w:r>
+        <w:rPr>
+          <w:sz w:val="28"/>
+          <w:szCs w:val="28"/>
+        </w:rPr>
+        <w:t>Во время быстрого полета на метле появляется эффект расплывчатости изображения, передающий скорость.</w:t>
+      </w:r>
+    </w:p>
+    <w:p>
+      <w:pPr>
+        <w:spacing w:after="0" w:line="360" w:lineRule="auto"/>
+        <w:jc w:val="both"/>
+        <w:rPr>
+          <w:b/>
+          <w:sz w:val="28"/>
+          <w:szCs w:val="28"/>
+        </w:rPr>
+      </w:pPr>
+      <w:r>
+        <w:rPr>
+          <w:b/>
+          <w:sz w:val="28"/>
+          <w:szCs w:val="28"/>
+        </w:rPr>
+        <w:lastRenderedPageBreak/>
+        <w:t>Технология – Эстетика</w:t>
+      </w:r>
+    </w:p>
+    <w:p>
+      <w:pPr>
+        <w:pStyle w:val="a4"/>
+        <w:numPr>
+          <w:ilvl w:val="0"/>
+          <w:numId w:val="6"/>
+        </w:numPr>
+        <w:spacing w:after="0" w:line="360" w:lineRule="auto"/>
+        <w:jc w:val="both"/>
+        <w:rPr>
+          <w:sz w:val="28"/>
+          <w:szCs w:val="28"/>
+        </w:rPr>
+      </w:pPr>
+      <w:r>
+        <w:rPr>
+          <w:sz w:val="28"/>
+          <w:szCs w:val="28"/>
+        </w:rPr>
+        <w:t xml:space="preserve">Система частиц </w:t>
+      </w:r>
+      <w:r>
+        <w:rPr>
+          <w:sz w:val="28"/>
+          <w:szCs w:val="28"/>
+          <w:lang w:val="en-US"/>
+        </w:rPr>
+        <w:t>Unreal</w:t>
+      </w:r>
+      <w:r>
+        <w:rPr>
+          <w:sz w:val="28"/>
+          <w:szCs w:val="28"/>
+        </w:rPr>
+        <w:t xml:space="preserve"> </w:t>
+      </w:r>
+      <w:r>
+        <w:rPr>
+          <w:sz w:val="28"/>
+          <w:szCs w:val="28"/>
+          <w:lang w:val="en-US"/>
+        </w:rPr>
+        <w:t>Engine</w:t>
+      </w:r>
+      <w:r>
+        <w:rPr>
+          <w:sz w:val="28"/>
+          <w:szCs w:val="28"/>
+        </w:rPr>
+        <w:t xml:space="preserve"> позволяет заклинаниям выглядеть красиво и </w:t>
+      </w:r>
+      <w:r>
+        <w:rPr>
+          <w:sz w:val="28"/>
+          <w:szCs w:val="28"/>
+        </w:rPr>
+        <w:t>эффектно</w:t>
+      </w:r>
+      <w:r>
+        <w:rPr>
+          <w:sz w:val="28"/>
+          <w:szCs w:val="28"/>
+        </w:rPr>
+        <w:t>.</w:t>
+      </w:r>
+    </w:p>
+    <w:p>
+      <w:pPr>
+        <w:spacing w:after="0" w:line="360" w:lineRule="auto"/>
+        <w:jc w:val="both"/>
+        <w:rPr>
+          <w:sz w:val="28"/>
+          <w:szCs w:val="28"/>
+        </w:rPr>
+      </w:pPr>
+      <w:r>
+        <w:rPr>
+          <w:b/>
+          <w:sz w:val="28"/>
+          <w:szCs w:val="28"/>
+        </w:rPr>
+        <w:t>Когда</w:t>
+      </w:r>
+      <w:r>
+        <w:rPr>
+          <w:sz w:val="28"/>
+          <w:szCs w:val="28"/>
+        </w:rPr>
+        <w:t xml:space="preserve"> </w:t>
+      </w:r>
+      <w:r>
+        <w:rPr>
+          <w:b/>
+          <w:sz w:val="28"/>
+          <w:szCs w:val="28"/>
+        </w:rPr>
+        <w:t>элементы не сочетаются</w:t>
+      </w:r>
+      <w:r>
+        <w:rPr>
+          <w:sz w:val="28"/>
+          <w:szCs w:val="28"/>
+        </w:rPr>
+        <w:t>:</w:t>
+      </w:r>
+    </w:p>
+    <w:p>
+      <w:pPr>
+        <w:pStyle w:val="a4"/>
+        <w:numPr>
+          <w:ilvl w:val="0"/>
+          <w:numId w:val="6"/>
+        </w:numPr>
+        <w:spacing w:after="0" w:line="360" w:lineRule="auto"/>
+        <w:jc w:val="both"/>
+        <w:rPr>
+          <w:sz w:val="28"/>
+          <w:szCs w:val="28"/>
+        </w:rPr>
+      </w:pPr>
+      <w:r>
+        <w:rPr>
+          <w:sz w:val="28"/>
+          <w:szCs w:val="28"/>
+        </w:rPr>
+        <w:t>Контекст – Механика. Запретные заклинания доступны</w:t>
+      </w:r>
+      <w:r>
+        <w:rPr>
+          <w:sz w:val="28"/>
+          <w:szCs w:val="28"/>
+        </w:rPr>
+        <w:t xml:space="preserve"> для изучения</w:t>
+      </w:r>
+      <w:r>
+        <w:rPr>
+          <w:sz w:val="28"/>
+          <w:szCs w:val="28"/>
+        </w:rPr>
+        <w:t xml:space="preserve"> игроку, и он может использовать без каких-либо ограничений. Но </w:t>
+      </w:r>
+      <w:r>
+        <w:rPr>
+          <w:sz w:val="28"/>
+          <w:szCs w:val="28"/>
+        </w:rPr>
+        <w:t>по лору данные заклинания запрещены, а те, кто их испо</w:t>
+      </w:r>
+      <w:r>
+        <w:rPr>
+          <w:sz w:val="28"/>
+          <w:szCs w:val="28"/>
+        </w:rPr>
+        <w:t>льзовали либо злодеи, либо мучатся</w:t>
+      </w:r>
+      <w:r>
+        <w:rPr>
+          <w:sz w:val="28"/>
+          <w:szCs w:val="28"/>
+        </w:rPr>
+        <w:t xml:space="preserve"> угрызениями совести.</w:t>
+      </w:r>
+    </w:p>
+    <w:p>
+      <w:pPr>
+        <w:pStyle w:val="a4"/>
+        <w:numPr>
+          <w:ilvl w:val="0"/>
+          <w:numId w:val="6"/>
+        </w:numPr>
+        <w:spacing w:after="0" w:line="360" w:lineRule="auto"/>
+        <w:jc w:val="both"/>
+        <w:rPr>
+          <w:sz w:val="28"/>
+          <w:szCs w:val="28"/>
+        </w:rPr>
+      </w:pPr>
+      <w:r>
+        <w:rPr>
+          <w:sz w:val="28"/>
+          <w:szCs w:val="28"/>
+        </w:rPr>
+        <w:t>Контекст –</w:t>
+      </w:r>
+      <w:r>
+        <w:rPr>
+          <w:sz w:val="28"/>
+          <w:szCs w:val="28"/>
+        </w:rPr>
+        <w:t xml:space="preserve"> Механика. Игрок является студентом пятого курса, который только начал своё обучение. Ему необходимо не только посещать основные уроки, но и успевать на дополнительные индивидуальные занятия с профессорами. Но при этом игрок большую часть времени проводит вне школы, борется с врагами, изучает огромный открытый мир и т.д. Это рушит атмосферу как </w:t>
+      </w:r>
+      <w:r>
+        <w:rPr>
+          <w:sz w:val="28"/>
+          <w:szCs w:val="28"/>
+        </w:rPr>
+        <w:t>игры про магическую школу.</w:t>
+      </w:r>
+    </w:p>
+    <w:p>
+      <w:pPr>
+        <w:spacing w:after="0" w:line="360" w:lineRule="auto"/>
+        <w:jc w:val="both"/>
+        <w:rPr>
+          <w:rFonts w:ascii="Times New Roman" w:hAnsi="Times New Roman" w:cs="Times New Roman"/>
+          <w:b/>
+          <w:sz w:val="28"/>
+          <w:szCs w:val="28"/>
+        </w:rPr>
+      </w:pPr>
+      <w:r>
+        <w:rPr>
+          <w:rFonts w:ascii="Times New Roman" w:hAnsi="Times New Roman" w:cs="Times New Roman"/>
+          <w:b/>
+          <w:sz w:val="28"/>
+          <w:szCs w:val="28"/>
+        </w:rPr>
+        <w:t>Возможные изменения</w:t>
+      </w:r>
+    </w:p>
+    <w:p>
+      <w:pPr>
+        <w:pStyle w:val="a4"/>
+        <w:numPr>
+          <w:ilvl w:val="0"/>
+          <w:numId w:val="7"/>
+        </w:numPr>
+        <w:spacing w:after="0" w:line="360" w:lineRule="auto"/>
+        <w:jc w:val="both"/>
+        <w:rPr>
+          <w:sz w:val="28"/>
+          <w:szCs w:val="28"/>
+        </w:rPr>
+      </w:pPr>
+      <w:r>
+        <w:rPr>
+          <w:sz w:val="28"/>
+          <w:szCs w:val="28"/>
+        </w:rPr>
+        <w:t>Механика</w:t>
+      </w:r>
+      <w:r>
+        <w:rPr>
+          <w:sz w:val="28"/>
+          <w:szCs w:val="28"/>
+        </w:rPr>
+        <w:t xml:space="preserve"> – Контекст. Система репутации, которая зависит от </w:t>
+      </w:r>
+      <w:proofErr w:type="gramStart"/>
+      <w:r>
+        <w:rPr>
+          <w:sz w:val="28"/>
+          <w:szCs w:val="28"/>
+        </w:rPr>
+        <w:t>выполненных</w:t>
+      </w:r>
+      <w:proofErr w:type="gramEnd"/>
+      <w:r>
+        <w:rPr>
+          <w:sz w:val="28"/>
+          <w:szCs w:val="28"/>
+        </w:rPr>
+        <w:t xml:space="preserve"> побочных </w:t>
+      </w:r>
+      <w:proofErr w:type="spellStart"/>
+      <w:r>
+        <w:rPr>
+          <w:sz w:val="28"/>
+          <w:szCs w:val="28"/>
+        </w:rPr>
+        <w:t>квестов</w:t>
+      </w:r>
+      <w:proofErr w:type="spellEnd"/>
+      <w:r>
+        <w:rPr>
+          <w:sz w:val="28"/>
+          <w:szCs w:val="28"/>
+        </w:rPr>
+        <w:t xml:space="preserve">, использования запретной магии и т.д. Выбор меняет сюжетные сцены, доступные </w:t>
+      </w:r>
+      <w:proofErr w:type="spellStart"/>
+      <w:r>
+        <w:rPr>
+          <w:sz w:val="28"/>
+          <w:szCs w:val="28"/>
+        </w:rPr>
+        <w:t>квесты</w:t>
+      </w:r>
+      <w:proofErr w:type="spellEnd"/>
+      <w:r>
+        <w:rPr>
+          <w:sz w:val="28"/>
+          <w:szCs w:val="28"/>
+        </w:rPr>
+        <w:t xml:space="preserve"> и реакции </w:t>
+      </w:r>
+      <w:r>
+        <w:rPr>
+          <w:sz w:val="28"/>
+          <w:szCs w:val="28"/>
+          <w:lang w:val="en-US"/>
+        </w:rPr>
+        <w:t>NPC</w:t>
+      </w:r>
+      <w:r>
+        <w:rPr>
+          <w:sz w:val="28"/>
+          <w:szCs w:val="28"/>
+        </w:rPr>
+        <w:t>. Это делает выбор игрока небессмысленным и дает ценность его поступкам.</w:t>
+      </w:r>
+    </w:p>
+    <w:p>
+      <w:pPr>
+        <w:pStyle w:val="a4"/>
+        <w:numPr>
+          <w:ilvl w:val="0"/>
+          <w:numId w:val="7"/>
+        </w:numPr>
+        <w:spacing w:after="0" w:line="360" w:lineRule="auto"/>
+        <w:jc w:val="both"/>
+        <w:rPr>
+          <w:sz w:val="28"/>
+          <w:szCs w:val="28"/>
+        </w:rPr>
+      </w:pPr>
+      <w:r>
+        <w:rPr>
+          <w:sz w:val="28"/>
+          <w:szCs w:val="28"/>
+        </w:rPr>
+        <w:t xml:space="preserve">Механика – Технология. Использовать микрофон для </w:t>
+      </w:r>
+      <w:r>
+        <w:rPr>
+          <w:sz w:val="28"/>
+          <w:szCs w:val="28"/>
+        </w:rPr>
+        <w:t xml:space="preserve">дополнительного </w:t>
+      </w:r>
+      <w:r>
+        <w:rPr>
+          <w:sz w:val="28"/>
+          <w:szCs w:val="28"/>
+        </w:rPr>
+        <w:t>альтернативного способа активации заклинаний. Игрок произносит название заклинан</w:t>
+      </w:r>
+      <w:r>
+        <w:rPr>
+          <w:sz w:val="28"/>
+          <w:szCs w:val="28"/>
+        </w:rPr>
+        <w:t xml:space="preserve">ия, и оно активируется. Это позволит сделать механику более </w:t>
+      </w:r>
+      <w:proofErr w:type="spellStart"/>
+      <w:r>
+        <w:rPr>
+          <w:sz w:val="28"/>
+          <w:szCs w:val="28"/>
+        </w:rPr>
+        <w:t>иммерсивной</w:t>
+      </w:r>
+      <w:proofErr w:type="spellEnd"/>
+      <w:r>
+        <w:rPr>
+          <w:sz w:val="28"/>
+          <w:szCs w:val="28"/>
+        </w:rPr>
+        <w:t>.</w:t>
+      </w:r>
+    </w:p>
+    <w:p>
+      <w:pPr>
+        <w:pStyle w:val="a4"/>
+        <w:numPr>
+          <w:ilvl w:val="0"/>
+          <w:numId w:val="7"/>
+        </w:numPr>
+        <w:spacing w:after="0" w:line="360" w:lineRule="auto"/>
+        <w:jc w:val="both"/>
+        <w:rPr>
+          <w:sz w:val="28"/>
+          <w:szCs w:val="28"/>
+        </w:rPr>
+      </w:pPr>
+      <w:r>
+        <w:rPr>
+          <w:sz w:val="28"/>
+          <w:szCs w:val="28"/>
+        </w:rPr>
+        <w:t>Механика – Контекст. Другие ученики школы будут реагировать на заклинание игрока и в зависимости от их характера убегать, злиться или даже вступ</w:t>
+      </w:r>
+      <w:r>
+        <w:rPr>
+          <w:sz w:val="28"/>
+          <w:szCs w:val="28"/>
+        </w:rPr>
+        <w:t>ать в дуэль с игроком</w:t>
+      </w:r>
+      <w:bookmarkStart w:id="0" w:name="_GoBack"/>
+      <w:bookmarkEnd w:id="0"/>
+      <w:r>
+        <w:rPr>
+          <w:sz w:val="28"/>
+          <w:szCs w:val="28"/>
+        </w:rPr>
+        <w:t>.</w:t>
+      </w:r>
+    </w:p>
+    <w:p>
+      <w:pPr>
+        <w:spacing w:after="0" w:line="360" w:lineRule="auto"/>
+        <w:jc w:val="both"/>
+        <w:rPr>
+          <w:rFonts w:ascii="Times New Roman" w:hAnsi="Times New Roman" w:cs="Times New Roman"/>
+          <w:b/>
+          <w:sz w:val="28"/>
+          <w:szCs w:val="28"/>
+        </w:rPr>
+      </w:pPr>
+      <w:r>
+        <w:rPr>
+          <w:rFonts w:ascii="Times New Roman" w:hAnsi="Times New Roman" w:cs="Times New Roman"/>
+          <w:b/>
+          <w:sz w:val="28"/>
+          <w:szCs w:val="28"/>
+        </w:rPr>
+        <w:lastRenderedPageBreak/>
         <w:t>Часть 2</w:t>
       </w:r>
     </w:p>
@@ -560,61 +1665,525 @@
           <w:sz w:val="28"/>
           <w:szCs w:val="28"/>
         </w:rPr>
+        <w:t>Эстетика</w:t>
+      </w:r>
+      <w:r>
+        <w:rPr>
+          <w:rFonts w:ascii="Times New Roman" w:hAnsi="Times New Roman" w:cs="Times New Roman"/>
+          <w:sz w:val="28"/>
+          <w:szCs w:val="28"/>
+        </w:rPr>
+        <w:t xml:space="preserve">: </w:t>
+      </w:r>
+      <w:r>
+        <w:rPr>
+          <w:rFonts w:ascii="Times New Roman" w:hAnsi="Times New Roman" w:cs="Times New Roman"/>
+          <w:sz w:val="28"/>
+          <w:szCs w:val="28"/>
+        </w:rPr>
+        <w:t>т</w:t>
+      </w:r>
+      <w:r>
+        <w:rPr>
+          <w:rFonts w:ascii="Times New Roman" w:hAnsi="Times New Roman" w:cs="Times New Roman"/>
+          <w:sz w:val="28"/>
+          <w:szCs w:val="28"/>
+        </w:rPr>
+        <w:t>ема загробного мира показана через ассоциации с древнеегипетской мифологией: Стикс для перевоза грузов, дома в виде пирамид, большая часть интерьера выполнена в древнеегипетской эстетике и т.д. Даже в записях в груше мы можем заметить отсылки на египетских богов</w:t>
+      </w:r>
+    </w:p>
+    <w:p>
+      <w:pPr>
+        <w:spacing w:after="0" w:line="360" w:lineRule="auto"/>
+        <w:jc w:val="both"/>
+        <w:rPr>
+          <w:rFonts w:ascii="Times New Roman" w:hAnsi="Times New Roman" w:cs="Times New Roman"/>
+          <w:sz w:val="28"/>
+          <w:szCs w:val="28"/>
+        </w:rPr>
+      </w:pPr>
+      <w:r>
+        <w:rPr>
+          <w:rFonts w:ascii="Times New Roman" w:hAnsi="Times New Roman" w:cs="Times New Roman"/>
+          <w:b/>
+          <w:sz w:val="28"/>
+          <w:szCs w:val="28"/>
+        </w:rPr>
+        <w:t>Механика</w:t>
+      </w:r>
+      <w:r>
+        <w:rPr>
+          <w:rFonts w:ascii="Times New Roman" w:hAnsi="Times New Roman" w:cs="Times New Roman"/>
+          <w:sz w:val="28"/>
+          <w:szCs w:val="28"/>
+        </w:rPr>
+        <w:t xml:space="preserve">: новые враги – </w:t>
+      </w:r>
+      <w:proofErr w:type="spellStart"/>
+      <w:r>
+        <w:rPr>
+          <w:rFonts w:ascii="Times New Roman" w:hAnsi="Times New Roman" w:cs="Times New Roman"/>
+          <w:sz w:val="28"/>
+          <w:szCs w:val="28"/>
+        </w:rPr>
+        <w:t>полиморфы</w:t>
+      </w:r>
+      <w:proofErr w:type="spellEnd"/>
+      <w:r>
+        <w:rPr>
+          <w:rFonts w:ascii="Times New Roman" w:hAnsi="Times New Roman" w:cs="Times New Roman"/>
+          <w:sz w:val="28"/>
+          <w:szCs w:val="28"/>
+        </w:rPr>
+        <w:t xml:space="preserve">, </w:t>
+      </w:r>
+      <w:proofErr w:type="spellStart"/>
+      <w:r>
+        <w:rPr>
+          <w:rFonts w:ascii="Times New Roman" w:hAnsi="Times New Roman" w:cs="Times New Roman"/>
+          <w:sz w:val="28"/>
+          <w:szCs w:val="28"/>
+        </w:rPr>
+        <w:t>ситема</w:t>
+      </w:r>
+      <w:proofErr w:type="spellEnd"/>
+      <w:r>
+        <w:rPr>
+          <w:rFonts w:ascii="Times New Roman" w:hAnsi="Times New Roman" w:cs="Times New Roman"/>
+          <w:sz w:val="28"/>
+          <w:szCs w:val="28"/>
+        </w:rPr>
+        <w:t xml:space="preserve"> ШАНС для смены способностей</w:t>
+      </w:r>
+    </w:p>
+    <w:p>
+      <w:pPr>
+        <w:spacing w:after="0" w:line="360" w:lineRule="auto"/>
+        <w:jc w:val="both"/>
+        <w:rPr>
+          <w:rFonts w:ascii="Times New Roman" w:hAnsi="Times New Roman" w:cs="Times New Roman"/>
+          <w:sz w:val="28"/>
+          <w:szCs w:val="28"/>
+        </w:rPr>
+      </w:pPr>
+      <w:r>
+        <w:rPr>
+          <w:rFonts w:ascii="Times New Roman" w:hAnsi="Times New Roman" w:cs="Times New Roman"/>
+          <w:b/>
+          <w:sz w:val="28"/>
+          <w:szCs w:val="28"/>
+        </w:rPr>
+        <w:t>Контекст</w:t>
+      </w:r>
+      <w:r>
+        <w:rPr>
+          <w:rFonts w:ascii="Times New Roman" w:hAnsi="Times New Roman" w:cs="Times New Roman"/>
+          <w:sz w:val="28"/>
+          <w:szCs w:val="28"/>
+        </w:rPr>
+        <w:t xml:space="preserve">: </w:t>
+      </w:r>
+      <w:r>
+        <w:rPr>
+          <w:rFonts w:ascii="Times New Roman" w:hAnsi="Times New Roman" w:cs="Times New Roman"/>
+          <w:sz w:val="28"/>
+          <w:szCs w:val="28"/>
+        </w:rPr>
+        <w:t>герои попадают в новый комплекс, как</w:t>
+      </w:r>
+      <w:r>
+        <w:rPr>
+          <w:rFonts w:ascii="Times New Roman" w:hAnsi="Times New Roman" w:cs="Times New Roman"/>
+          <w:sz w:val="28"/>
+          <w:szCs w:val="28"/>
+        </w:rPr>
+        <w:t xml:space="preserve"> </w:t>
+      </w:r>
+      <w:r>
+        <w:rPr>
+          <w:rFonts w:ascii="Times New Roman" w:hAnsi="Times New Roman" w:cs="Times New Roman"/>
+          <w:sz w:val="28"/>
+          <w:szCs w:val="28"/>
+        </w:rPr>
+        <w:t xml:space="preserve">бы в загробный мир, чтобы спасти академика Сеченова и победить </w:t>
+      </w:r>
+      <w:proofErr w:type="spellStart"/>
+      <w:r>
+        <w:rPr>
+          <w:rFonts w:ascii="Times New Roman" w:hAnsi="Times New Roman" w:cs="Times New Roman"/>
+          <w:sz w:val="28"/>
+          <w:szCs w:val="28"/>
+        </w:rPr>
+        <w:t>ХРАЗа</w:t>
+      </w:r>
+      <w:proofErr w:type="spellEnd"/>
+      <w:r>
+        <w:rPr>
+          <w:rFonts w:ascii="Times New Roman" w:hAnsi="Times New Roman" w:cs="Times New Roman"/>
+          <w:sz w:val="28"/>
+          <w:szCs w:val="28"/>
+        </w:rPr>
+        <w:t>.</w:t>
+      </w:r>
+    </w:p>
+    <w:p>
+      <w:pPr>
+        <w:spacing w:after="0" w:line="360" w:lineRule="auto"/>
+        <w:jc w:val="both"/>
+        <w:rPr>
+          <w:rFonts w:ascii="Times New Roman" w:hAnsi="Times New Roman" w:cs="Times New Roman"/>
+          <w:sz w:val="28"/>
+          <w:szCs w:val="28"/>
+        </w:rPr>
+      </w:pPr>
+      <w:r>
+        <w:rPr>
+          <w:rFonts w:ascii="Times New Roman" w:hAnsi="Times New Roman" w:cs="Times New Roman"/>
+          <w:b/>
+          <w:sz w:val="28"/>
+          <w:szCs w:val="28"/>
+        </w:rPr>
+        <w:t>Технология</w:t>
+      </w:r>
+      <w:r>
+        <w:rPr>
+          <w:rFonts w:ascii="Times New Roman" w:hAnsi="Times New Roman" w:cs="Times New Roman"/>
+          <w:sz w:val="28"/>
+          <w:szCs w:val="28"/>
+        </w:rPr>
+        <w:t>: -</w:t>
+      </w:r>
+    </w:p>
+    <w:p>
+      <w:pPr>
+        <w:spacing w:after="0" w:line="360" w:lineRule="auto"/>
+        <w:jc w:val="both"/>
+        <w:rPr>
+          <w:rFonts w:ascii="Times New Roman" w:hAnsi="Times New Roman" w:cs="Times New Roman"/>
+          <w:sz w:val="28"/>
+          <w:szCs w:val="28"/>
+        </w:rPr>
+      </w:pPr>
+    </w:p>
+    <w:p>
+      <w:pPr>
+        <w:spacing w:after="0" w:line="360" w:lineRule="auto"/>
+        <w:jc w:val="both"/>
+        <w:rPr>
+          <w:rFonts w:ascii="Times New Roman" w:hAnsi="Times New Roman" w:cs="Times New Roman"/>
+          <w:b/>
+          <w:sz w:val="28"/>
+          <w:szCs w:val="28"/>
+        </w:rPr>
+      </w:pPr>
+      <w:r>
+        <w:rPr>
+          <w:rFonts w:ascii="Times New Roman" w:hAnsi="Times New Roman" w:cs="Times New Roman"/>
+          <w:b/>
+          <w:sz w:val="28"/>
+          <w:szCs w:val="28"/>
+        </w:rPr>
+        <w:t>Эстетика – Контекст</w:t>
+      </w:r>
+    </w:p>
+    <w:p>
+      <w:pPr>
+        <w:spacing w:after="0" w:line="360" w:lineRule="auto"/>
+        <w:jc w:val="both"/>
+        <w:rPr>
+          <w:rFonts w:ascii="Times New Roman" w:hAnsi="Times New Roman" w:cs="Times New Roman"/>
+          <w:sz w:val="28"/>
+          <w:szCs w:val="28"/>
+        </w:rPr>
+      </w:pPr>
+      <w:r>
+        <w:rPr>
+          <w:rFonts w:ascii="Times New Roman" w:hAnsi="Times New Roman" w:cs="Times New Roman"/>
+          <w:sz w:val="28"/>
+          <w:szCs w:val="28"/>
+        </w:rPr>
+        <w:t>Интерьеры комплекса выполнены в египетском стиле, что визуально отделяет его от всех остальных и отсылает к египетской мифолог</w:t>
+      </w:r>
+      <w:proofErr w:type="gramStart"/>
+      <w:r>
+        <w:rPr>
+          <w:rFonts w:ascii="Times New Roman" w:hAnsi="Times New Roman" w:cs="Times New Roman"/>
+          <w:sz w:val="28"/>
+          <w:szCs w:val="28"/>
+        </w:rPr>
+        <w:t>ии и её</w:t>
+      </w:r>
+      <w:proofErr w:type="gramEnd"/>
+      <w:r>
+        <w:rPr>
+          <w:rFonts w:ascii="Times New Roman" w:hAnsi="Times New Roman" w:cs="Times New Roman"/>
+          <w:sz w:val="28"/>
+          <w:szCs w:val="28"/>
+        </w:rPr>
+        <w:t xml:space="preserve"> загробному миру. Это объяснено тем, что он предназначен специально для </w:t>
+      </w:r>
+      <w:proofErr w:type="spellStart"/>
+      <w:r>
+        <w:rPr>
+          <w:rFonts w:ascii="Times New Roman" w:hAnsi="Times New Roman" w:cs="Times New Roman"/>
+          <w:sz w:val="28"/>
+          <w:szCs w:val="28"/>
+        </w:rPr>
+        <w:t>полиморфов</w:t>
+      </w:r>
+      <w:proofErr w:type="spellEnd"/>
+      <w:r>
+        <w:rPr>
+          <w:rFonts w:ascii="Times New Roman" w:hAnsi="Times New Roman" w:cs="Times New Roman"/>
+          <w:sz w:val="28"/>
+          <w:szCs w:val="28"/>
+        </w:rPr>
+        <w:t xml:space="preserve"> и так им будет проще привыкнуть к новой жизни.</w:t>
+      </w:r>
+    </w:p>
+    <w:p>
+      <w:pPr>
+        <w:spacing w:after="0" w:line="360" w:lineRule="auto"/>
+        <w:jc w:val="both"/>
+        <w:rPr>
+          <w:rFonts w:ascii="Times New Roman" w:hAnsi="Times New Roman" w:cs="Times New Roman"/>
+          <w:sz w:val="28"/>
+          <w:szCs w:val="28"/>
+        </w:rPr>
+      </w:pPr>
+    </w:p>
+    <w:p>
+      <w:pPr>
+        <w:spacing w:after="0" w:line="360" w:lineRule="auto"/>
+        <w:jc w:val="both"/>
+        <w:rPr>
+          <w:rFonts w:ascii="Times New Roman" w:hAnsi="Times New Roman" w:cs="Times New Roman"/>
+          <w:b/>
+          <w:sz w:val="28"/>
+          <w:szCs w:val="28"/>
+        </w:rPr>
+      </w:pPr>
+      <w:r>
+        <w:rPr>
+          <w:rFonts w:ascii="Times New Roman" w:hAnsi="Times New Roman" w:cs="Times New Roman"/>
+          <w:b/>
+          <w:sz w:val="28"/>
+          <w:szCs w:val="28"/>
+        </w:rPr>
+        <w:t>Эстетика – Контекст</w:t>
+      </w:r>
+    </w:p>
+    <w:p>
+      <w:pPr>
+        <w:spacing w:after="0" w:line="360" w:lineRule="auto"/>
+        <w:jc w:val="both"/>
+        <w:rPr>
+          <w:rFonts w:ascii="Times New Roman" w:hAnsi="Times New Roman" w:cs="Times New Roman"/>
+          <w:sz w:val="28"/>
+          <w:szCs w:val="28"/>
+        </w:rPr>
+      </w:pPr>
+      <w:r>
+        <w:rPr>
+          <w:rFonts w:ascii="Times New Roman" w:hAnsi="Times New Roman" w:cs="Times New Roman"/>
+          <w:sz w:val="28"/>
+          <w:szCs w:val="28"/>
+        </w:rPr>
+        <w:t xml:space="preserve">Попадание в комплекс происходит путем перемещения по «Стиксу» - каналу для перевозки грузов в саркофагах. Процесс переплавы </w:t>
+      </w:r>
+      <w:proofErr w:type="gramStart"/>
+      <w:r>
+        <w:rPr>
+          <w:rFonts w:ascii="Times New Roman" w:hAnsi="Times New Roman" w:cs="Times New Roman"/>
+          <w:sz w:val="28"/>
+          <w:szCs w:val="28"/>
+        </w:rPr>
+        <w:t>по этому</w:t>
+      </w:r>
+      <w:proofErr w:type="gramEnd"/>
+      <w:r>
+        <w:rPr>
+          <w:rFonts w:ascii="Times New Roman" w:hAnsi="Times New Roman" w:cs="Times New Roman"/>
+          <w:sz w:val="28"/>
+          <w:szCs w:val="28"/>
+        </w:rPr>
+        <w:t xml:space="preserve"> темному туннелю, подчеркивает переход из привычного мира в мир мертвых </w:t>
+      </w:r>
+      <w:proofErr w:type="spellStart"/>
+      <w:r>
+        <w:rPr>
+          <w:rFonts w:ascii="Times New Roman" w:hAnsi="Times New Roman" w:cs="Times New Roman"/>
+          <w:sz w:val="28"/>
+          <w:szCs w:val="28"/>
+        </w:rPr>
+        <w:t>полиморфов</w:t>
+      </w:r>
+      <w:proofErr w:type="spellEnd"/>
+      <w:r>
+        <w:rPr>
+          <w:rFonts w:ascii="Times New Roman" w:hAnsi="Times New Roman" w:cs="Times New Roman"/>
+          <w:sz w:val="28"/>
+          <w:szCs w:val="28"/>
+        </w:rPr>
+        <w:t>.</w:t>
+      </w:r>
+    </w:p>
+    <w:p>
+      <w:pPr>
+        <w:spacing w:after="0" w:line="360" w:lineRule="auto"/>
+        <w:jc w:val="both"/>
+        <w:rPr>
+          <w:rFonts w:ascii="Times New Roman" w:hAnsi="Times New Roman" w:cs="Times New Roman"/>
+          <w:sz w:val="28"/>
+          <w:szCs w:val="28"/>
+        </w:rPr>
+      </w:pPr>
+    </w:p>
+    <w:p>
+      <w:pPr>
+        <w:spacing w:after="0" w:line="360" w:lineRule="auto"/>
+        <w:jc w:val="both"/>
+        <w:rPr>
+          <w:rFonts w:ascii="Times New Roman" w:hAnsi="Times New Roman" w:cs="Times New Roman"/>
+          <w:b/>
+          <w:sz w:val="28"/>
+          <w:szCs w:val="28"/>
+        </w:rPr>
+      </w:pPr>
+      <w:r>
+        <w:rPr>
+          <w:rFonts w:ascii="Times New Roman" w:hAnsi="Times New Roman" w:cs="Times New Roman"/>
+          <w:b/>
+          <w:sz w:val="28"/>
+          <w:szCs w:val="28"/>
+        </w:rPr>
+        <w:t>Механика – Контекст</w:t>
+      </w:r>
+    </w:p>
+    <w:p>
+      <w:pPr>
+        <w:spacing w:after="0" w:line="360" w:lineRule="auto"/>
+        <w:jc w:val="both"/>
+        <w:rPr>
+          <w:rFonts w:ascii="Times New Roman" w:hAnsi="Times New Roman" w:cs="Times New Roman"/>
+          <w:sz w:val="28"/>
+          <w:szCs w:val="28"/>
+        </w:rPr>
+      </w:pPr>
+      <w:r>
+        <w:rPr>
+          <w:rFonts w:ascii="Times New Roman" w:hAnsi="Times New Roman" w:cs="Times New Roman"/>
+          <w:sz w:val="28"/>
+          <w:szCs w:val="28"/>
+        </w:rPr>
+        <w:t xml:space="preserve">Появление новых врагов – </w:t>
+      </w:r>
+      <w:proofErr w:type="spellStart"/>
+      <w:r>
+        <w:rPr>
+          <w:rFonts w:ascii="Times New Roman" w:hAnsi="Times New Roman" w:cs="Times New Roman"/>
+          <w:sz w:val="28"/>
+          <w:szCs w:val="28"/>
+        </w:rPr>
+        <w:t>полиморфов</w:t>
+      </w:r>
+      <w:proofErr w:type="spellEnd"/>
+      <w:r>
+        <w:rPr>
+          <w:rFonts w:ascii="Times New Roman" w:hAnsi="Times New Roman" w:cs="Times New Roman"/>
+          <w:sz w:val="28"/>
+          <w:szCs w:val="28"/>
+        </w:rPr>
+        <w:t xml:space="preserve">, обусловлено тем, что ХРАЗ наспех делает себе </w:t>
+      </w:r>
+      <w:proofErr w:type="gramStart"/>
+      <w:r>
+        <w:rPr>
+          <w:rFonts w:ascii="Times New Roman" w:hAnsi="Times New Roman" w:cs="Times New Roman"/>
+          <w:sz w:val="28"/>
+          <w:szCs w:val="28"/>
+        </w:rPr>
+        <w:t>приспешников</w:t>
+      </w:r>
+      <w:proofErr w:type="gramEnd"/>
+      <w:r>
+        <w:rPr>
+          <w:rFonts w:ascii="Times New Roman" w:hAnsi="Times New Roman" w:cs="Times New Roman"/>
+          <w:sz w:val="28"/>
+          <w:szCs w:val="28"/>
+        </w:rPr>
+        <w:t xml:space="preserve">, аналогичных обычным </w:t>
+      </w:r>
+      <w:proofErr w:type="spellStart"/>
+      <w:r>
+        <w:rPr>
+          <w:rFonts w:ascii="Times New Roman" w:hAnsi="Times New Roman" w:cs="Times New Roman"/>
+          <w:sz w:val="28"/>
+          <w:szCs w:val="28"/>
+        </w:rPr>
+        <w:t>полиморфам</w:t>
+      </w:r>
+      <w:proofErr w:type="spellEnd"/>
+      <w:r>
+        <w:rPr>
+          <w:rFonts w:ascii="Times New Roman" w:hAnsi="Times New Roman" w:cs="Times New Roman"/>
+          <w:sz w:val="28"/>
+          <w:szCs w:val="28"/>
+        </w:rPr>
+        <w:t xml:space="preserve">, которые </w:t>
+      </w:r>
+      <w:r>
+        <w:rPr>
+          <w:rFonts w:ascii="Times New Roman" w:hAnsi="Times New Roman" w:cs="Times New Roman"/>
+          <w:sz w:val="28"/>
+          <w:szCs w:val="28"/>
+        </w:rPr>
         <w:lastRenderedPageBreak/>
-        <w:t>Эстетика</w:t>
-      </w:r>
-      <w:r>
-        <w:rPr>
-          <w:rFonts w:ascii="Times New Roman" w:hAnsi="Times New Roman" w:cs="Times New Roman"/>
-          <w:sz w:val="28"/>
-          <w:szCs w:val="28"/>
-        </w:rPr>
-        <w:t xml:space="preserve">: </w:t>
-      </w:r>
-      <w:r>
-        <w:rPr>
-          <w:rFonts w:ascii="Times New Roman" w:hAnsi="Times New Roman" w:cs="Times New Roman"/>
-          <w:sz w:val="28"/>
-          <w:szCs w:val="28"/>
-        </w:rPr>
-        <w:t>т</w:t>
-      </w:r>
-      <w:r>
-        <w:rPr>
-          <w:rFonts w:ascii="Times New Roman" w:hAnsi="Times New Roman" w:cs="Times New Roman"/>
-          <w:sz w:val="28"/>
-          <w:szCs w:val="28"/>
-        </w:rPr>
-        <w:t>ема загробного мира показана через ассоциации с древнеегипетской мифологией: Стикс для перевоза грузов, дома в виде пирамид, большая часть интерьера выполнена в древнеегипетской эстетике и т.д. Даже в записях в груше мы можем заметить отсылки на египетских богов</w:t>
-      </w:r>
-    </w:p>
-    <w:p>
-      <w:pPr>
-        <w:spacing w:after="0" w:line="360" w:lineRule="auto"/>
-        <w:jc w:val="both"/>
-        <w:rPr>
-          <w:rFonts w:ascii="Times New Roman" w:hAnsi="Times New Roman" w:cs="Times New Roman"/>
-          <w:sz w:val="28"/>
-          <w:szCs w:val="28"/>
-        </w:rPr>
-      </w:pPr>
-      <w:r>
-        <w:rPr>
-          <w:rFonts w:ascii="Times New Roman" w:hAnsi="Times New Roman" w:cs="Times New Roman"/>
-          <w:b/>
-          <w:sz w:val="28"/>
-          <w:szCs w:val="28"/>
-        </w:rPr>
-        <w:t>Механика</w:t>
-      </w:r>
-      <w:r>
-        <w:rPr>
-          <w:rFonts w:ascii="Times New Roman" w:hAnsi="Times New Roman" w:cs="Times New Roman"/>
-          <w:sz w:val="28"/>
-          <w:szCs w:val="28"/>
-        </w:rPr>
-        <w:t xml:space="preserve">: новые враги – </w:t>
-      </w:r>
+        <w:t>живут в комплексе. Но так как они были сделаны из уже умерших людей, то они не обладают разумом, а похожи на оживших мертвецов.</w:t>
+      </w:r>
+    </w:p>
+    <w:p>
+      <w:pPr>
+        <w:spacing w:after="0" w:line="360" w:lineRule="auto"/>
+        <w:jc w:val="both"/>
+        <w:rPr>
+          <w:rFonts w:ascii="Times New Roman" w:hAnsi="Times New Roman" w:cs="Times New Roman"/>
+          <w:sz w:val="28"/>
+          <w:szCs w:val="28"/>
+        </w:rPr>
+      </w:pPr>
+    </w:p>
+    <w:p>
+      <w:pPr>
+        <w:spacing w:after="0" w:line="360" w:lineRule="auto"/>
+        <w:jc w:val="both"/>
+        <w:rPr>
+          <w:rFonts w:ascii="Times New Roman" w:hAnsi="Times New Roman" w:cs="Times New Roman"/>
+          <w:b/>
+          <w:sz w:val="28"/>
+          <w:szCs w:val="28"/>
+        </w:rPr>
+      </w:pPr>
+      <w:r>
+        <w:rPr>
+          <w:rFonts w:ascii="Times New Roman" w:hAnsi="Times New Roman" w:cs="Times New Roman"/>
+          <w:b/>
+          <w:sz w:val="28"/>
+          <w:szCs w:val="28"/>
+        </w:rPr>
+        <w:t>Механика – Эстетика</w:t>
+      </w:r>
+    </w:p>
+    <w:p>
+      <w:pPr>
+        <w:spacing w:after="0" w:line="360" w:lineRule="auto"/>
+        <w:jc w:val="both"/>
+        <w:rPr>
+          <w:rFonts w:ascii="Times New Roman" w:hAnsi="Times New Roman" w:cs="Times New Roman"/>
+          <w:sz w:val="28"/>
+          <w:szCs w:val="28"/>
+        </w:rPr>
+      </w:pPr>
       <w:proofErr w:type="spellStart"/>
       <w:r>
         <w:rPr>
@@ -622,463 +2191,6 @@
           <w:sz w:val="28"/>
           <w:szCs w:val="28"/>
         </w:rPr>
-        <w:t>полиморфы</w:t>
-      </w:r>
-      <w:proofErr w:type="spellEnd"/>
-      <w:r>
-        <w:rPr>
-          <w:rFonts w:ascii="Times New Roman" w:hAnsi="Times New Roman" w:cs="Times New Roman"/>
-          <w:sz w:val="28"/>
-          <w:szCs w:val="28"/>
-        </w:rPr>
-        <w:t xml:space="preserve">, </w:t>
-      </w:r>
-      <w:proofErr w:type="spellStart"/>
-      <w:r>
-        <w:rPr>
-          <w:rFonts w:ascii="Times New Roman" w:hAnsi="Times New Roman" w:cs="Times New Roman"/>
-          <w:sz w:val="28"/>
-          <w:szCs w:val="28"/>
-        </w:rPr>
-        <w:t>ситема</w:t>
-      </w:r>
-      <w:proofErr w:type="spellEnd"/>
-      <w:r>
-        <w:rPr>
-          <w:rFonts w:ascii="Times New Roman" w:hAnsi="Times New Roman" w:cs="Times New Roman"/>
-          <w:sz w:val="28"/>
-          <w:szCs w:val="28"/>
-        </w:rPr>
-        <w:t xml:space="preserve"> ШАНС для смены способностей</w:t>
-      </w:r>
-    </w:p>
-    <w:p>
-      <w:pPr>
-        <w:spacing w:after="0" w:line="360" w:lineRule="auto"/>
-        <w:jc w:val="both"/>
-        <w:rPr>
-          <w:rFonts w:ascii="Times New Roman" w:hAnsi="Times New Roman" w:cs="Times New Roman"/>
-          <w:sz w:val="28"/>
-          <w:szCs w:val="28"/>
-        </w:rPr>
-      </w:pPr>
-      <w:r>
-        <w:rPr>
-          <w:rFonts w:ascii="Times New Roman" w:hAnsi="Times New Roman" w:cs="Times New Roman"/>
-          <w:b/>
-          <w:sz w:val="28"/>
-          <w:szCs w:val="28"/>
-        </w:rPr>
-        <w:t>Контекст</w:t>
-      </w:r>
-      <w:r>
-        <w:rPr>
-          <w:rFonts w:ascii="Times New Roman" w:hAnsi="Times New Roman" w:cs="Times New Roman"/>
-          <w:sz w:val="28"/>
-          <w:szCs w:val="28"/>
-        </w:rPr>
-        <w:t xml:space="preserve">: </w:t>
-      </w:r>
-      <w:r>
-        <w:rPr>
-          <w:rFonts w:ascii="Times New Roman" w:hAnsi="Times New Roman" w:cs="Times New Roman"/>
-          <w:sz w:val="28"/>
-          <w:szCs w:val="28"/>
-        </w:rPr>
-        <w:t>герои попадают в новый комплекс, как</w:t>
-      </w:r>
-      <w:r>
-        <w:rPr>
-          <w:rFonts w:ascii="Times New Roman" w:hAnsi="Times New Roman" w:cs="Times New Roman"/>
-          <w:sz w:val="28"/>
-          <w:szCs w:val="28"/>
-        </w:rPr>
-        <w:t xml:space="preserve"> </w:t>
-      </w:r>
-      <w:r>
-        <w:rPr>
-          <w:rFonts w:ascii="Times New Roman" w:hAnsi="Times New Roman" w:cs="Times New Roman"/>
-          <w:sz w:val="28"/>
-          <w:szCs w:val="28"/>
-        </w:rPr>
-        <w:t xml:space="preserve">бы в загробный мир, чтобы спасти академика Сеченова и победить </w:t>
-      </w:r>
-      <w:proofErr w:type="spellStart"/>
-      <w:r>
-        <w:rPr>
-          <w:rFonts w:ascii="Times New Roman" w:hAnsi="Times New Roman" w:cs="Times New Roman"/>
-          <w:sz w:val="28"/>
-          <w:szCs w:val="28"/>
-        </w:rPr>
-        <w:t>ХРАЗа</w:t>
-      </w:r>
-      <w:proofErr w:type="spellEnd"/>
-      <w:r>
-        <w:rPr>
-          <w:rFonts w:ascii="Times New Roman" w:hAnsi="Times New Roman" w:cs="Times New Roman"/>
-          <w:sz w:val="28"/>
-          <w:szCs w:val="28"/>
-        </w:rPr>
-        <w:t>.</w:t>
-      </w:r>
-    </w:p>
-    <w:p>
-      <w:pPr>
-        <w:spacing w:after="0" w:line="360" w:lineRule="auto"/>
-        <w:jc w:val="both"/>
-        <w:rPr>
-          <w:rFonts w:ascii="Times New Roman" w:hAnsi="Times New Roman" w:cs="Times New Roman"/>
-          <w:sz w:val="28"/>
-          <w:szCs w:val="28"/>
-        </w:rPr>
-      </w:pPr>
-      <w:r>
-        <w:rPr>
-          <w:rFonts w:ascii="Times New Roman" w:hAnsi="Times New Roman" w:cs="Times New Roman"/>
-          <w:b/>
-          <w:sz w:val="28"/>
-          <w:szCs w:val="28"/>
-        </w:rPr>
-        <w:t>Технология</w:t>
-      </w:r>
-      <w:r>
-        <w:rPr>
-          <w:rFonts w:ascii="Times New Roman" w:hAnsi="Times New Roman" w:cs="Times New Roman"/>
-          <w:sz w:val="28"/>
-          <w:szCs w:val="28"/>
-        </w:rPr>
-        <w:t>: -</w:t>
-      </w:r>
-    </w:p>
-    <w:p>
-      <w:pPr>
-        <w:spacing w:after="0" w:line="360" w:lineRule="auto"/>
-        <w:jc w:val="both"/>
-        <w:rPr>
-          <w:rFonts w:ascii="Times New Roman" w:hAnsi="Times New Roman" w:cs="Times New Roman"/>
-          <w:sz w:val="28"/>
-          <w:szCs w:val="28"/>
-        </w:rPr>
-      </w:pPr>
-    </w:p>
-    <w:p>
-      <w:pPr>
-        <w:spacing w:after="0" w:line="360" w:lineRule="auto"/>
-        <w:jc w:val="both"/>
-        <w:rPr>
-          <w:rFonts w:ascii="Times New Roman" w:hAnsi="Times New Roman" w:cs="Times New Roman"/>
-          <w:b/>
-          <w:sz w:val="28"/>
-          <w:szCs w:val="28"/>
-        </w:rPr>
-      </w:pPr>
-      <w:r>
-        <w:rPr>
-          <w:rFonts w:ascii="Times New Roman" w:hAnsi="Times New Roman" w:cs="Times New Roman"/>
-          <w:b/>
-          <w:sz w:val="28"/>
-          <w:szCs w:val="28"/>
-        </w:rPr>
-        <w:t>Эстетика – Контекст</w:t>
-      </w:r>
-    </w:p>
-    <w:p>
-      <w:pPr>
-        <w:spacing w:after="0" w:line="360" w:lineRule="auto"/>
-        <w:jc w:val="both"/>
-        <w:rPr>
-          <w:rFonts w:ascii="Times New Roman" w:hAnsi="Times New Roman" w:cs="Times New Roman"/>
-          <w:sz w:val="28"/>
-          <w:szCs w:val="28"/>
-        </w:rPr>
-      </w:pPr>
-      <w:r>
-        <w:rPr>
-          <w:rFonts w:ascii="Times New Roman" w:hAnsi="Times New Roman" w:cs="Times New Roman"/>
-          <w:sz w:val="28"/>
-          <w:szCs w:val="28"/>
-        </w:rPr>
-        <w:t>Интерьеры комплекса выполнены в египетском стиле, что визуально отделяет его от всех остальных и отсылает к египетской мифолог</w:t>
-      </w:r>
-      <w:proofErr w:type="gramStart"/>
-      <w:r>
-        <w:rPr>
-          <w:rFonts w:ascii="Times New Roman" w:hAnsi="Times New Roman" w:cs="Times New Roman"/>
-          <w:sz w:val="28"/>
-          <w:szCs w:val="28"/>
-        </w:rPr>
-        <w:t>ии и её</w:t>
-      </w:r>
-      <w:proofErr w:type="gramEnd"/>
-      <w:r>
-        <w:rPr>
-          <w:rFonts w:ascii="Times New Roman" w:hAnsi="Times New Roman" w:cs="Times New Roman"/>
-          <w:sz w:val="28"/>
-          <w:szCs w:val="28"/>
-        </w:rPr>
-        <w:t xml:space="preserve"> загробному миру. Это объяснено тем, что он предназначен специально для </w:t>
-      </w:r>
-      <w:proofErr w:type="spellStart"/>
-      <w:r>
-        <w:rPr>
-          <w:rFonts w:ascii="Times New Roman" w:hAnsi="Times New Roman" w:cs="Times New Roman"/>
-          <w:sz w:val="28"/>
-          <w:szCs w:val="28"/>
-        </w:rPr>
-        <w:t>полиморфов</w:t>
-      </w:r>
-      <w:proofErr w:type="spellEnd"/>
-      <w:r>
-        <w:rPr>
-          <w:rFonts w:ascii="Times New Roman" w:hAnsi="Times New Roman" w:cs="Times New Roman"/>
-          <w:sz w:val="28"/>
-          <w:szCs w:val="28"/>
-        </w:rPr>
-        <w:t xml:space="preserve"> и так им будет проще привыкнуть к новой жизни.</w:t>
-      </w:r>
-    </w:p>
-    <w:p>
-      <w:pPr>
-        <w:spacing w:after="0" w:line="360" w:lineRule="auto"/>
-        <w:jc w:val="both"/>
-        <w:rPr>
-          <w:rFonts w:ascii="Times New Roman" w:hAnsi="Times New Roman" w:cs="Times New Roman"/>
-          <w:sz w:val="28"/>
-          <w:szCs w:val="28"/>
-        </w:rPr>
-      </w:pPr>
-    </w:p>
-    <w:p>
-      <w:pPr>
-        <w:spacing w:after="0" w:line="360" w:lineRule="auto"/>
-        <w:jc w:val="both"/>
-        <w:rPr>
-          <w:rFonts w:ascii="Times New Roman" w:hAnsi="Times New Roman" w:cs="Times New Roman"/>
-          <w:b/>
-          <w:sz w:val="28"/>
-          <w:szCs w:val="28"/>
-        </w:rPr>
-      </w:pPr>
-      <w:r>
-        <w:rPr>
-          <w:rFonts w:ascii="Times New Roman" w:hAnsi="Times New Roman" w:cs="Times New Roman"/>
-          <w:b/>
-          <w:sz w:val="28"/>
-          <w:szCs w:val="28"/>
-        </w:rPr>
-        <w:t>Эстетика – Контекст</w:t>
-      </w:r>
-    </w:p>
-    <w:p>
-      <w:pPr>
-        <w:spacing w:after="0" w:line="360" w:lineRule="auto"/>
-        <w:jc w:val="both"/>
-        <w:rPr>
-          <w:rFonts w:ascii="Times New Roman" w:hAnsi="Times New Roman" w:cs="Times New Roman"/>
-          <w:sz w:val="28"/>
-          <w:szCs w:val="28"/>
-        </w:rPr>
-      </w:pPr>
-      <w:r>
-        <w:rPr>
-          <w:rFonts w:ascii="Times New Roman" w:hAnsi="Times New Roman" w:cs="Times New Roman"/>
-          <w:sz w:val="28"/>
-          <w:szCs w:val="28"/>
-        </w:rPr>
-        <w:t xml:space="preserve">Попадание в комплекс происходит путем перемещения по «Стиксу» - каналу для перевозки грузов в саркофагах. Процесс переплавы </w:t>
-      </w:r>
-      <w:proofErr w:type="gramStart"/>
-      <w:r>
-        <w:rPr>
-          <w:rFonts w:ascii="Times New Roman" w:hAnsi="Times New Roman" w:cs="Times New Roman"/>
-          <w:sz w:val="28"/>
-          <w:szCs w:val="28"/>
-        </w:rPr>
-        <w:t>по этому</w:t>
-      </w:r>
-      <w:proofErr w:type="gramEnd"/>
-      <w:r>
-        <w:rPr>
-          <w:rFonts w:ascii="Times New Roman" w:hAnsi="Times New Roman" w:cs="Times New Roman"/>
-          <w:sz w:val="28"/>
-          <w:szCs w:val="28"/>
-        </w:rPr>
-        <w:t xml:space="preserve"> темному туннелю, подчеркивает переход из привычного мира в мир мертвых </w:t>
-      </w:r>
-      <w:proofErr w:type="spellStart"/>
-      <w:r>
-        <w:rPr>
-          <w:rFonts w:ascii="Times New Roman" w:hAnsi="Times New Roman" w:cs="Times New Roman"/>
-          <w:sz w:val="28"/>
-          <w:szCs w:val="28"/>
-        </w:rPr>
-        <w:t>полиморфов</w:t>
-      </w:r>
-      <w:proofErr w:type="spellEnd"/>
-      <w:r>
-        <w:rPr>
-          <w:rFonts w:ascii="Times New Roman" w:hAnsi="Times New Roman" w:cs="Times New Roman"/>
-          <w:sz w:val="28"/>
-          <w:szCs w:val="28"/>
-        </w:rPr>
-        <w:t>.</w:t>
-      </w:r>
-    </w:p>
-    <w:p>
-      <w:pPr>
-        <w:spacing w:after="0" w:line="360" w:lineRule="auto"/>
-        <w:jc w:val="both"/>
-        <w:rPr>
-          <w:rFonts w:ascii="Times New Roman" w:hAnsi="Times New Roman" w:cs="Times New Roman"/>
-          <w:sz w:val="28"/>
-          <w:szCs w:val="28"/>
-        </w:rPr>
-      </w:pPr>
-    </w:p>
-    <w:p>
-      <w:pPr>
-        <w:spacing w:after="0" w:line="360" w:lineRule="auto"/>
-        <w:jc w:val="both"/>
-        <w:rPr>
-          <w:rFonts w:ascii="Times New Roman" w:hAnsi="Times New Roman" w:cs="Times New Roman"/>
-          <w:b/>
-          <w:sz w:val="28"/>
-          <w:szCs w:val="28"/>
-        </w:rPr>
-      </w:pPr>
-      <w:r>
-        <w:rPr>
-          <w:rFonts w:ascii="Times New Roman" w:hAnsi="Times New Roman" w:cs="Times New Roman"/>
-          <w:b/>
-          <w:sz w:val="28"/>
-          <w:szCs w:val="28"/>
-        </w:rPr>
-        <w:t>Механика – Контекст</w:t>
-      </w:r>
-    </w:p>
-    <w:p>
-      <w:pPr>
-        <w:spacing w:after="0" w:line="360" w:lineRule="auto"/>
-        <w:jc w:val="both"/>
-        <w:rPr>
-          <w:rFonts w:ascii="Times New Roman" w:hAnsi="Times New Roman" w:cs="Times New Roman"/>
-          <w:sz w:val="28"/>
-          <w:szCs w:val="28"/>
-        </w:rPr>
-      </w:pPr>
-      <w:r>
-        <w:rPr>
-          <w:rFonts w:ascii="Times New Roman" w:hAnsi="Times New Roman" w:cs="Times New Roman"/>
-          <w:sz w:val="28"/>
-          <w:szCs w:val="28"/>
-        </w:rPr>
-        <w:t xml:space="preserve">Появление новых врагов – </w:t>
-      </w:r>
-      <w:proofErr w:type="spellStart"/>
-      <w:r>
-        <w:rPr>
-          <w:rFonts w:ascii="Times New Roman" w:hAnsi="Times New Roman" w:cs="Times New Roman"/>
-          <w:sz w:val="28"/>
-          <w:szCs w:val="28"/>
-        </w:rPr>
-        <w:t>полиморфов</w:t>
-      </w:r>
-      <w:proofErr w:type="spellEnd"/>
-      <w:r>
-        <w:rPr>
-          <w:rFonts w:ascii="Times New Roman" w:hAnsi="Times New Roman" w:cs="Times New Roman"/>
-          <w:sz w:val="28"/>
-          <w:szCs w:val="28"/>
-        </w:rPr>
-        <w:t xml:space="preserve">, обусловлено тем, что ХРАЗ наспех делает себе </w:t>
-      </w:r>
-      <w:proofErr w:type="gramStart"/>
-      <w:r>
-        <w:rPr>
-          <w:rFonts w:ascii="Times New Roman" w:hAnsi="Times New Roman" w:cs="Times New Roman"/>
-          <w:sz w:val="28"/>
-          <w:szCs w:val="28"/>
-        </w:rPr>
-        <w:t>приспешников</w:t>
-      </w:r>
-      <w:proofErr w:type="gramEnd"/>
-      <w:r>
-        <w:rPr>
-          <w:rFonts w:ascii="Times New Roman" w:hAnsi="Times New Roman" w:cs="Times New Roman"/>
-          <w:sz w:val="28"/>
-          <w:szCs w:val="28"/>
-        </w:rPr>
-        <w:t xml:space="preserve">, аналогичных обычным </w:t>
-      </w:r>
-      <w:proofErr w:type="spellStart"/>
-      <w:r>
-        <w:rPr>
-          <w:rFonts w:ascii="Times New Roman" w:hAnsi="Times New Roman" w:cs="Times New Roman"/>
-          <w:sz w:val="28"/>
-          <w:szCs w:val="28"/>
-        </w:rPr>
-        <w:t>полиморфам</w:t>
-      </w:r>
-      <w:proofErr w:type="spellEnd"/>
-      <w:r>
-        <w:rPr>
-          <w:rFonts w:ascii="Times New Roman" w:hAnsi="Times New Roman" w:cs="Times New Roman"/>
-          <w:sz w:val="28"/>
-          <w:szCs w:val="28"/>
-        </w:rPr>
-        <w:t>, которые живут в комплексе. Но так как они были сделаны из уже умерших людей, то они не обладают разумом, а похожи на оживших мертвецов.</w:t>
-      </w:r>
-    </w:p>
-    <w:p>
-      <w:pPr>
-        <w:spacing w:after="0" w:line="360" w:lineRule="auto"/>
-        <w:jc w:val="both"/>
-        <w:rPr>
-          <w:rFonts w:ascii="Times New Roman" w:hAnsi="Times New Roman" w:cs="Times New Roman"/>
-          <w:sz w:val="28"/>
-          <w:szCs w:val="28"/>
-        </w:rPr>
-      </w:pPr>
-    </w:p>
-    <w:p>
-      <w:pPr>
-        <w:spacing w:after="0" w:line="360" w:lineRule="auto"/>
-        <w:jc w:val="both"/>
-        <w:rPr>
-          <w:rFonts w:ascii="Times New Roman" w:hAnsi="Times New Roman" w:cs="Times New Roman"/>
-          <w:b/>
-          <w:sz w:val="28"/>
-          <w:szCs w:val="28"/>
-        </w:rPr>
-      </w:pPr>
-      <w:r>
-        <w:rPr>
-          <w:rFonts w:ascii="Times New Roman" w:hAnsi="Times New Roman" w:cs="Times New Roman"/>
-          <w:b/>
-          <w:sz w:val="28"/>
-          <w:szCs w:val="28"/>
-        </w:rPr>
-        <w:t>Механика – Эстетика</w:t>
-      </w:r>
-    </w:p>
-    <w:p>
-      <w:pPr>
-        <w:spacing w:after="0" w:line="360" w:lineRule="auto"/>
-        <w:jc w:val="both"/>
-        <w:rPr>
-          <w:rFonts w:ascii="Times New Roman" w:hAnsi="Times New Roman" w:cs="Times New Roman"/>
-          <w:sz w:val="28"/>
-          <w:szCs w:val="28"/>
-        </w:rPr>
-      </w:pPr>
-      <w:proofErr w:type="spellStart"/>
-      <w:r>
-        <w:rPr>
-          <w:rFonts w:ascii="Times New Roman" w:hAnsi="Times New Roman" w:cs="Times New Roman"/>
-          <w:sz w:val="28"/>
-          <w:szCs w:val="28"/>
-        </w:rPr>
-        <w:lastRenderedPageBreak/>
         <w:t>Полиморфы</w:t>
       </w:r>
       <w:proofErr w:type="spellEnd"/>
@@ -1311,8 +2423,13 @@
           <w:szCs w:val="28"/>
         </w:rPr>
       </w:pPr>
-      <w:bookmarkStart w:id="0" w:name="_GoBack"/>
-      <w:bookmarkEnd w:id="0"/>
+      <w:r>
+        <w:rPr>
+          <w:sz w:val="28"/>
+          <w:szCs w:val="28"/>
+        </w:rPr>
+        <w:t>Сделать пустынные локации, занесенные песком, чтобы подчеркнуть отрешенность загробного мира и его пустынность.</w:t>
+      </w:r>
     </w:p>
     <w:sectPr>
       <w:pgSz w:w="11906" w:h="16838"/>
@@ -1553,6 +2670,119 @@
     </w:lvl>
   </w:abstractNum>
   <w:abstractNum w:abstractNumId="2">
+    <w:nsid w:val="47316AB9"/>
+    <w:multiLevelType w:val="hybridMultilevel"/>
+    <w:tmpl w:val="C72A1554"/>
+    <w:lvl w:ilvl="0" w:tplc="04190001">
+      <w:start w:val="1"/>
+      <w:numFmt w:val="bullet"/>
+      <w:lvlText w:val=""/>
+      <w:lvlJc w:val="left"/>
+      <w:pPr>
+        <w:ind w:left="720" w:hanging="360"/>
+      </w:pPr>
+      <w:rPr>
+        <w:rFonts w:ascii="Symbol" w:hAnsi="Symbol" w:hint="default"/>
+      </w:rPr>
+    </w:lvl>
+    <w:lvl w:ilvl="1" w:tplc="04190003" w:tentative="1">
+      <w:start w:val="1"/>
+      <w:numFmt w:val="bullet"/>
+      <w:lvlText w:val="o"/>
+      <w:lvlJc w:val="left"/>
+      <w:pPr>
+        <w:ind w:left="1440" w:hanging="360"/>
+      </w:pPr>
+      <w:rPr>
+        <w:rFonts w:ascii="Courier New" w:hAnsi="Courier New" w:cs="Courier New" w:hint="default"/>
+      </w:rPr>
+    </w:lvl>
+    <w:lvl w:ilvl="2" w:tplc="04190005" w:tentative="1">
+      <w:start w:val="1"/>
+      <w:numFmt w:val="bullet"/>
+      <w:lvlText w:val=""/>
+      <w:lvlJc w:val="left"/>
+      <w:pPr>
+        <w:ind w:left="2160" w:hanging="360"/>
+      </w:pPr>
+      <w:rPr>
+        <w:rFonts w:ascii="Wingdings" w:hAnsi="Wingdings" w:hint="default"/>
+      </w:rPr>
+    </w:lvl>
+    <w:lvl w:ilvl="3" w:tplc="04190001" w:tentative="1">
+      <w:start w:val="1"/>
+      <w:numFmt w:val="bullet"/>
+      <w:lvlText w:val=""/>
+      <w:lvlJc w:val="left"/>
+      <w:pPr>
+        <w:ind w:left="2880" w:hanging="360"/>
+      </w:pPr>
+      <w:rPr>
+        <w:rFonts w:ascii="Symbol" w:hAnsi="Symbol" w:hint="default"/>
+      </w:rPr>
+    </w:lvl>
+    <w:lvl w:ilvl="4" w:tplc="04190003" w:tentative="1">
+      <w:start w:val="1"/>
+      <w:numFmt w:val="bullet"/>
+      <w:lvlText w:val="o"/>
+      <w:lvlJc w:val="left"/>
+      <w:pPr>
+        <w:ind w:left="3600" w:hanging="360"/>
+      </w:pPr>
+      <w:rPr>
+        <w:rFonts w:ascii="Courier New" w:hAnsi="Courier New" w:cs="Courier New" w:hint="default"/>
+      </w:rPr>
+    </w:lvl>
+    <w:lvl w:ilvl="5" w:tplc="04190005" w:tentative="1">
+      <w:start w:val="1"/>
+      <w:numFmt w:val="bullet"/>
+      <w:lvlText w:val=""/>
+      <w:lvlJc w:val="left"/>
+      <w:pPr>
+        <w:ind w:left="4320" w:hanging="360"/>
+      </w:pPr>
+      <w:rPr>
+        <w:rFonts w:ascii="Wingdings" w:hAnsi="Wingdings" w:hint="default"/>
+      </w:rPr>
+    </w:lvl>
+    <w:lvl w:ilvl="6" w:tplc="04190001" w:tentative="1">
+      <w:start w:val="1"/>
+      <w:numFmt w:val="bullet"/>
+      <w:lvlText w:val=""/>
+      <w:lvlJc w:val="left"/>
+      <w:pPr>
+        <w:ind w:left="5040" w:hanging="360"/>
+      </w:pPr>
+      <w:rPr>
+        <w:rFonts w:ascii="Symbol" w:hAnsi="Symbol" w:hint="default"/>
+      </w:rPr>
+    </w:lvl>
+    <w:lvl w:ilvl="7" w:tplc="04190003" w:tentative="1">
+      <w:start w:val="1"/>
+      <w:numFmt w:val="bullet"/>
+      <w:lvlText w:val="o"/>
+      <w:lvlJc w:val="left"/>
+      <w:pPr>
+        <w:ind w:left="5760" w:hanging="360"/>
+      </w:pPr>
+      <w:rPr>
+        <w:rFonts w:ascii="Courier New" w:hAnsi="Courier New" w:cs="Courier New" w:hint="default"/>
+      </w:rPr>
+    </w:lvl>
+    <w:lvl w:ilvl="8" w:tplc="04190005" w:tentative="1">
+      <w:start w:val="1"/>
+      <w:numFmt w:val="bullet"/>
+      <w:lvlText w:val=""/>
+      <w:lvlJc w:val="left"/>
+      <w:pPr>
+        <w:ind w:left="6480" w:hanging="360"/>
+      </w:pPr>
+      <w:rPr>
+        <w:rFonts w:ascii="Wingdings" w:hAnsi="Wingdings" w:hint="default"/>
+      </w:rPr>
+    </w:lvl>
+  </w:abstractNum>
+  <w:abstractNum w:abstractNumId="3">
     <w:nsid w:val="4EEE47E2"/>
     <w:multiLevelType w:val="hybridMultilevel"/>
     <w:tmpl w:val="7D5A8612"/>
@@ -1665,7 +2895,7 @@
       </w:rPr>
     </w:lvl>
   </w:abstractNum>
-  <w:abstractNum w:abstractNumId="3">
+  <w:abstractNum w:abstractNumId="4">
     <w:nsid w:val="632E3322"/>
     <w:multiLevelType w:val="hybridMultilevel"/>
     <w:tmpl w:val="A014A298"/>
@@ -1778,7 +3008,7 @@
       </w:rPr>
     </w:lvl>
   </w:abstractNum>
-  <w:abstractNum w:abstractNumId="4">
+  <w:abstractNum w:abstractNumId="5">
     <w:nsid w:val="65A36AFC"/>
     <w:multiLevelType w:val="hybridMultilevel"/>
     <w:tmpl w:val="027CA5CE"/>
@@ -1891,20 +3121,139 @@
       </w:rPr>
     </w:lvl>
   </w:abstractNum>
+  <w:abstractNum w:abstractNumId="6">
+    <w:nsid w:val="6D7E5056"/>
+    <w:multiLevelType w:val="hybridMultilevel"/>
+    <w:tmpl w:val="8F2E4584"/>
+    <w:lvl w:ilvl="0" w:tplc="04190001">
+      <w:start w:val="1"/>
+      <w:numFmt w:val="bullet"/>
+      <w:lvlText w:val=""/>
+      <w:lvlJc w:val="left"/>
+      <w:pPr>
+        <w:ind w:left="720" w:hanging="360"/>
+      </w:pPr>
+      <w:rPr>
+        <w:rFonts w:ascii="Symbol" w:hAnsi="Symbol" w:hint="default"/>
+      </w:rPr>
+    </w:lvl>
+    <w:lvl w:ilvl="1" w:tplc="04190003" w:tentative="1">
+      <w:start w:val="1"/>
+      <w:numFmt w:val="bullet"/>
+      <w:lvlText w:val="o"/>
+      <w:lvlJc w:val="left"/>
+      <w:pPr>
+        <w:ind w:left="1440" w:hanging="360"/>
+      </w:pPr>
+      <w:rPr>
+        <w:rFonts w:ascii="Courier New" w:hAnsi="Courier New" w:cs="Courier New" w:hint="default"/>
+      </w:rPr>
+    </w:lvl>
+    <w:lvl w:ilvl="2" w:tplc="04190005" w:tentative="1">
+      <w:start w:val="1"/>
+      <w:numFmt w:val="bullet"/>
+      <w:lvlText w:val=""/>
+      <w:lvlJc w:val="left"/>
+      <w:pPr>
+        <w:ind w:left="2160" w:hanging="360"/>
+      </w:pPr>
+      <w:rPr>
+        <w:rFonts w:ascii="Wingdings" w:hAnsi="Wingdings" w:hint="default"/>
+      </w:rPr>
+    </w:lvl>
+    <w:lvl w:ilvl="3" w:tplc="04190001" w:tentative="1">
+      <w:start w:val="1"/>
+      <w:numFmt w:val="bullet"/>
+      <w:lvlText w:val=""/>
+      <w:lvlJc w:val="left"/>
+      <w:pPr>
+        <w:ind w:left="2880" w:hanging="360"/>
+      </w:pPr>
+      <w:rPr>
+        <w:rFonts w:ascii="Symbol" w:hAnsi="Symbol" w:hint="default"/>
+      </w:rPr>
+    </w:lvl>
+    <w:lvl w:ilvl="4" w:tplc="04190003" w:tentative="1">
+      <w:start w:val="1"/>
+      <w:numFmt w:val="bullet"/>
+      <w:lvlText w:val="o"/>
+      <w:lvlJc w:val="left"/>
+      <w:pPr>
+        <w:ind w:left="3600" w:hanging="360"/>
+      </w:pPr>
+      <w:rPr>
+        <w:rFonts w:ascii="Courier New" w:hAnsi="Courier New" w:cs="Courier New" w:hint="default"/>
+      </w:rPr>
+    </w:lvl>
+    <w:lvl w:ilvl="5" w:tplc="04190005" w:tentative="1">
+      <w:start w:val="1"/>
+      <w:numFmt w:val="bullet"/>
+      <w:lvlText w:val=""/>
+      <w:lvlJc w:val="left"/>
+      <w:pPr>
+        <w:ind w:left="4320" w:hanging="360"/>
+      </w:pPr>
+      <w:rPr>
+        <w:rFonts w:ascii="Wingdings" w:hAnsi="Wingdings" w:hint="default"/>
+      </w:rPr>
+    </w:lvl>
+    <w:lvl w:ilvl="6" w:tplc="04190001" w:tentative="1">
+      <w:start w:val="1"/>
+      <w:numFmt w:val="bullet"/>
+      <w:lvlText w:val=""/>
+      <w:lvlJc w:val="left"/>
+      <w:pPr>
+        <w:ind w:left="5040" w:hanging="360"/>
+      </w:pPr>
+      <w:rPr>
+        <w:rFonts w:ascii="Symbol" w:hAnsi="Symbol" w:hint="default"/>
+      </w:rPr>
+    </w:lvl>
+    <w:lvl w:ilvl="7" w:tplc="04190003" w:tentative="1">
+      <w:start w:val="1"/>
+      <w:numFmt w:val="bullet"/>
+      <w:lvlText w:val="o"/>
+      <w:lvlJc w:val="left"/>
+      <w:pPr>
+        <w:ind w:left="5760" w:hanging="360"/>
+      </w:pPr>
+      <w:rPr>
+        <w:rFonts w:ascii="Courier New" w:hAnsi="Courier New" w:cs="Courier New" w:hint="default"/>
+      </w:rPr>
+    </w:lvl>
+    <w:lvl w:ilvl="8" w:tplc="04190005" w:tentative="1">
+      <w:start w:val="1"/>
+      <w:numFmt w:val="bullet"/>
+      <w:lvlText w:val=""/>
+      <w:lvlJc w:val="left"/>
+      <w:pPr>
+        <w:ind w:left="6480" w:hanging="360"/>
+      </w:pPr>
+      <w:rPr>
+        <w:rFonts w:ascii="Wingdings" w:hAnsi="Wingdings" w:hint="default"/>
+      </w:rPr>
+    </w:lvl>
+  </w:abstractNum>
   <w:num w:numId="1">
-    <w:abstractNumId w:val="2"/>
+    <w:abstractNumId w:val="3"/>
   </w:num>
   <w:num w:numId="2">
     <w:abstractNumId w:val="0"/>
   </w:num>
   <w:num w:numId="3">
-    <w:abstractNumId w:val="4"/>
+    <w:abstractNumId w:val="5"/>
   </w:num>
   <w:num w:numId="4">
     <w:abstractNumId w:val="1"/>
   </w:num>
   <w:num w:numId="5">
-    <w:abstractNumId w:val="3"/>
+    <w:abstractNumId w:val="4"/>
+  </w:num>
+  <w:num w:numId="6">
+    <w:abstractNumId w:val="2"/>
+  </w:num>
+  <w:num w:numId="7">
+    <w:abstractNumId w:val="6"/>
   </w:num>
 </w:numbering>
 </file>
@@ -2660,4 +4009,16 @@
   <a:objectDefaults/>
   <a:extraClrSchemeLst/>
 </a:theme>
+</file>
+
+<file path=customXml/item1.xml><?xml version="1.0" encoding="utf-8"?>
+<b:Sources xmlns:b="http://schemas.openxmlformats.org/officeDocument/2006/bibliography" xmlns="http://schemas.openxmlformats.org/officeDocument/2006/bibliography" SelectedStyle="\APA.XSL" StyleName="APA"/>
+</file>
+
+<file path=customXml/itemProps1.xml><?xml version="1.0" encoding="utf-8"?>
+<ds:datastoreItem xmlns:ds="http://schemas.openxmlformats.org/officeDocument/2006/customXml" ds:itemID="{AB28197A-247A-46B8-AD25-EC44B73FFDE1}">
+  <ds:schemaRefs>
+    <ds:schemaRef ds:uri="http://schemas.openxmlformats.org/officeDocument/2006/bibliography"/>
+  </ds:schemaRefs>
+</ds:datastoreItem>
 </file>